--- a/produkt/docs/Любовь-и-деньги-презентация.docx
+++ b/produkt/docs/Любовь-и-деньги-презентация.docx
@@ -1269,7 +1269,7 @@
                 <w:sz w:val="17"/>
                 <w:szCs w:val="17"/>
               </w:rPr>
-              <w:t xml:space="preserve">Метод и группа</w:t>
+              <w:t xml:space="preserve">Программа и сообщество</w:t>
             </w:r>
           </w:p>
           <w:p>
@@ -1347,7 +1347,7 @@
                 <w:sz w:val="17"/>
                 <w:szCs w:val="17"/>
               </w:rPr>
-              <w:t xml:space="preserve">Виола отвечает вам</w:t>
+              <w:t xml:space="preserve">Плюс разбор с Виолой</w:t>
             </w:r>
           </w:p>
           <w:p>
@@ -1425,7 +1425,7 @@
                 <w:sz w:val="17"/>
                 <w:szCs w:val="17"/>
               </w:rPr>
-              <w:t xml:space="preserve">Виола с вашей историей</w:t>
+              <w:t xml:space="preserve">Плюс ответ лично вам</w:t>
             </w:r>
           </w:p>
           <w:p>
@@ -2561,7 +2561,7 @@
                 <w:sz w:val="17"/>
                 <w:szCs w:val="17"/>
               </w:rPr>
-              <w:t xml:space="preserve">Со второго тарифа — Виола отвечает лично вам</w:t>
+              <w:t xml:space="preserve">Со второго тарифа — отдельная встреча с Виолой сверх программы</w:t>
             </w:r>
           </w:p>
         </w:tc>
@@ -2590,7 +2590,7 @@
                 <w:sz w:val="21"/>
                 <w:szCs w:val="21"/>
               </w:rPr>
-              <w:t xml:space="preserve">Виола отвечает вам голосом</w:t>
+              <w:t xml:space="preserve">Зум с Виолой: любовь и деньги</w:t>
             </w:r>
           </w:p>
           <w:p>
@@ -2604,137 +2604,7 @@
                 <w:sz w:val="17"/>
                 <w:szCs w:val="17"/>
               </w:rPr>
-              <w:t xml:space="preserve">Ваши вопросы в чате, весь поток</w:t>
-            </w:r>
-          </w:p>
-        </w:tc>
-        <w:tc>
-          <w:tcPr>
-            <w:tcW w:type="dxa" w:w="1800"/>
-            <w:tcMar>
-              <w:top w:type="dxa" w:w="100"/>
-              <w:left w:type="dxa" w:w="120"/>
-              <w:bottom w:type="dxa" w:w="100"/>
-              <w:right w:type="dxa" w:w="120"/>
-            </w:tcMar>
-            <w:vAlign w:val="center"/>
-          </w:tcPr>
-          <w:p>
-            <w:pPr>
-              <w:spacing w:after="0" w:before="0" w:line="276"/>
-              <w:jc w:val="center"/>
-            </w:pPr>
-            <w:r>
-              <w:rPr>
-                <w:rFonts w:ascii="Georgia" w:cs="Georgia" w:eastAsia="Georgia" w:hAnsi="Georgia"/>
-                <w:b w:val="0"/>
-                <w:bCs w:val="0"/>
-                <w:color w:val="B9B3C4"/>
-                <w:sz w:val="22"/>
-                <w:szCs w:val="22"/>
-              </w:rPr>
-              <w:t xml:space="preserve">—</w:t>
-            </w:r>
-          </w:p>
-        </w:tc>
-        <w:tc>
-          <w:tcPr>
-            <w:tcW w:type="dxa" w:w="1800"/>
-            <w:tcMar>
-              <w:top w:type="dxa" w:w="100"/>
-              <w:left w:type="dxa" w:w="120"/>
-              <w:bottom w:type="dxa" w:w="100"/>
-              <w:right w:type="dxa" w:w="120"/>
-            </w:tcMar>
-            <w:vAlign w:val="center"/>
-          </w:tcPr>
-          <w:p>
-            <w:pPr>
-              <w:spacing w:after="0" w:before="0" w:line="276"/>
-              <w:jc w:val="center"/>
-            </w:pPr>
-            <w:r>
-              <w:rPr>
-                <w:rFonts w:ascii="Georgia" w:cs="Georgia" w:eastAsia="Georgia" w:hAnsi="Georgia"/>
-                <w:b w:val="1"/>
-                <w:bCs w:val="1"/>
-                <w:color w:val="8E3B62"/>
-                <w:sz w:val="24"/>
-                <w:szCs w:val="24"/>
-              </w:rPr>
-              <w:t xml:space="preserve">✓</w:t>
-            </w:r>
-          </w:p>
-        </w:tc>
-        <w:tc>
-          <w:tcPr>
-            <w:tcW w:type="dxa" w:w="1800"/>
-            <w:tcMar>
-              <w:top w:type="dxa" w:w="100"/>
-              <w:left w:type="dxa" w:w="120"/>
-              <w:bottom w:type="dxa" w:w="100"/>
-              <w:right w:type="dxa" w:w="120"/>
-            </w:tcMar>
-            <w:vAlign w:val="center"/>
-          </w:tcPr>
-          <w:p>
-            <w:pPr>
-              <w:spacing w:after="0" w:before="0" w:line="276"/>
-              <w:jc w:val="center"/>
-            </w:pPr>
-            <w:r>
-              <w:rPr>
-                <w:rFonts w:ascii="Georgia" w:cs="Georgia" w:eastAsia="Georgia" w:hAnsi="Georgia"/>
-                <w:b w:val="1"/>
-                <w:bCs w:val="1"/>
-                <w:color w:val="8E3B62"/>
-                <w:sz w:val="24"/>
-                <w:szCs w:val="24"/>
-              </w:rPr>
-              <w:t xml:space="preserve">✓</w:t>
-            </w:r>
-          </w:p>
-        </w:tc>
-      </w:tr>
-      <w:tr>
-        <w:tc>
-          <w:tcPr>
-            <w:tcW w:type="dxa" w:w="3960"/>
-            <w:tcMar>
-              <w:top w:type="dxa" w:w="100"/>
-              <w:left w:type="dxa" w:w="120"/>
-              <w:bottom w:type="dxa" w:w="100"/>
-              <w:right w:type="dxa" w:w="120"/>
-            </w:tcMar>
-          </w:tcPr>
-          <w:p>
-            <w:pPr>
-              <w:spacing w:after="40" w:before="0" w:line="276"/>
-            </w:pPr>
-            <w:r>
-              <w:rPr>
-                <w:rFonts w:ascii="Georgia" w:cs="Georgia" w:eastAsia="Georgia" w:hAnsi="Georgia"/>
-                <w:b/>
-                <w:bCs/>
-                <w:color w:val="1A1A1A"/>
-                <w:sz w:val="21"/>
-                <w:szCs w:val="21"/>
-              </w:rPr>
-              <w:t xml:space="preserve">Ваш вопрос на разборе потока</w:t>
-            </w:r>
-          </w:p>
-          <w:p>
-            <w:pPr>
-              <w:spacing w:after="0" w:before="0" w:line="276"/>
-            </w:pPr>
-            <w:r>
-              <w:rPr>
-                <w:rFonts w:ascii="Georgia" w:cs="Georgia" w:eastAsia="Georgia" w:hAnsi="Georgia"/>
-                <w:color w:val="6B6478"/>
-                <w:sz w:val="17"/>
-                <w:szCs w:val="17"/>
-              </w:rPr>
-              <w:t xml:space="preserve">Эфир вопросов с Виолой, 7-я неделя</w:t>
+              <w:t xml:space="preserve">Отдельная встреча сверх шести занятий. Разбираем главное: как ваша суперспособность работает в отношениях и в деньгах</w:t>
             </w:r>
           </w:p>
         </w:tc>
@@ -2853,7 +2723,7 @@
                 <w:sz w:val="17"/>
                 <w:szCs w:val="17"/>
               </w:rPr>
-              <w:t xml:space="preserve">Только в личном — работа один на один</w:t>
+              <w:t xml:space="preserve">Только в личном — Виола отвечает вам</w:t>
             </w:r>
           </w:p>
         </w:tc>
@@ -2882,7 +2752,7 @@
                 <w:sz w:val="21"/>
                 <w:szCs w:val="21"/>
               </w:rPr>
-              <w:t xml:space="preserve">Персональный аудио-разбор каждую неделю</w:t>
+              <w:t xml:space="preserve">Зум с Виолой: ответы на ваши вопросы</w:t>
             </w:r>
           </w:p>
           <w:p>
@@ -2896,7 +2766,7 @@
                 <w:sz w:val="17"/>
                 <w:szCs w:val="17"/>
               </w:rPr>
-              <w:t xml:space="preserve">Виола разбирает голосом вашу ситуацию</w:t>
+              <w:t xml:space="preserve">Ещё одна встреча: вы приносите свой вопрос, Виола отвечает в эфире</w:t>
             </w:r>
           </w:p>
         </w:tc>
@@ -3012,7 +2882,7 @@
                 <w:sz w:val="21"/>
                 <w:szCs w:val="21"/>
               </w:rPr>
-              <w:t xml:space="preserve">Круг</w:t>
+              <w:t xml:space="preserve">Персональное аудио от Виолы</w:t>
             </w:r>
           </w:p>
           <w:p>
@@ -3026,7 +2896,7 @@
                 <w:sz w:val="17"/>
                 <w:szCs w:val="17"/>
               </w:rPr>
-              <w:t xml:space="preserve">Закрытая встреча малой группы, 8-я неделя. Каждый разбирается лично</w:t>
+              <w:t xml:space="preserve">Ваш вопрос — её ответ голосом лично вам. То самое, за чем к ней и идут</w:t>
             </w:r>
           </w:p>
         </w:tc>
@@ -3316,7 +3186,7 @@
                 <w:sz w:val="20"/>
                 <w:szCs w:val="20"/>
               </w:rPr>
-              <w:t xml:space="preserve">[N]</w:t>
+              <w:t xml:space="preserve">без ограничений</w:t>
             </w:r>
           </w:p>
         </w:tc>
@@ -3613,7 +3483,7 @@
           <w:sz w:val="22"/>
           <w:szCs w:val="22"/>
         </w:rPr>
-        <w:t xml:space="preserve">Числа мест в тарифах «Полный» и «Личный» — считаем от её реальной ёмкости: сколько персональных аудио-разборов и адресных ответов в неделю она вывозит. Придуманный лимит не публикуем.</w:t>
+        <w:t xml:space="preserve">Одно число: сколько персональных аудио она делает за поток. Это и есть лимит мест в «Личном». Придуманный лимит не публикуем.</w:t>
       </w:r>
     </w:p>
     <w:p>
@@ -3632,7 +3502,7 @@
           <w:sz w:val="22"/>
           <w:szCs w:val="22"/>
         </w:rPr>
-        <w:t xml:space="preserve">Согласование цен 19 900 / 29 900 / 49 900 и самой трёхтарифной сетки.</w:t>
+        <w:t xml:space="preserve">Подтверждение двух зумов сверх программы: «любовь и деньги» на 7-й неделе и «ответы на вопросы» на 8-й.</w:t>
       </w:r>
     </w:p>
     <w:p>
@@ -3651,7 +3521,7 @@
           <w:sz w:val="22"/>
           <w:szCs w:val="22"/>
         </w:rPr>
-        <w:t xml:space="preserve">Формат: 6 недель против её горизонта «90 дней» для глубокой перестройки.</w:t>
+        <w:t xml:space="preserve">Согласование цен 19 900 / 29 900 / 49 900 и самой трёхтарифной сетки.</w:t>
       </w:r>
     </w:p>
     <w:p>
@@ -3670,7 +3540,7 @@
           <w:sz w:val="22"/>
           <w:szCs w:val="22"/>
         </w:rPr>
-        <w:t xml:space="preserve">Визирование строк её голоса, особенно денежных и заголовка (красная линия «без обещаний результата»).</w:t>
+        <w:t xml:space="preserve">Формат: 6 недель против её горизонта «90 дней» для глубокой перестройки.</w:t>
       </w:r>
     </w:p>
     <w:p>
@@ -3689,7 +3559,7 @@
           <w:sz w:val="22"/>
           <w:szCs w:val="22"/>
         </w:rPr>
-        <w:t xml:space="preserve">Точная формулировка регалий: «25 лет практики», «эмпатолог».</w:t>
+        <w:t xml:space="preserve">Визирование строк её голоса, особенно денежных и заголовка (красная линия «без обещаний результата»).</w:t>
       </w:r>
     </w:p>
     <w:p>
@@ -3708,24 +3578,7 @@
           <w:sz w:val="22"/>
           <w:szCs w:val="22"/>
         </w:rPr>
-        <w:t xml:space="preserve">Дата старта первого потока.</w:t>
-      </w:r>
-    </w:p>
-    <w:p>
-      <w:pPr>
-        <w:pStyle w:val="Heading3"/>
-        <w:spacing w:after="80" w:before="200"/>
-      </w:pPr>
-      <w:r>
-        <w:rPr>
-          <w:rFonts w:ascii="Georgia" w:cs="Georgia" w:eastAsia="Georgia" w:hAnsi="Georgia"/>
-          <w:b/>
-          <w:bCs/>
-          <w:color w:val="2B2440"/>
-          <w:sz w:val="23"/>
-          <w:szCs w:val="23"/>
-        </w:rPr>
-        <w:t xml:space="preserve">Что замеряем на кастдеве</w:t>
+        <w:t xml:space="preserve">Точная формулировка регалий: «25 лет практики», «эмпатолог».</w:t>
       </w:r>
     </w:p>
     <w:p>
@@ -3744,7 +3597,24 @@
           <w:sz w:val="22"/>
           <w:szCs w:val="22"/>
         </w:rPr>
-        <w:t xml:space="preserve">Какой тариф выбирают глазами и почему.</w:t>
+        <w:t xml:space="preserve">Дата старта первого потока.</w:t>
+      </w:r>
+    </w:p>
+    <w:p>
+      <w:pPr>
+        <w:pStyle w:val="Heading3"/>
+        <w:spacing w:after="80" w:before="200"/>
+      </w:pPr>
+      <w:r>
+        <w:rPr>
+          <w:rFonts w:ascii="Georgia" w:cs="Georgia" w:eastAsia="Georgia" w:hAnsi="Georgia"/>
+          <w:b/>
+          <w:bCs/>
+          <w:color w:val="2B2440"/>
+          <w:sz w:val="23"/>
+          <w:szCs w:val="23"/>
+        </w:rPr>
+        <w:t xml:space="preserve">Что замеряем на кастдеве</w:t>
       </w:r>
     </w:p>
     <w:p>
@@ -3763,7 +3633,7 @@
           <w:sz w:val="22"/>
           <w:szCs w:val="22"/>
         </w:rPr>
-        <w:t xml:space="preserve">Цена: «легко / нормально / дорого» и где порог.</w:t>
+        <w:t xml:space="preserve">Какой тариф выбирают глазами и почему.</w:t>
       </w:r>
     </w:p>
     <w:p>
@@ -3782,7 +3652,7 @@
           <w:sz w:val="22"/>
           <w:szCs w:val="22"/>
         </w:rPr>
-        <w:t xml:space="preserve">Что цепляет сильнее: спокойствие с деньгами или своё дело.</w:t>
+        <w:t xml:space="preserve">Цена: «легко / нормально / дорого» и где порог.</w:t>
       </w:r>
     </w:p>
     <w:p>
@@ -3801,24 +3671,7 @@
           <w:sz w:val="22"/>
           <w:szCs w:val="22"/>
         </w:rPr>
-        <w:t xml:space="preserve">Какая неделя программы звучит нужнее всего.</w:t>
-      </w:r>
-    </w:p>
-    <w:p>
-      <w:pPr>
-        <w:pStyle w:val="Heading3"/>
-        <w:spacing w:after="80" w:before="200"/>
-      </w:pPr>
-      <w:r>
-        <w:rPr>
-          <w:rFonts w:ascii="Georgia" w:cs="Georgia" w:eastAsia="Georgia" w:hAnsi="Georgia"/>
-          <w:b/>
-          <w:bCs/>
-          <w:color w:val="2B2440"/>
-          <w:sz w:val="23"/>
-          <w:szCs w:val="23"/>
-        </w:rPr>
-        <w:t xml:space="preserve">Логика тарифной сетки</w:t>
+        <w:t xml:space="preserve">Что цепляет сильнее: спокойствие с деньгами или своё дело.</w:t>
       </w:r>
     </w:p>
     <w:p>
@@ -3837,7 +3690,24 @@
           <w:sz w:val="22"/>
           <w:szCs w:val="22"/>
         </w:rPr>
-        <w:t xml:space="preserve">Тарифы различаются только доступом к Виоле. Все материалы одинаковы везде: делить по объёму материалов значит выдать дешёвому тарифу урезанную версию.</w:t>
+        <w:t xml:space="preserve">Какая неделя программы звучит нужнее всего.</w:t>
+      </w:r>
+    </w:p>
+    <w:p>
+      <w:pPr>
+        <w:pStyle w:val="Heading3"/>
+        <w:spacing w:after="80" w:before="200"/>
+      </w:pPr>
+      <w:r>
+        <w:rPr>
+          <w:rFonts w:ascii="Georgia" w:cs="Georgia" w:eastAsia="Georgia" w:hAnsi="Georgia"/>
+          <w:b/>
+          <w:bCs/>
+          <w:color w:val="2B2440"/>
+          <w:sz w:val="23"/>
+          <w:szCs w:val="23"/>
+        </w:rPr>
+        <w:t xml:space="preserve">Логика тарифной сетки</w:t>
       </w:r>
     </w:p>
     <w:p>
@@ -3856,7 +3726,7 @@
           <w:sz w:val="22"/>
           <w:szCs w:val="22"/>
         </w:rPr>
-        <w:t xml:space="preserve">В базовом тарифе метод целиком, результат достижим без доплат.</w:t>
+        <w:t xml:space="preserve">Тарифы различаются только доступом к Виоле. Все материалы одинаковы везде: делить по объёму материалов значит выдать дешёвому тарифу урезанную версию.</w:t>
       </w:r>
     </w:p>
     <w:p>
@@ -3875,7 +3745,7 @@
           <w:sz w:val="22"/>
           <w:szCs w:val="22"/>
         </w:rPr>
-        <w:t xml:space="preserve">Шаг между тарифами меньше воспринимаемой прибавки: +10 000 против её консультации в 200 евро.</w:t>
+        <w:t xml:space="preserve">В базовом тарифе метод целиком, результат достижим без доплат.</w:t>
       </w:r>
     </w:p>
     <w:p>
@@ -3913,7 +3783,26 @@
           <w:sz w:val="22"/>
           <w:szCs w:val="22"/>
         </w:rPr>
-        <w:t xml:space="preserve">Ограничение мест только там, где оно вытекает из физики её времени.</w:t>
+        <w:t xml:space="preserve">Ограничение мест только там, где оно вытекает из физики её времени: групповые зумы в ёмкость не упираются, поэтому лимит стоит только в «Личном».</w:t>
+      </w:r>
+    </w:p>
+    <w:p>
+      <w:pPr>
+        <w:pStyle w:val="ListParagraph"/>
+        <w:numPr>
+          <w:ilvl w:val="0"/>
+          <w:numId w:val="2"/>
+        </w:numPr>
+        <w:spacing w:after="90" w:line="276"/>
+      </w:pPr>
+      <w:r>
+        <w:rPr>
+          <w:rFonts w:ascii="Georgia" w:cs="Georgia" w:eastAsia="Georgia" w:hAnsi="Georgia"/>
+          <w:color w:val="1A1A1A"/>
+          <w:sz w:val="22"/>
+          <w:szCs w:val="22"/>
+        </w:rPr>
+        <w:t xml:space="preserve">ВНИМАНИЕ. После правки лестницы шаг между тарифами дороже прибавки: +10 000 за один групповой зум и +20 000 за зум с одним аудио. По правилу шаг должен быть примерно вдвое дешевле воспринимаемой прибавки. Решаем до кастдева: либо усиливаем прибавку (вопросы собираем заранее, персональное аудио привязываем к разбору доски желаний), либо опускаем цены до 19 900 / 24 900 / 39 900.</w:t>
       </w:r>
     </w:p>
     <w:p>

--- a/produkt/docs/Любовь-и-деньги-презентация.docx
+++ b/produkt/docs/Любовь-и-деньги-презентация.docx
@@ -110,7 +110,21 @@
           <w:sz w:val="26"/>
           <w:szCs w:val="26"/>
         </w:rPr>
-        <w:t xml:space="preserve">Узнаёте себя?</w:t>
+        <w:t xml:space="preserve">Представьте: та же сила, но теперь вы умеете ею управлять</w:t>
+      </w:r>
+    </w:p>
+    <w:p>
+      <w:pPr>
+        <w:spacing w:after="100" w:before="0" w:line="276"/>
+      </w:pPr>
+      <w:r>
+        <w:rPr>
+          <w:rFonts w:ascii="Georgia" w:cs="Georgia" w:eastAsia="Georgia" w:hAnsi="Georgia"/>
+          <w:color w:val="1A1A1A"/>
+          <w:sz w:val="22"/>
+          <w:szCs w:val="22"/>
+        </w:rPr>
+        <w:t xml:space="preserve">Вот что меняется.</w:t>
       </w:r>
     </w:p>
     <w:p>
@@ -129,7 +143,7 @@
           <w:sz w:val="22"/>
           <w:szCs w:val="22"/>
         </w:rPr>
-        <w:t xml:space="preserve">Вы заходите в комнату и сразу чувствуете энергетику и настроение каждого. Считываете людей раньше, чем они откроют рот.</w:t>
+        <w:t xml:space="preserve">Выслушали человека и не развалились на весь день. Силы остались вам.</w:t>
       </w:r>
     </w:p>
     <w:p>
@@ -148,7 +162,7 @@
           <w:sz w:val="22"/>
           <w:szCs w:val="22"/>
         </w:rPr>
-        <w:t xml:space="preserve">Подруга звонит в слезах в полночь. Вы слушаете два часа, хотя валитесь с ног.</w:t>
+        <w:t xml:space="preserve">Говорите «нет» спокойно и уверенно. И потом себя не грызёте.</w:t>
       </w:r>
     </w:p>
     <w:p>
@@ -167,7 +181,7 @@
           <w:sz w:val="22"/>
           <w:szCs w:val="22"/>
         </w:rPr>
-        <w:t xml:space="preserve">Всем нужна ваша энергия. А что нужно вам, не спрашивает никто.</w:t>
+        <w:t xml:space="preserve">Ваш радар работает на вас: видите верный шаг, нужного человека, свою дверь.</w:t>
       </w:r>
     </w:p>
     <w:p>
@@ -186,7 +200,7 @@
           <w:sz w:val="22"/>
           <w:szCs w:val="22"/>
         </w:rPr>
-        <w:t xml:space="preserve">Отдаёте, помогаете, спасаете. А сил, денег и здоровья всё меньше.</w:t>
+        <w:t xml:space="preserve">Знаете себе цену и спокойно просите за себя. Занимаетесь тем, что по душе, и это приносит деньги.</w:t>
       </w:r>
     </w:p>
     <w:p>
@@ -205,7 +219,7 @@
           <w:sz w:val="22"/>
           <w:szCs w:val="22"/>
         </w:rPr>
-        <w:t xml:space="preserve">На работе всё трудное вешают на вас: вы же вывезете. А попросить за себя неудобно, и вы годами работаете за спасибо.</w:t>
+        <w:t xml:space="preserve">Деньги больше не тревога. Меньше работаете и больше живёте.</w:t>
       </w:r>
     </w:p>
     <w:p>
@@ -224,7 +238,7 @@
           <w:sz w:val="22"/>
           <w:szCs w:val="22"/>
         </w:rPr>
-        <w:t xml:space="preserve">Сколько ни стараетесь, упираетесь в один и тот же потолок.</w:t>
+        <w:t xml:space="preserve">Чувствуете свою силу и свою опору. «У меня есть Я».</w:t>
       </w:r>
     </w:p>
     <w:p>
@@ -243,7 +257,7 @@
           <w:sz w:val="22"/>
           <w:szCs w:val="22"/>
         </w:rPr>
-        <w:t xml:space="preserve">Иногда кажется, что вы с другой планеты. Слишком всё чувствуете.</w:t>
+        <w:t xml:space="preserve">Живёте свою жизнь, никому ничего не доказываете. Тепла хватает и близким, и себе.</w:t>
       </w:r>
     </w:p>
     <w:p>
@@ -260,7 +274,7 @@
           <w:sz w:val="26"/>
           <w:szCs w:val="26"/>
         </w:rPr>
-        <w:t xml:space="preserve">Это не поломка. Это ваша суперспособность</w:t>
+        <w:t xml:space="preserve">У вас есть радар. Инструкции к нему вам никто не выдал</w:t>
       </w:r>
     </w:p>
     <w:p>
@@ -274,7 +288,21 @@
           <w:sz w:val="22"/>
           <w:szCs w:val="22"/>
         </w:rPr>
-        <w:t xml:space="preserve">Вы чувствуете сильнее других. Это не поломка и не слабость. Это ваша суперспособность, и она у вас уже есть. Вы видите людей насквозь, чувствуете правду и ложь, замечаете то, что другим недоступно. Годами вы копили эту чуткость и мудрость. Просто никто не научил вас ею пользоваться. Вот и уходит она на всех вокруг, обесточивает вас.</w:t>
+        <w:t xml:space="preserve">Вы чувствуете сильнее других. Это ваш радар, и он у вас с рождения. Вы видите людей насквозь. Слышите, когда человек говорит одно, а внутри у него другое. Замечаете то, чего другие не видят вовсе.</w:t>
+      </w:r>
+    </w:p>
+    <w:p>
+      <w:pPr>
+        <w:spacing w:after="120" w:before="0" w:line="276"/>
+      </w:pPr>
+      <w:r>
+        <w:rPr>
+          <w:rFonts w:ascii="Georgia" w:cs="Georgia" w:eastAsia="Georgia" w:hAnsi="Georgia"/>
+          <w:color w:val="1A1A1A"/>
+          <w:sz w:val="22"/>
+          <w:szCs w:val="22"/>
+        </w:rPr>
+        <w:t xml:space="preserve">Вот только инструкции к этому радару вам никто не выдал. И вот он всю жизнь работает на всех вокруг. Отсюда и усталость, и пустота к вечеру.</w:t>
       </w:r>
     </w:p>
     <w:p>
@@ -290,7 +318,7 @@
           <w:sz w:val="25"/>
           <w:szCs w:val="25"/>
         </w:rPr>
-        <w:t xml:space="preserve">Пора развернуть её на себя.</w:t>
+        <w:t xml:space="preserve">Пора развернуть его на себя.</w:t>
       </w:r>
     </w:p>
     <w:p>
@@ -307,21 +335,7 @@
           <w:sz w:val="26"/>
           <w:szCs w:val="26"/>
         </w:rPr>
-        <w:t xml:space="preserve">Представьте: та же сила, но теперь вы умеете ею управлять</w:t>
-      </w:r>
-    </w:p>
-    <w:p>
-      <w:pPr>
-        <w:spacing w:after="100" w:before="0" w:line="276"/>
-      </w:pPr>
-      <w:r>
-        <w:rPr>
-          <w:rFonts w:ascii="Georgia" w:cs="Georgia" w:eastAsia="Georgia" w:hAnsi="Georgia"/>
-          <w:color w:val="1A1A1A"/>
-          <w:sz w:val="22"/>
-          <w:szCs w:val="22"/>
-        </w:rPr>
-        <w:t xml:space="preserve">Вот что меняется.</w:t>
+        <w:t xml:space="preserve">Это про вас?</w:t>
       </w:r>
     </w:p>
     <w:p>
@@ -340,7 +354,7 @@
           <w:sz w:val="22"/>
           <w:szCs w:val="22"/>
         </w:rPr>
-        <w:t xml:space="preserve">Выслушали человека и не развалились на весь день. Силы остались вам.</w:t>
+        <w:t xml:space="preserve">В торговом центре через полчаса вы выжаты. Слишком много всего сразу.</w:t>
       </w:r>
     </w:p>
     <w:p>
@@ -359,7 +373,7 @@
           <w:sz w:val="22"/>
           <w:szCs w:val="22"/>
         </w:rPr>
-        <w:t xml:space="preserve">Говорите «нет» спокойно и уверенно. И потом себя не грызёте.</w:t>
+        <w:t xml:space="preserve">После разговора с тяжёлым человеком болит голова. И это не ваша боль.</w:t>
       </w:r>
     </w:p>
     <w:p>
@@ -378,7 +392,7 @@
           <w:sz w:val="22"/>
           <w:szCs w:val="22"/>
         </w:rPr>
-        <w:t xml:space="preserve">Ваш радар работает на вас: видите верный шаг, нужного человека, свою дверь.</w:t>
+        <w:t xml:space="preserve">Люди тянутся к вам и выкладывают своё. Даже незнакомые в очереди.</w:t>
       </w:r>
     </w:p>
     <w:p>
@@ -397,7 +411,7 @@
           <w:sz w:val="22"/>
           <w:szCs w:val="22"/>
         </w:rPr>
-        <w:t xml:space="preserve">Знаете себе цену и спокойно просите за себя. Занимаетесь тем, что по душе, и это приносит деньги.</w:t>
+        <w:t xml:space="preserve">Вам нужно побыть одному, чтобы прийти в себя.</w:t>
       </w:r>
     </w:p>
     <w:p>
@@ -416,7 +430,7 @@
           <w:sz w:val="22"/>
           <w:szCs w:val="22"/>
         </w:rPr>
-        <w:t xml:space="preserve">Деньги больше не тревога. Меньше работаете и больше живёте.</w:t>
+        <w:t xml:space="preserve">Просить за себя вам труднее, чем сделать за двоих.</w:t>
       </w:r>
     </w:p>
     <w:p>
@@ -435,7 +449,488 @@
           <w:sz w:val="22"/>
           <w:szCs w:val="22"/>
         </w:rPr>
-        <w:t xml:space="preserve">Чувствуете свою силу и свою опору. «У меня есть Я».</w:t>
+        <w:t xml:space="preserve">Вы не можете делать то, с чем внутри не согласны. Просто не идёт.</w:t>
+      </w:r>
+    </w:p>
+    <w:p>
+      <w:pPr>
+        <w:spacing w:after="120" w:before="140" w:line="276"/>
+      </w:pPr>
+      <w:r>
+        <w:rPr>
+          <w:rFonts w:ascii="Georgia" w:cs="Georgia" w:eastAsia="Georgia" w:hAnsi="Georgia"/>
+          <w:color w:val="1A1A1A"/>
+          <w:sz w:val="22"/>
+          <w:szCs w:val="22"/>
+        </w:rPr>
+        <w:t xml:space="preserve">Этот курс про то, как научиться пользоваться своим радаром и направить его на себя. Чтобы он наконец работал на вас: на ваш покой, ваши отношения, ваше дело и ваши деньги.</w:t>
+      </w:r>
+    </w:p>
+    <w:p>
+      <w:pPr>
+        <w:shd w:fill="F4F1F7" w:color="auto" w:val="clear"/>
+        <w:spacing w:after="200" w:before="0" w:line="276"/>
+      </w:pPr>
+      <w:r>
+        <w:rPr>
+          <w:rFonts w:ascii="Georgia" w:cs="Georgia" w:eastAsia="Georgia" w:hAnsi="Georgia"/>
+          <w:i/>
+          <w:iCs/>
+          <w:color w:val="1A1A1A"/>
+          <w:sz w:val="22"/>
+          <w:szCs w:val="22"/>
+        </w:rPr>
+        <w:t xml:space="preserve">Что такое наполненность? Это когда сил хватает не только на других, но и на себя. Вы можете делать что хотите, когда хотите и с кем хотите. Вот с этого и начинаются и любовь, и деньги.</w:t>
+      </w:r>
+    </w:p>
+    <w:p>
+      <w:pPr>
+        <w:pStyle w:val="Heading1"/>
+        <w:spacing w:after="160" w:before="360"/>
+      </w:pPr>
+      <w:r>
+        <w:rPr>
+          <w:rFonts w:ascii="Georgia" w:cs="Georgia" w:eastAsia="Georgia" w:hAnsi="Georgia"/>
+          <w:b/>
+          <w:bCs/>
+          <w:color w:val="2B2440"/>
+          <w:sz w:val="34"/>
+          <w:szCs w:val="34"/>
+        </w:rPr>
+        <w:t xml:space="preserve">Программа: месяц, восемь встреч</w:t>
+      </w:r>
+    </w:p>
+    <w:p>
+      <w:pPr>
+        <w:spacing w:after="200" w:before="0" w:line="276"/>
+      </w:pPr>
+      <w:r>
+        <w:rPr>
+          <w:rFonts w:ascii="Georgia" w:cs="Georgia" w:eastAsia="Georgia" w:hAnsi="Georgia"/>
+          <w:color w:val="1A1A1A"/>
+          <w:sz w:val="22"/>
+          <w:szCs w:val="22"/>
+        </w:rPr>
+        <w:t xml:space="preserve">Восемь живых встреч за четыре недели. Две встречи в неделю: одна в середине недели, одна на выходных. Это программа про практику и действия. На каждой встрече вы осваиваете свой радар и сразу пробуете его в жизни. Никакой теории ради теории. Рабочая тетрадь и техники на каждый день.</w:t>
+      </w:r>
+    </w:p>
+    <w:p>
+      <w:pPr>
+        <w:pStyle w:val="Heading3"/>
+        <w:spacing w:after="80" w:before="200"/>
+      </w:pPr>
+      <w:r>
+        <w:rPr>
+          <w:rFonts w:ascii="Georgia" w:cs="Georgia" w:eastAsia="Georgia" w:hAnsi="Georgia"/>
+          <w:b/>
+          <w:bCs/>
+          <w:color w:val="2B2440"/>
+          <w:sz w:val="23"/>
+          <w:szCs w:val="23"/>
+        </w:rPr>
+        <w:t xml:space="preserve">Шаг 1. Куда уходят ваши силы</w:t>
+      </w:r>
+    </w:p>
+    <w:p>
+      <w:pPr>
+        <w:spacing w:after="60" w:before="0" w:line="276"/>
+      </w:pPr>
+      <w:r>
+        <w:rPr>
+          <w:rFonts w:ascii="Georgia" w:cs="Georgia" w:eastAsia="Georgia" w:hAnsi="Georgia"/>
+          <w:b/>
+          <w:bCs/>
+          <w:color w:val="8E3B62"/>
+          <w:sz w:val="22"/>
+          <w:szCs w:val="22"/>
+        </w:rPr>
+        <w:t xml:space="preserve">Осваиваете: </w:t>
+      </w:r>
+      <w:r>
+        <w:rPr>
+          <w:rFonts w:ascii="Georgia" w:cs="Georgia" w:eastAsia="Georgia" w:hAnsi="Georgia"/>
+          <w:color w:val="1A1A1A"/>
+          <w:sz w:val="22"/>
+          <w:szCs w:val="22"/>
+        </w:rPr>
+        <w:t xml:space="preserve">ловить момент, когда ваш радар включается на чужое. По телу, за секунду до того, как вас затянет.</w:t>
+      </w:r>
+    </w:p>
+    <w:p>
+      <w:pPr>
+        <w:spacing w:after="180" w:before="0" w:line="276"/>
+      </w:pPr>
+      <w:r>
+        <w:rPr>
+          <w:rFonts w:ascii="Georgia" w:cs="Georgia" w:eastAsia="Georgia" w:hAnsi="Georgia"/>
+          <w:b/>
+          <w:bCs/>
+          <w:color w:val="8E3B62"/>
+          <w:sz w:val="22"/>
+          <w:szCs w:val="22"/>
+        </w:rPr>
+        <w:t xml:space="preserve">Даёт: </w:t>
+      </w:r>
+      <w:r>
+        <w:rPr>
+          <w:rFonts w:ascii="Georgia" w:cs="Georgia" w:eastAsia="Georgia" w:hAnsi="Georgia"/>
+          <w:color w:val="1A1A1A"/>
+          <w:sz w:val="22"/>
+          <w:szCs w:val="22"/>
+        </w:rPr>
+        <w:t xml:space="preserve">вы отличаете своё от чужого. Больше не тащите на себе чужие настроения.</w:t>
+      </w:r>
+    </w:p>
+    <w:p>
+      <w:pPr>
+        <w:pStyle w:val="Heading3"/>
+        <w:spacing w:after="80" w:before="200"/>
+      </w:pPr>
+      <w:r>
+        <w:rPr>
+          <w:rFonts w:ascii="Georgia" w:cs="Georgia" w:eastAsia="Georgia" w:hAnsi="Georgia"/>
+          <w:b/>
+          <w:bCs/>
+          <w:color w:val="2B2440"/>
+          <w:sz w:val="23"/>
+          <w:szCs w:val="23"/>
+        </w:rPr>
+        <w:t xml:space="preserve">Шаг 2. Вернуть себе энергию</w:t>
+      </w:r>
+    </w:p>
+    <w:p>
+      <w:pPr>
+        <w:spacing w:after="60" w:before="0" w:line="276"/>
+      </w:pPr>
+      <w:r>
+        <w:rPr>
+          <w:rFonts w:ascii="Georgia" w:cs="Georgia" w:eastAsia="Georgia" w:hAnsi="Georgia"/>
+          <w:b/>
+          <w:bCs/>
+          <w:color w:val="8E3B62"/>
+          <w:sz w:val="22"/>
+          <w:szCs w:val="22"/>
+        </w:rPr>
+        <w:t xml:space="preserve">Осваиваете: </w:t>
+      </w:r>
+      <w:r>
+        <w:rPr>
+          <w:rFonts w:ascii="Georgia" w:cs="Georgia" w:eastAsia="Georgia" w:hAnsi="Georgia"/>
+          <w:color w:val="1A1A1A"/>
+          <w:sz w:val="22"/>
+          <w:szCs w:val="22"/>
+        </w:rPr>
+        <w:t xml:space="preserve">считывать себя так же точно, как вы читаете других. И ставить границы, не выключая свою чувствительность.</w:t>
+      </w:r>
+    </w:p>
+    <w:p>
+      <w:pPr>
+        <w:spacing w:after="180" w:before="0" w:line="276"/>
+      </w:pPr>
+      <w:r>
+        <w:rPr>
+          <w:rFonts w:ascii="Georgia" w:cs="Georgia" w:eastAsia="Georgia" w:hAnsi="Georgia"/>
+          <w:b/>
+          <w:bCs/>
+          <w:color w:val="8E3B62"/>
+          <w:sz w:val="22"/>
+          <w:szCs w:val="22"/>
+        </w:rPr>
+        <w:t xml:space="preserve">Даёт: </w:t>
+      </w:r>
+      <w:r>
+        <w:rPr>
+          <w:rFonts w:ascii="Georgia" w:cs="Georgia" w:eastAsia="Georgia" w:hAnsi="Georgia"/>
+          <w:color w:val="1A1A1A"/>
+          <w:sz w:val="22"/>
+          <w:szCs w:val="22"/>
+        </w:rPr>
+        <w:t xml:space="preserve">силы возвращаются. Вы держите дистанцию с теми, кто вытягивает, и при этом не отдаляетесь от близких.</w:t>
+      </w:r>
+    </w:p>
+    <w:p>
+      <w:pPr>
+        <w:pStyle w:val="Heading3"/>
+        <w:spacing w:after="80" w:before="200"/>
+      </w:pPr>
+      <w:r>
+        <w:rPr>
+          <w:rFonts w:ascii="Georgia" w:cs="Georgia" w:eastAsia="Georgia" w:hAnsi="Georgia"/>
+          <w:b/>
+          <w:bCs/>
+          <w:color w:val="2B2440"/>
+          <w:sz w:val="23"/>
+          <w:szCs w:val="23"/>
+        </w:rPr>
+        <w:t xml:space="preserve">Шаг 3. Разрешить себе получать</w:t>
+      </w:r>
+    </w:p>
+    <w:p>
+      <w:pPr>
+        <w:spacing w:after="60" w:before="0" w:line="276"/>
+      </w:pPr>
+      <w:r>
+        <w:rPr>
+          <w:rFonts w:ascii="Georgia" w:cs="Georgia" w:eastAsia="Georgia" w:hAnsi="Georgia"/>
+          <w:b/>
+          <w:bCs/>
+          <w:color w:val="8E3B62"/>
+          <w:sz w:val="22"/>
+          <w:szCs w:val="22"/>
+        </w:rPr>
+        <w:t xml:space="preserve">Осваиваете: </w:t>
+      </w:r>
+      <w:r>
+        <w:rPr>
+          <w:rFonts w:ascii="Georgia" w:cs="Georgia" w:eastAsia="Georgia" w:hAnsi="Georgia"/>
+          <w:color w:val="1A1A1A"/>
+          <w:sz w:val="22"/>
+          <w:szCs w:val="22"/>
+        </w:rPr>
+        <w:t xml:space="preserve">отвечать на то, что вы и так чувствуете. Вы всегда знали, когда вами пользуются. Теперь вы это называете и говорите «нет».</w:t>
+      </w:r>
+    </w:p>
+    <w:p>
+      <w:pPr>
+        <w:spacing w:after="180" w:before="0" w:line="276"/>
+      </w:pPr>
+      <w:r>
+        <w:rPr>
+          <w:rFonts w:ascii="Georgia" w:cs="Georgia" w:eastAsia="Georgia" w:hAnsi="Georgia"/>
+          <w:b/>
+          <w:bCs/>
+          <w:color w:val="8E3B62"/>
+          <w:sz w:val="22"/>
+          <w:szCs w:val="22"/>
+        </w:rPr>
+        <w:t xml:space="preserve">Даёт: </w:t>
+      </w:r>
+      <w:r>
+        <w:rPr>
+          <w:rFonts w:ascii="Georgia" w:cs="Georgia" w:eastAsia="Georgia" w:hAnsi="Georgia"/>
+          <w:color w:val="1A1A1A"/>
+          <w:sz w:val="22"/>
+          <w:szCs w:val="22"/>
+        </w:rPr>
+        <w:t xml:space="preserve">перестаёте работать за спасибо. Спокойно принимаете помощь, благодарность и деньги.</w:t>
+      </w:r>
+    </w:p>
+    <w:p>
+      <w:pPr>
+        <w:pStyle w:val="Heading3"/>
+        <w:spacing w:after="80" w:before="200"/>
+      </w:pPr>
+      <w:r>
+        <w:rPr>
+          <w:rFonts w:ascii="Georgia" w:cs="Georgia" w:eastAsia="Georgia" w:hAnsi="Georgia"/>
+          <w:b/>
+          <w:bCs/>
+          <w:color w:val="2B2440"/>
+          <w:sz w:val="23"/>
+          <w:szCs w:val="23"/>
+        </w:rPr>
+        <w:t xml:space="preserve">Шаг 4. Услышать, чего вы хотите</w:t>
+      </w:r>
+    </w:p>
+    <w:p>
+      <w:pPr>
+        <w:spacing w:after="60" w:before="0" w:line="276"/>
+      </w:pPr>
+      <w:r>
+        <w:rPr>
+          <w:rFonts w:ascii="Georgia" w:cs="Georgia" w:eastAsia="Georgia" w:hAnsi="Georgia"/>
+          <w:b/>
+          <w:bCs/>
+          <w:color w:val="8E3B62"/>
+          <w:sz w:val="22"/>
+          <w:szCs w:val="22"/>
+        </w:rPr>
+        <w:t xml:space="preserve">Осваиваете: </w:t>
+      </w:r>
+      <w:r>
+        <w:rPr>
+          <w:rFonts w:ascii="Georgia" w:cs="Georgia" w:eastAsia="Georgia" w:hAnsi="Georgia"/>
+          <w:color w:val="1A1A1A"/>
+          <w:sz w:val="22"/>
+          <w:szCs w:val="22"/>
+        </w:rPr>
+        <w:t xml:space="preserve">разворачивать свой радар внутрь. Ваша интуиция годами работала на других, теперь она отвечает на ваши вопросы.</w:t>
+      </w:r>
+    </w:p>
+    <w:p>
+      <w:pPr>
+        <w:spacing w:after="180" w:before="0" w:line="276"/>
+      </w:pPr>
+      <w:r>
+        <w:rPr>
+          <w:rFonts w:ascii="Georgia" w:cs="Georgia" w:eastAsia="Georgia" w:hAnsi="Georgia"/>
+          <w:b/>
+          <w:bCs/>
+          <w:color w:val="8E3B62"/>
+          <w:sz w:val="22"/>
+          <w:szCs w:val="22"/>
+        </w:rPr>
+        <w:t xml:space="preserve">Даёт: </w:t>
+      </w:r>
+      <w:r>
+        <w:rPr>
+          <w:rFonts w:ascii="Georgia" w:cs="Georgia" w:eastAsia="Georgia" w:hAnsi="Georgia"/>
+          <w:color w:val="1A1A1A"/>
+          <w:sz w:val="22"/>
+          <w:szCs w:val="22"/>
+        </w:rPr>
+        <w:t xml:space="preserve">вы знаете, чего хотите, и говорите это ясно. Появляется свой план вместо чужих ожиданий.</w:t>
+      </w:r>
+    </w:p>
+    <w:p>
+      <w:pPr>
+        <w:pStyle w:val="Heading3"/>
+        <w:spacing w:after="80" w:before="200"/>
+      </w:pPr>
+      <w:r>
+        <w:rPr>
+          <w:rFonts w:ascii="Georgia" w:cs="Georgia" w:eastAsia="Georgia" w:hAnsi="Georgia"/>
+          <w:b/>
+          <w:bCs/>
+          <w:color w:val="2B2440"/>
+          <w:sz w:val="23"/>
+          <w:szCs w:val="23"/>
+        </w:rPr>
+        <w:t xml:space="preserve">Шаг 5. Любовь без потери себя</w:t>
+      </w:r>
+    </w:p>
+    <w:p>
+      <w:pPr>
+        <w:spacing w:after="60" w:before="0" w:line="276"/>
+      </w:pPr>
+      <w:r>
+        <w:rPr>
+          <w:rFonts w:ascii="Georgia" w:cs="Georgia" w:eastAsia="Georgia" w:hAnsi="Georgia"/>
+          <w:b/>
+          <w:bCs/>
+          <w:color w:val="8E3B62"/>
+          <w:sz w:val="22"/>
+          <w:szCs w:val="22"/>
+        </w:rPr>
+        <w:t xml:space="preserve">Осваиваете: </w:t>
+      </w:r>
+      <w:r>
+        <w:rPr>
+          <w:rFonts w:ascii="Georgia" w:cs="Georgia" w:eastAsia="Georgia" w:hAnsi="Georgia"/>
+          <w:color w:val="1A1A1A"/>
+          <w:sz w:val="22"/>
+          <w:szCs w:val="22"/>
+        </w:rPr>
+        <w:t xml:space="preserve">быть рядом и не растворяться. Чувствовать человека, оставаясь в себе.</w:t>
+      </w:r>
+    </w:p>
+    <w:p>
+      <w:pPr>
+        <w:spacing w:after="180" w:before="0" w:line="276"/>
+      </w:pPr>
+      <w:r>
+        <w:rPr>
+          <w:rFonts w:ascii="Georgia" w:cs="Georgia" w:eastAsia="Georgia" w:hAnsi="Georgia"/>
+          <w:b/>
+          <w:bCs/>
+          <w:color w:val="8E3B62"/>
+          <w:sz w:val="22"/>
+          <w:szCs w:val="22"/>
+        </w:rPr>
+        <w:t xml:space="preserve">Даёт: </w:t>
+      </w:r>
+      <w:r>
+        <w:rPr>
+          <w:rFonts w:ascii="Georgia" w:cs="Georgia" w:eastAsia="Georgia" w:hAnsi="Georgia"/>
+          <w:color w:val="1A1A1A"/>
+          <w:sz w:val="22"/>
+          <w:szCs w:val="22"/>
+        </w:rPr>
+        <w:t xml:space="preserve">близость без выгорания. Рядом остаются свои люди.</w:t>
+      </w:r>
+    </w:p>
+    <w:p>
+      <w:pPr>
+        <w:pStyle w:val="Heading3"/>
+        <w:spacing w:after="80" w:before="200"/>
+      </w:pPr>
+      <w:r>
+        <w:rPr>
+          <w:rFonts w:ascii="Georgia" w:cs="Georgia" w:eastAsia="Georgia" w:hAnsi="Georgia"/>
+          <w:b/>
+          <w:bCs/>
+          <w:color w:val="2B2440"/>
+          <w:sz w:val="23"/>
+          <w:szCs w:val="23"/>
+        </w:rPr>
+        <w:t xml:space="preserve">Шаг 6. Деньги: свобода и своё дело</w:t>
+      </w:r>
+    </w:p>
+    <w:p>
+      <w:pPr>
+        <w:spacing w:after="60" w:before="0" w:line="276"/>
+      </w:pPr>
+      <w:r>
+        <w:rPr>
+          <w:rFonts w:ascii="Georgia" w:cs="Georgia" w:eastAsia="Georgia" w:hAnsi="Georgia"/>
+          <w:b/>
+          <w:bCs/>
+          <w:color w:val="8E3B62"/>
+          <w:sz w:val="22"/>
+          <w:szCs w:val="22"/>
+        </w:rPr>
+        <w:t xml:space="preserve">Осваиваете: </w:t>
+      </w:r>
+      <w:r>
+        <w:rPr>
+          <w:rFonts w:ascii="Georgia" w:cs="Georgia" w:eastAsia="Georgia" w:hAnsi="Georgia"/>
+          <w:color w:val="1A1A1A"/>
+          <w:sz w:val="22"/>
+          <w:szCs w:val="22"/>
+        </w:rPr>
+        <w:t xml:space="preserve">спрашивать свой радар о работе и о деньгах. То самое чутьё, которым вы читаете людей, начинает подсказывать решения вам.</w:t>
+      </w:r>
+    </w:p>
+    <w:p>
+      <w:pPr>
+        <w:spacing w:after="180" w:before="0" w:line="276"/>
+      </w:pPr>
+      <w:r>
+        <w:rPr>
+          <w:rFonts w:ascii="Georgia" w:cs="Georgia" w:eastAsia="Georgia" w:hAnsi="Georgia"/>
+          <w:b/>
+          <w:bCs/>
+          <w:color w:val="8E3B62"/>
+          <w:sz w:val="22"/>
+          <w:szCs w:val="22"/>
+        </w:rPr>
+        <w:t xml:space="preserve">Даёт: </w:t>
+      </w:r>
+      <w:r>
+        <w:rPr>
+          <w:rFonts w:ascii="Georgia" w:cs="Georgia" w:eastAsia="Georgia" w:hAnsi="Georgia"/>
+          <w:color w:val="1A1A1A"/>
+          <w:sz w:val="22"/>
+          <w:szCs w:val="22"/>
+        </w:rPr>
+        <w:t xml:space="preserve">знаете себе цену и спокойно просите за себя. Занимаетесь тем, что по душе. Деньги перестают быть тревогой.</w:t>
+      </w:r>
+    </w:p>
+    <w:p>
+      <w:pPr>
+        <w:pStyle w:val="Heading2"/>
+        <w:spacing w:after="140" w:before="300"/>
+      </w:pPr>
+      <w:r>
+        <w:rPr>
+          <w:rFonts w:ascii="Georgia" w:cs="Georgia" w:eastAsia="Georgia" w:hAnsi="Georgia"/>
+          <w:b/>
+          <w:bCs/>
+          <w:color w:val="8E3B62"/>
+          <w:sz w:val="26"/>
+          <w:szCs w:val="26"/>
+        </w:rPr>
+        <w:t xml:space="preserve">Что вы получите</w:t>
       </w:r>
     </w:p>
     <w:p>
@@ -454,488 +949,7 @@
           <w:sz w:val="22"/>
           <w:szCs w:val="22"/>
         </w:rPr>
-        <w:t xml:space="preserve">Живёте свою жизнь, никому ничего не доказываете. Тепла хватает и близким, и себе.</w:t>
-      </w:r>
-    </w:p>
-    <w:p>
-      <w:pPr>
-        <w:spacing w:after="120" w:before="140" w:line="276"/>
-      </w:pPr>
-      <w:r>
-        <w:rPr>
-          <w:rFonts w:ascii="Georgia" w:cs="Georgia" w:eastAsia="Georgia" w:hAnsi="Georgia"/>
-          <w:color w:val="1A1A1A"/>
-          <w:sz w:val="22"/>
-          <w:szCs w:val="22"/>
-        </w:rPr>
-        <w:t xml:space="preserve">Этот курс про то, как научиться пользоваться своей суперспособностью и направить её на себя. Чтобы она наконец работала на вас: на ваш покой, ваши отношения, ваше дело и ваши деньги.</w:t>
-      </w:r>
-    </w:p>
-    <w:p>
-      <w:pPr>
-        <w:shd w:fill="F4F1F7" w:color="auto" w:val="clear"/>
-        <w:spacing w:after="200" w:before="0" w:line="276"/>
-      </w:pPr>
-      <w:r>
-        <w:rPr>
-          <w:rFonts w:ascii="Georgia" w:cs="Georgia" w:eastAsia="Georgia" w:hAnsi="Georgia"/>
-          <w:i/>
-          <w:iCs/>
-          <w:color w:val="1A1A1A"/>
-          <w:sz w:val="22"/>
-          <w:szCs w:val="22"/>
-        </w:rPr>
-        <w:t xml:space="preserve">Что такое наполненность? Это когда сил хватает не только на других, но и на себя. Вы можете делать что хотите, когда хотите и с кем хотите. Вот с этого и начинаются и любовь, и деньги.</w:t>
-      </w:r>
-    </w:p>
-    <w:p>
-      <w:pPr>
-        <w:pStyle w:val="Heading1"/>
-        <w:spacing w:after="160" w:before="360"/>
-      </w:pPr>
-      <w:r>
-        <w:rPr>
-          <w:rFonts w:ascii="Georgia" w:cs="Georgia" w:eastAsia="Georgia" w:hAnsi="Georgia"/>
-          <w:b/>
-          <w:bCs/>
-          <w:color w:val="2B2440"/>
-          <w:sz w:val="34"/>
-          <w:szCs w:val="34"/>
-        </w:rPr>
-        <w:t xml:space="preserve">Программа: шесть недель, шаг за шагом</w:t>
-      </w:r>
-    </w:p>
-    <w:p>
-      <w:pPr>
-        <w:spacing w:after="200" w:before="0" w:line="276"/>
-      </w:pPr>
-      <w:r>
-        <w:rPr>
-          <w:rFonts w:ascii="Georgia" w:cs="Georgia" w:eastAsia="Georgia" w:hAnsi="Georgia"/>
-          <w:color w:val="1A1A1A"/>
-          <w:sz w:val="22"/>
-          <w:szCs w:val="22"/>
-        </w:rPr>
-        <w:t xml:space="preserve">Это программа про практику и действия. Каждую неделю вы осваиваете свою врождённую суперспособность и сразу пробуете её в жизни. Никакой теории ради теории. Рабочие тетради и техники на каждый день, по чуть-чуть и в своём темпе.</w:t>
-      </w:r>
-    </w:p>
-    <w:p>
-      <w:pPr>
-        <w:pStyle w:val="Heading3"/>
-        <w:spacing w:after="80" w:before="200"/>
-      </w:pPr>
-      <w:r>
-        <w:rPr>
-          <w:rFonts w:ascii="Georgia" w:cs="Georgia" w:eastAsia="Georgia" w:hAnsi="Georgia"/>
-          <w:b/>
-          <w:bCs/>
-          <w:color w:val="2B2440"/>
-          <w:sz w:val="23"/>
-          <w:szCs w:val="23"/>
-        </w:rPr>
-        <w:t xml:space="preserve">Неделя 1. Куда уходят ваши силы</w:t>
-      </w:r>
-    </w:p>
-    <w:p>
-      <w:pPr>
-        <w:spacing w:after="60" w:before="0" w:line="276"/>
-      </w:pPr>
-      <w:r>
-        <w:rPr>
-          <w:rFonts w:ascii="Georgia" w:cs="Georgia" w:eastAsia="Georgia" w:hAnsi="Georgia"/>
-          <w:b/>
-          <w:bCs/>
-          <w:color w:val="8E3B62"/>
-          <w:sz w:val="22"/>
-          <w:szCs w:val="22"/>
-        </w:rPr>
-        <w:t xml:space="preserve">Осваиваете: </w:t>
-      </w:r>
-      <w:r>
-        <w:rPr>
-          <w:rFonts w:ascii="Georgia" w:cs="Georgia" w:eastAsia="Georgia" w:hAnsi="Georgia"/>
-          <w:color w:val="1A1A1A"/>
-          <w:sz w:val="22"/>
-          <w:szCs w:val="22"/>
-        </w:rPr>
-        <w:t xml:space="preserve">ловить момент, когда ваш радар включается на чужое. По телу, за секунду до того, как вас затянет.</w:t>
-      </w:r>
-    </w:p>
-    <w:p>
-      <w:pPr>
-        <w:spacing w:after="180" w:before="0" w:line="276"/>
-      </w:pPr>
-      <w:r>
-        <w:rPr>
-          <w:rFonts w:ascii="Georgia" w:cs="Georgia" w:eastAsia="Georgia" w:hAnsi="Georgia"/>
-          <w:b/>
-          <w:bCs/>
-          <w:color w:val="8E3B62"/>
-          <w:sz w:val="22"/>
-          <w:szCs w:val="22"/>
-        </w:rPr>
-        <w:t xml:space="preserve">Даёт: </w:t>
-      </w:r>
-      <w:r>
-        <w:rPr>
-          <w:rFonts w:ascii="Georgia" w:cs="Georgia" w:eastAsia="Georgia" w:hAnsi="Georgia"/>
-          <w:color w:val="1A1A1A"/>
-          <w:sz w:val="22"/>
-          <w:szCs w:val="22"/>
-        </w:rPr>
-        <w:t xml:space="preserve">вы отличаете своё от чужого. Больше не тащите на себе чужие настроения.</w:t>
-      </w:r>
-    </w:p>
-    <w:p>
-      <w:pPr>
-        <w:pStyle w:val="Heading3"/>
-        <w:spacing w:after="80" w:before="200"/>
-      </w:pPr>
-      <w:r>
-        <w:rPr>
-          <w:rFonts w:ascii="Georgia" w:cs="Georgia" w:eastAsia="Georgia" w:hAnsi="Georgia"/>
-          <w:b/>
-          <w:bCs/>
-          <w:color w:val="2B2440"/>
-          <w:sz w:val="23"/>
-          <w:szCs w:val="23"/>
-        </w:rPr>
-        <w:t xml:space="preserve">Неделя 2. Вернуть себе энергию</w:t>
-      </w:r>
-    </w:p>
-    <w:p>
-      <w:pPr>
-        <w:spacing w:after="60" w:before="0" w:line="276"/>
-      </w:pPr>
-      <w:r>
-        <w:rPr>
-          <w:rFonts w:ascii="Georgia" w:cs="Georgia" w:eastAsia="Georgia" w:hAnsi="Georgia"/>
-          <w:b/>
-          <w:bCs/>
-          <w:color w:val="8E3B62"/>
-          <w:sz w:val="22"/>
-          <w:szCs w:val="22"/>
-        </w:rPr>
-        <w:t xml:space="preserve">Осваиваете: </w:t>
-      </w:r>
-      <w:r>
-        <w:rPr>
-          <w:rFonts w:ascii="Georgia" w:cs="Georgia" w:eastAsia="Georgia" w:hAnsi="Georgia"/>
-          <w:color w:val="1A1A1A"/>
-          <w:sz w:val="22"/>
-          <w:szCs w:val="22"/>
-        </w:rPr>
-        <w:t xml:space="preserve">считывать себя так же точно, как вы читаете других. И ставить границы, не выключая свою чувствительность.</w:t>
-      </w:r>
-    </w:p>
-    <w:p>
-      <w:pPr>
-        <w:spacing w:after="180" w:before="0" w:line="276"/>
-      </w:pPr>
-      <w:r>
-        <w:rPr>
-          <w:rFonts w:ascii="Georgia" w:cs="Georgia" w:eastAsia="Georgia" w:hAnsi="Georgia"/>
-          <w:b/>
-          <w:bCs/>
-          <w:color w:val="8E3B62"/>
-          <w:sz w:val="22"/>
-          <w:szCs w:val="22"/>
-        </w:rPr>
-        <w:t xml:space="preserve">Даёт: </w:t>
-      </w:r>
-      <w:r>
-        <w:rPr>
-          <w:rFonts w:ascii="Georgia" w:cs="Georgia" w:eastAsia="Georgia" w:hAnsi="Georgia"/>
-          <w:color w:val="1A1A1A"/>
-          <w:sz w:val="22"/>
-          <w:szCs w:val="22"/>
-        </w:rPr>
-        <w:t xml:space="preserve">силы возвращаются. Вы держите дистанцию с теми, кто вытягивает, и при этом не отдаляетесь от близких.</w:t>
-      </w:r>
-    </w:p>
-    <w:p>
-      <w:pPr>
-        <w:pStyle w:val="Heading3"/>
-        <w:spacing w:after="80" w:before="200"/>
-      </w:pPr>
-      <w:r>
-        <w:rPr>
-          <w:rFonts w:ascii="Georgia" w:cs="Georgia" w:eastAsia="Georgia" w:hAnsi="Georgia"/>
-          <w:b/>
-          <w:bCs/>
-          <w:color w:val="2B2440"/>
-          <w:sz w:val="23"/>
-          <w:szCs w:val="23"/>
-        </w:rPr>
-        <w:t xml:space="preserve">Неделя 3. Разрешить себе получать</w:t>
-      </w:r>
-    </w:p>
-    <w:p>
-      <w:pPr>
-        <w:spacing w:after="60" w:before="0" w:line="276"/>
-      </w:pPr>
-      <w:r>
-        <w:rPr>
-          <w:rFonts w:ascii="Georgia" w:cs="Georgia" w:eastAsia="Georgia" w:hAnsi="Georgia"/>
-          <w:b/>
-          <w:bCs/>
-          <w:color w:val="8E3B62"/>
-          <w:sz w:val="22"/>
-          <w:szCs w:val="22"/>
-        </w:rPr>
-        <w:t xml:space="preserve">Осваиваете: </w:t>
-      </w:r>
-      <w:r>
-        <w:rPr>
-          <w:rFonts w:ascii="Georgia" w:cs="Georgia" w:eastAsia="Georgia" w:hAnsi="Georgia"/>
-          <w:color w:val="1A1A1A"/>
-          <w:sz w:val="22"/>
-          <w:szCs w:val="22"/>
-        </w:rPr>
-        <w:t xml:space="preserve">отвечать на то, что вы и так чувствуете. Вы всегда знали, когда вами пользуются. Теперь вы это называете и говорите «нет».</w:t>
-      </w:r>
-    </w:p>
-    <w:p>
-      <w:pPr>
-        <w:spacing w:after="180" w:before="0" w:line="276"/>
-      </w:pPr>
-      <w:r>
-        <w:rPr>
-          <w:rFonts w:ascii="Georgia" w:cs="Georgia" w:eastAsia="Georgia" w:hAnsi="Georgia"/>
-          <w:b/>
-          <w:bCs/>
-          <w:color w:val="8E3B62"/>
-          <w:sz w:val="22"/>
-          <w:szCs w:val="22"/>
-        </w:rPr>
-        <w:t xml:space="preserve">Даёт: </w:t>
-      </w:r>
-      <w:r>
-        <w:rPr>
-          <w:rFonts w:ascii="Georgia" w:cs="Georgia" w:eastAsia="Georgia" w:hAnsi="Georgia"/>
-          <w:color w:val="1A1A1A"/>
-          <w:sz w:val="22"/>
-          <w:szCs w:val="22"/>
-        </w:rPr>
-        <w:t xml:space="preserve">перестаёте работать за спасибо. Спокойно принимаете помощь, благодарность и деньги.</w:t>
-      </w:r>
-    </w:p>
-    <w:p>
-      <w:pPr>
-        <w:pStyle w:val="Heading3"/>
-        <w:spacing w:after="80" w:before="200"/>
-      </w:pPr>
-      <w:r>
-        <w:rPr>
-          <w:rFonts w:ascii="Georgia" w:cs="Georgia" w:eastAsia="Georgia" w:hAnsi="Georgia"/>
-          <w:b/>
-          <w:bCs/>
-          <w:color w:val="2B2440"/>
-          <w:sz w:val="23"/>
-          <w:szCs w:val="23"/>
-        </w:rPr>
-        <w:t xml:space="preserve">Неделя 4. Услышать, чего вы хотите</w:t>
-      </w:r>
-    </w:p>
-    <w:p>
-      <w:pPr>
-        <w:spacing w:after="60" w:before="0" w:line="276"/>
-      </w:pPr>
-      <w:r>
-        <w:rPr>
-          <w:rFonts w:ascii="Georgia" w:cs="Georgia" w:eastAsia="Georgia" w:hAnsi="Georgia"/>
-          <w:b/>
-          <w:bCs/>
-          <w:color w:val="8E3B62"/>
-          <w:sz w:val="22"/>
-          <w:szCs w:val="22"/>
-        </w:rPr>
-        <w:t xml:space="preserve">Осваиваете: </w:t>
-      </w:r>
-      <w:r>
-        <w:rPr>
-          <w:rFonts w:ascii="Georgia" w:cs="Georgia" w:eastAsia="Georgia" w:hAnsi="Georgia"/>
-          <w:color w:val="1A1A1A"/>
-          <w:sz w:val="22"/>
-          <w:szCs w:val="22"/>
-        </w:rPr>
-        <w:t xml:space="preserve">разворачивать свой радар внутрь. Ваша интуиция годами работала на других, теперь она отвечает на ваши вопросы.</w:t>
-      </w:r>
-    </w:p>
-    <w:p>
-      <w:pPr>
-        <w:spacing w:after="180" w:before="0" w:line="276"/>
-      </w:pPr>
-      <w:r>
-        <w:rPr>
-          <w:rFonts w:ascii="Georgia" w:cs="Georgia" w:eastAsia="Georgia" w:hAnsi="Georgia"/>
-          <w:b/>
-          <w:bCs/>
-          <w:color w:val="8E3B62"/>
-          <w:sz w:val="22"/>
-          <w:szCs w:val="22"/>
-        </w:rPr>
-        <w:t xml:space="preserve">Даёт: </w:t>
-      </w:r>
-      <w:r>
-        <w:rPr>
-          <w:rFonts w:ascii="Georgia" w:cs="Georgia" w:eastAsia="Georgia" w:hAnsi="Georgia"/>
-          <w:color w:val="1A1A1A"/>
-          <w:sz w:val="22"/>
-          <w:szCs w:val="22"/>
-        </w:rPr>
-        <w:t xml:space="preserve">вы знаете, чего хотите, и говорите это ясно. Появляется свой план вместо чужих ожиданий.</w:t>
-      </w:r>
-    </w:p>
-    <w:p>
-      <w:pPr>
-        <w:pStyle w:val="Heading3"/>
-        <w:spacing w:after="80" w:before="200"/>
-      </w:pPr>
-      <w:r>
-        <w:rPr>
-          <w:rFonts w:ascii="Georgia" w:cs="Georgia" w:eastAsia="Georgia" w:hAnsi="Georgia"/>
-          <w:b/>
-          <w:bCs/>
-          <w:color w:val="2B2440"/>
-          <w:sz w:val="23"/>
-          <w:szCs w:val="23"/>
-        </w:rPr>
-        <w:t xml:space="preserve">Неделя 5. Любовь без потери себя</w:t>
-      </w:r>
-    </w:p>
-    <w:p>
-      <w:pPr>
-        <w:spacing w:after="60" w:before="0" w:line="276"/>
-      </w:pPr>
-      <w:r>
-        <w:rPr>
-          <w:rFonts w:ascii="Georgia" w:cs="Georgia" w:eastAsia="Georgia" w:hAnsi="Georgia"/>
-          <w:b/>
-          <w:bCs/>
-          <w:color w:val="8E3B62"/>
-          <w:sz w:val="22"/>
-          <w:szCs w:val="22"/>
-        </w:rPr>
-        <w:t xml:space="preserve">Осваиваете: </w:t>
-      </w:r>
-      <w:r>
-        <w:rPr>
-          <w:rFonts w:ascii="Georgia" w:cs="Georgia" w:eastAsia="Georgia" w:hAnsi="Georgia"/>
-          <w:color w:val="1A1A1A"/>
-          <w:sz w:val="22"/>
-          <w:szCs w:val="22"/>
-        </w:rPr>
-        <w:t xml:space="preserve">быть рядом и не растворяться. Чувствовать человека, оставаясь в себе.</w:t>
-      </w:r>
-    </w:p>
-    <w:p>
-      <w:pPr>
-        <w:spacing w:after="180" w:before="0" w:line="276"/>
-      </w:pPr>
-      <w:r>
-        <w:rPr>
-          <w:rFonts w:ascii="Georgia" w:cs="Georgia" w:eastAsia="Georgia" w:hAnsi="Georgia"/>
-          <w:b/>
-          <w:bCs/>
-          <w:color w:val="8E3B62"/>
-          <w:sz w:val="22"/>
-          <w:szCs w:val="22"/>
-        </w:rPr>
-        <w:t xml:space="preserve">Даёт: </w:t>
-      </w:r>
-      <w:r>
-        <w:rPr>
-          <w:rFonts w:ascii="Georgia" w:cs="Georgia" w:eastAsia="Georgia" w:hAnsi="Georgia"/>
-          <w:color w:val="1A1A1A"/>
-          <w:sz w:val="22"/>
-          <w:szCs w:val="22"/>
-        </w:rPr>
-        <w:t xml:space="preserve">близость без выгорания. Рядом остаются свои люди.</w:t>
-      </w:r>
-    </w:p>
-    <w:p>
-      <w:pPr>
-        <w:pStyle w:val="Heading3"/>
-        <w:spacing w:after="80" w:before="200"/>
-      </w:pPr>
-      <w:r>
-        <w:rPr>
-          <w:rFonts w:ascii="Georgia" w:cs="Georgia" w:eastAsia="Georgia" w:hAnsi="Georgia"/>
-          <w:b/>
-          <w:bCs/>
-          <w:color w:val="2B2440"/>
-          <w:sz w:val="23"/>
-          <w:szCs w:val="23"/>
-        </w:rPr>
-        <w:t xml:space="preserve">Неделя 6. Деньги: свобода и своё дело</w:t>
-      </w:r>
-    </w:p>
-    <w:p>
-      <w:pPr>
-        <w:spacing w:after="60" w:before="0" w:line="276"/>
-      </w:pPr>
-      <w:r>
-        <w:rPr>
-          <w:rFonts w:ascii="Georgia" w:cs="Georgia" w:eastAsia="Georgia" w:hAnsi="Georgia"/>
-          <w:b/>
-          <w:bCs/>
-          <w:color w:val="8E3B62"/>
-          <w:sz w:val="22"/>
-          <w:szCs w:val="22"/>
-        </w:rPr>
-        <w:t xml:space="preserve">Осваиваете: </w:t>
-      </w:r>
-      <w:r>
-        <w:rPr>
-          <w:rFonts w:ascii="Georgia" w:cs="Georgia" w:eastAsia="Georgia" w:hAnsi="Georgia"/>
-          <w:color w:val="1A1A1A"/>
-          <w:sz w:val="22"/>
-          <w:szCs w:val="22"/>
-        </w:rPr>
-        <w:t xml:space="preserve">спрашивать свой радар о работе и о деньгах. То самое чутьё, которым вы читаете людей, начинает подсказывать решения вам.</w:t>
-      </w:r>
-    </w:p>
-    <w:p>
-      <w:pPr>
-        <w:spacing w:after="180" w:before="0" w:line="276"/>
-      </w:pPr>
-      <w:r>
-        <w:rPr>
-          <w:rFonts w:ascii="Georgia" w:cs="Georgia" w:eastAsia="Georgia" w:hAnsi="Georgia"/>
-          <w:b/>
-          <w:bCs/>
-          <w:color w:val="8E3B62"/>
-          <w:sz w:val="22"/>
-          <w:szCs w:val="22"/>
-        </w:rPr>
-        <w:t xml:space="preserve">Даёт: </w:t>
-      </w:r>
-      <w:r>
-        <w:rPr>
-          <w:rFonts w:ascii="Georgia" w:cs="Georgia" w:eastAsia="Georgia" w:hAnsi="Georgia"/>
-          <w:color w:val="1A1A1A"/>
-          <w:sz w:val="22"/>
-          <w:szCs w:val="22"/>
-        </w:rPr>
-        <w:t xml:space="preserve">знаете себе цену и спокойно просите за себя. Занимаетесь тем, что по душе. Деньги перестают быть тревогой.</w:t>
-      </w:r>
-    </w:p>
-    <w:p>
-      <w:pPr>
-        <w:pStyle w:val="Heading2"/>
-        <w:spacing w:after="140" w:before="300"/>
-      </w:pPr>
-      <w:r>
-        <w:rPr>
-          <w:rFonts w:ascii="Georgia" w:cs="Georgia" w:eastAsia="Georgia" w:hAnsi="Georgia"/>
-          <w:b/>
-          <w:bCs/>
-          <w:color w:val="8E3B62"/>
-          <w:sz w:val="26"/>
-          <w:szCs w:val="26"/>
-        </w:rPr>
-        <w:t xml:space="preserve">Что вы получите</w:t>
+        <w:t xml:space="preserve">Восемь живых встреч с Виолой за четыре недели.</w:t>
       </w:r>
     </w:p>
     <w:p>
@@ -954,7 +968,7 @@
           <w:sz w:val="22"/>
           <w:szCs w:val="22"/>
         </w:rPr>
-        <w:t xml:space="preserve">Шесть живых занятий с Виолой, по одному в неделю.</w:t>
+        <w:t xml:space="preserve">Подкасты к каждому шагу: слушать в дороге и на прогулке.</w:t>
       </w:r>
     </w:p>
     <w:p>
@@ -973,7 +987,7 @@
           <w:sz w:val="22"/>
           <w:szCs w:val="22"/>
         </w:rPr>
-        <w:t xml:space="preserve">Подкасты к каждому шагу: слушать в дороге и на прогулке.</w:t>
+        <w:t xml:space="preserve">Рабочую тетрадь и практику на каждый день.</w:t>
       </w:r>
     </w:p>
     <w:p>
@@ -992,7 +1006,7 @@
           <w:sz w:val="22"/>
           <w:szCs w:val="22"/>
         </w:rPr>
-        <w:t xml:space="preserve">Рабочую тетрадь и практику на каждый день.</w:t>
+        <w:t xml:space="preserve">Доску желаний по состоянию души: вытащить то, чего вы хотите на самом деле.</w:t>
       </w:r>
     </w:p>
     <w:p>
@@ -1011,7 +1025,7 @@
           <w:sz w:val="22"/>
           <w:szCs w:val="22"/>
         </w:rPr>
-        <w:t xml:space="preserve">Доску желаний по состоянию души: вытащить то, чего вы хотите на самом деле.</w:t>
+        <w:t xml:space="preserve">Практики голосом Виолы: заземлиться, вернуть ресурс, услышать свою интуицию телом.</w:t>
       </w:r>
     </w:p>
     <w:p>
@@ -1030,7 +1044,7 @@
           <w:sz w:val="22"/>
           <w:szCs w:val="22"/>
         </w:rPr>
-        <w:t xml:space="preserve">Практики голосом Виолы: заземлиться, вернуть ресурс, услышать свою интуицию телом.</w:t>
+        <w:t xml:space="preserve">Готовые фразы: как сказать «нет» и как попросить за себя.</w:t>
       </w:r>
     </w:p>
     <w:p>
@@ -1049,7 +1063,7 @@
           <w:sz w:val="22"/>
           <w:szCs w:val="22"/>
         </w:rPr>
-        <w:t xml:space="preserve">Готовые фразы: как сказать «нет» и как попросить за себя.</w:t>
+        <w:t xml:space="preserve">Сообщество эмпатов со всего мира: Германия, Италия, США, Россия. Наконец свои люди.</w:t>
       </w:r>
     </w:p>
     <w:p>
@@ -1068,7 +1082,7 @@
           <w:sz w:val="22"/>
           <w:szCs w:val="22"/>
         </w:rPr>
-        <w:t xml:space="preserve">Сообщество эмпатов со всего мира: Германия, Италия, США, Россия. Наконец свои люди.</w:t>
+        <w:t xml:space="preserve">Записи и материалы, доступ навсегда.</w:t>
       </w:r>
     </w:p>
     <w:p>
@@ -1087,25 +1101,6 @@
           <w:sz w:val="22"/>
           <w:szCs w:val="22"/>
         </w:rPr>
-        <w:t xml:space="preserve">Записи и материалы, доступ навсегда.</w:t>
-      </w:r>
-    </w:p>
-    <w:p>
-      <w:pPr>
-        <w:pStyle w:val="ListParagraph"/>
-        <w:numPr>
-          <w:ilvl w:val="0"/>
-          <w:numId w:val="2"/>
-        </w:numPr>
-        <w:spacing w:after="90" w:line="276"/>
-      </w:pPr>
-      <w:r>
-        <w:rPr>
-          <w:rFonts w:ascii="Georgia" w:cs="Georgia" w:eastAsia="Georgia" w:hAnsi="Georgia"/>
-          <w:color w:val="1A1A1A"/>
-          <w:sz w:val="22"/>
-          <w:szCs w:val="22"/>
-        </w:rPr>
         <w:t xml:space="preserve">Техники, которые остаются с вами на всю жизнь.</w:t>
       </w:r>
     </w:p>
@@ -1122,7 +1117,7 @@
           <w:sz w:val="22"/>
           <w:szCs w:val="22"/>
         </w:rPr>
-        <w:t xml:space="preserve">А главное, вы научитесь пользоваться своей суперспособностью: направлять её на себя, на свой покой, свои отношения, своё дело и свои деньги.</w:t>
+        <w:t xml:space="preserve">А главное, вы научитесь пользоваться своим радаром: направлять его на себя, на свой покой, свои отношения, своё дело и свои деньги.</w:t>
       </w:r>
     </w:p>
     <w:p>
@@ -1176,7 +1171,7 @@
           <w:sz w:val="21"/>
           <w:szCs w:val="21"/>
         </w:rPr>
-        <w:t xml:space="preserve">6 живых занятий с Виолой · занятия раз в неделю · доступ к материалам навсегда</w:t>
+        <w:t xml:space="preserve">8 живых встреч с Виолой · месяц интенсива · доступ к материалам навсегда</w:t>
       </w:r>
     </w:p>
     <w:tbl>
@@ -1301,7 +1296,7 @@
                 <w:sz w:val="17"/>
                 <w:szCs w:val="17"/>
               </w:rPr>
-              <w:t xml:space="preserve">6 недель</w:t>
+              <w:t xml:space="preserve">месяц</w:t>
             </w:r>
           </w:p>
         </w:tc>
@@ -1347,7 +1342,7 @@
                 <w:sz w:val="17"/>
                 <w:szCs w:val="17"/>
               </w:rPr>
-              <w:t xml:space="preserve">Плюс разбор с Виолой</w:t>
+              <w:t xml:space="preserve">Виола отвечает вам голосом</w:t>
             </w:r>
           </w:p>
           <w:p>
@@ -1379,7 +1374,7 @@
                 <w:sz w:val="17"/>
                 <w:szCs w:val="17"/>
               </w:rPr>
-              <w:t xml:space="preserve">7 недель</w:t>
+              <w:t xml:space="preserve">месяц</w:t>
             </w:r>
           </w:p>
         </w:tc>
@@ -1425,7 +1420,7 @@
                 <w:sz w:val="17"/>
                 <w:szCs w:val="17"/>
               </w:rPr>
-              <w:t xml:space="preserve">Плюс ответ лично вам</w:t>
+              <w:t xml:space="preserve">Плюс личная встреча</w:t>
             </w:r>
           </w:p>
           <w:p>
@@ -1457,7 +1452,7 @@
                 <w:sz w:val="17"/>
                 <w:szCs w:val="17"/>
               </w:rPr>
-              <w:t xml:space="preserve">8 недель</w:t>
+              <w:t xml:space="preserve">месяц</w:t>
             </w:r>
           </w:p>
         </w:tc>
@@ -1518,7 +1513,7 @@
                 <w:sz w:val="21"/>
                 <w:szCs w:val="21"/>
               </w:rPr>
-              <w:t xml:space="preserve">6 живых занятий с Виолой</w:t>
+              <w:t xml:space="preserve">8 живых встреч с Виолой</w:t>
             </w:r>
           </w:p>
           <w:p>
@@ -1532,7 +1527,7 @@
                 <w:sz w:val="17"/>
                 <w:szCs w:val="17"/>
               </w:rPr>
-              <w:t xml:space="preserve">Одно в неделю: от «куда уходят ваши силы» до «деньги и своё дело»</w:t>
+              <w:t xml:space="preserve">Две в неделю, месяц: от «куда уходят ваши силы» до «деньги и своё дело»</w:t>
             </w:r>
           </w:p>
         </w:tc>
@@ -1792,7 +1787,7 @@
                 <w:sz w:val="17"/>
                 <w:szCs w:val="17"/>
               </w:rPr>
-              <w:t xml:space="preserve">Задание после каждого занятия, практика на каждый день</w:t>
+              <w:t xml:space="preserve">Задание после каждой встречи, практика на каждый день</w:t>
             </w:r>
           </w:p>
         </w:tc>
@@ -2561,7 +2556,7 @@
                 <w:sz w:val="17"/>
                 <w:szCs w:val="17"/>
               </w:rPr>
-              <w:t xml:space="preserve">Со второго тарифа — отдельная встреча с Виолой сверх программы</w:t>
+              <w:t xml:space="preserve">Со второго тарифа — Виола отвечает лично вам</w:t>
             </w:r>
           </w:p>
         </w:tc>
@@ -2590,7 +2585,7 @@
                 <w:sz w:val="21"/>
                 <w:szCs w:val="21"/>
               </w:rPr>
-              <w:t xml:space="preserve">Зум с Виолой: любовь и деньги</w:t>
+              <w:t xml:space="preserve">Виола отвечает вам голосом</w:t>
             </w:r>
           </w:p>
           <w:p>
@@ -2604,7 +2599,137 @@
                 <w:sz w:val="17"/>
                 <w:szCs w:val="17"/>
               </w:rPr>
-              <w:t xml:space="preserve">Отдельная встреча сверх шести занятий. Разбираем главное: как ваша суперспособность работает в отношениях и в деньгах</w:t>
+              <w:t xml:space="preserve">Ваш вопрос — её ответ голосовым сообщением. Весь поток. То самое, за чем к ней и идут</w:t>
+            </w:r>
+          </w:p>
+        </w:tc>
+        <w:tc>
+          <w:tcPr>
+            <w:tcW w:type="dxa" w:w="1800"/>
+            <w:tcMar>
+              <w:top w:type="dxa" w:w="100"/>
+              <w:left w:type="dxa" w:w="120"/>
+              <w:bottom w:type="dxa" w:w="100"/>
+              <w:right w:type="dxa" w:w="120"/>
+            </w:tcMar>
+            <w:vAlign w:val="center"/>
+          </w:tcPr>
+          <w:p>
+            <w:pPr>
+              <w:spacing w:after="0" w:before="0" w:line="276"/>
+              <w:jc w:val="center"/>
+            </w:pPr>
+            <w:r>
+              <w:rPr>
+                <w:rFonts w:ascii="Georgia" w:cs="Georgia" w:eastAsia="Georgia" w:hAnsi="Georgia"/>
+                <w:b w:val="0"/>
+                <w:bCs w:val="0"/>
+                <w:color w:val="B9B3C4"/>
+                <w:sz w:val="22"/>
+                <w:szCs w:val="22"/>
+              </w:rPr>
+              <w:t xml:space="preserve">—</w:t>
+            </w:r>
+          </w:p>
+        </w:tc>
+        <w:tc>
+          <w:tcPr>
+            <w:tcW w:type="dxa" w:w="1800"/>
+            <w:tcMar>
+              <w:top w:type="dxa" w:w="100"/>
+              <w:left w:type="dxa" w:w="120"/>
+              <w:bottom w:type="dxa" w:w="100"/>
+              <w:right w:type="dxa" w:w="120"/>
+            </w:tcMar>
+            <w:vAlign w:val="center"/>
+          </w:tcPr>
+          <w:p>
+            <w:pPr>
+              <w:spacing w:after="0" w:before="0" w:line="276"/>
+              <w:jc w:val="center"/>
+            </w:pPr>
+            <w:r>
+              <w:rPr>
+                <w:rFonts w:ascii="Georgia" w:cs="Georgia" w:eastAsia="Georgia" w:hAnsi="Georgia"/>
+                <w:b w:val="1"/>
+                <w:bCs w:val="1"/>
+                <w:color w:val="8E3B62"/>
+                <w:sz w:val="24"/>
+                <w:szCs w:val="24"/>
+              </w:rPr>
+              <w:t xml:space="preserve">✓</w:t>
+            </w:r>
+          </w:p>
+        </w:tc>
+        <w:tc>
+          <w:tcPr>
+            <w:tcW w:type="dxa" w:w="1800"/>
+            <w:tcMar>
+              <w:top w:type="dxa" w:w="100"/>
+              <w:left w:type="dxa" w:w="120"/>
+              <w:bottom w:type="dxa" w:w="100"/>
+              <w:right w:type="dxa" w:w="120"/>
+            </w:tcMar>
+            <w:vAlign w:val="center"/>
+          </w:tcPr>
+          <w:p>
+            <w:pPr>
+              <w:spacing w:after="0" w:before="0" w:line="276"/>
+              <w:jc w:val="center"/>
+            </w:pPr>
+            <w:r>
+              <w:rPr>
+                <w:rFonts w:ascii="Georgia" w:cs="Georgia" w:eastAsia="Georgia" w:hAnsi="Georgia"/>
+                <w:b w:val="1"/>
+                <w:bCs w:val="1"/>
+                <w:color w:val="8E3B62"/>
+                <w:sz w:val="24"/>
+                <w:szCs w:val="24"/>
+              </w:rPr>
+              <w:t xml:space="preserve">✓</w:t>
+            </w:r>
+          </w:p>
+        </w:tc>
+      </w:tr>
+      <w:tr>
+        <w:tc>
+          <w:tcPr>
+            <w:tcW w:type="dxa" w:w="3960"/>
+            <w:tcMar>
+              <w:top w:type="dxa" w:w="100"/>
+              <w:left w:type="dxa" w:w="120"/>
+              <w:bottom w:type="dxa" w:w="100"/>
+              <w:right w:type="dxa" w:w="120"/>
+            </w:tcMar>
+          </w:tcPr>
+          <w:p>
+            <w:pPr>
+              <w:spacing w:after="40" w:before="0" w:line="276"/>
+            </w:pPr>
+            <w:r>
+              <w:rPr>
+                <w:rFonts w:ascii="Georgia" w:cs="Georgia" w:eastAsia="Georgia" w:hAnsi="Georgia"/>
+                <w:b/>
+                <w:bCs/>
+                <w:color w:val="1A1A1A"/>
+                <w:sz w:val="21"/>
+                <w:szCs w:val="21"/>
+              </w:rPr>
+              <w:t xml:space="preserve">Зум «Любовь и деньги»</w:t>
+            </w:r>
+          </w:p>
+          <w:p>
+            <w:pPr>
+              <w:spacing w:after="0" w:before="0" w:line="276"/>
+            </w:pPr>
+            <w:r>
+              <w:rPr>
+                <w:rFonts w:ascii="Georgia" w:cs="Georgia" w:eastAsia="Georgia" w:hAnsi="Georgia"/>
+                <w:color w:val="6B6478"/>
+                <w:sz w:val="17"/>
+                <w:szCs w:val="17"/>
+              </w:rPr>
+              <w:t xml:space="preserve">Отдельная встреча сверх программы: как ваш радар работает в отношениях и в деньгах</w:t>
             </w:r>
           </w:p>
         </w:tc>
@@ -2723,7 +2848,7 @@
                 <w:sz w:val="17"/>
                 <w:szCs w:val="17"/>
               </w:rPr>
-              <w:t xml:space="preserve">Только в личном — Виола отвечает вам</w:t>
+              <w:t xml:space="preserve">Только в личном — работа один на один</w:t>
             </w:r>
           </w:p>
         </w:tc>
@@ -2752,7 +2877,7 @@
                 <w:sz w:val="21"/>
                 <w:szCs w:val="21"/>
               </w:rPr>
-              <w:t xml:space="preserve">Зум с Виолой: ответы на ваши вопросы</w:t>
+              <w:t xml:space="preserve">Личная встреча с Виолой</w:t>
             </w:r>
           </w:p>
           <w:p>
@@ -2766,7 +2891,7 @@
                 <w:sz w:val="17"/>
                 <w:szCs w:val="17"/>
               </w:rPr>
-              <w:t xml:space="preserve">Ещё одна встреча: вы приносите свой вопрос, Виола отвечает в эфире</w:t>
+              <w:t xml:space="preserve">Час один на один. Ваша ситуация, ваши вопросы, ваша доска желаний</w:t>
             </w:r>
           </w:p>
         </w:tc>
@@ -2871,7 +2996,7 @@
           </w:tcPr>
           <w:p>
             <w:pPr>
-              <w:spacing w:after="40" w:before="0" w:line="276"/>
+              <w:spacing w:after="0" w:before="0" w:line="276"/>
             </w:pPr>
             <w:r>
               <w:rPr>
@@ -2882,21 +3007,7 @@
                 <w:sz w:val="21"/>
                 <w:szCs w:val="21"/>
               </w:rPr>
-              <w:t xml:space="preserve">Персональное аудио от Виолы</w:t>
-            </w:r>
-          </w:p>
-          <w:p>
-            <w:pPr>
-              <w:spacing w:after="0" w:before="0" w:line="276"/>
-            </w:pPr>
-            <w:r>
-              <w:rPr>
-                <w:rFonts w:ascii="Georgia" w:cs="Georgia" w:eastAsia="Georgia" w:hAnsi="Georgia"/>
-                <w:color w:val="6B6478"/>
-                <w:sz w:val="17"/>
-                <w:szCs w:val="17"/>
-              </w:rPr>
-              <w:t xml:space="preserve">Ваш вопрос — её ответ голосом лично вам. То самое, за чем к ней и идут</w:t>
+              <w:t xml:space="preserve">Длительность</w:t>
             </w:r>
           </w:p>
         </w:tc>
@@ -2919,13 +3030,13 @@
             <w:r>
               <w:rPr>
                 <w:rFonts w:ascii="Georgia" w:cs="Georgia" w:eastAsia="Georgia" w:hAnsi="Georgia"/>
-                <w:b w:val="0"/>
-                <w:bCs w:val="0"/>
-                <w:color w:val="B9B3C4"/>
-                <w:sz w:val="22"/>
-                <w:szCs w:val="22"/>
-              </w:rPr>
-              <w:t xml:space="preserve">—</w:t>
+                <w:b w:val="false"/>
+                <w:bCs w:val="false"/>
+                <w:color w:val="1A1A1A"/>
+                <w:sz w:val="20"/>
+                <w:szCs w:val="20"/>
+              </w:rPr>
+              <w:t xml:space="preserve">месяц</w:t>
             </w:r>
           </w:p>
         </w:tc>
@@ -2948,13 +3059,13 @@
             <w:r>
               <w:rPr>
                 <w:rFonts w:ascii="Georgia" w:cs="Georgia" w:eastAsia="Georgia" w:hAnsi="Georgia"/>
-                <w:b w:val="0"/>
-                <w:bCs w:val="0"/>
-                <w:color w:val="B9B3C4"/>
-                <w:sz w:val="22"/>
-                <w:szCs w:val="22"/>
-              </w:rPr>
-              <w:t xml:space="preserve">—</w:t>
+                <w:b w:val="false"/>
+                <w:bCs w:val="false"/>
+                <w:color w:val="1A1A1A"/>
+                <w:sz w:val="20"/>
+                <w:szCs w:val="20"/>
+              </w:rPr>
+              <w:t xml:space="preserve">месяц</w:t>
             </w:r>
           </w:p>
         </w:tc>
@@ -2977,13 +3088,13 @@
             <w:r>
               <w:rPr>
                 <w:rFonts w:ascii="Georgia" w:cs="Georgia" w:eastAsia="Georgia" w:hAnsi="Georgia"/>
-                <w:b w:val="1"/>
-                <w:bCs w:val="1"/>
-                <w:color w:val="8E3B62"/>
-                <w:sz w:val="24"/>
-                <w:szCs w:val="24"/>
-              </w:rPr>
-              <w:t xml:space="preserve">✓</w:t>
+                <w:b w:val="false"/>
+                <w:bCs w:val="false"/>
+                <w:color w:val="1A1A1A"/>
+                <w:sz w:val="20"/>
+                <w:szCs w:val="20"/>
+              </w:rPr>
+              <w:t xml:space="preserve">месяц</w:t>
             </w:r>
           </w:p>
         </w:tc>
@@ -3012,122 +3123,6 @@
                 <w:sz w:val="21"/>
                 <w:szCs w:val="21"/>
               </w:rPr>
-              <w:t xml:space="preserve">Длительность потока</w:t>
-            </w:r>
-          </w:p>
-        </w:tc>
-        <w:tc>
-          <w:tcPr>
-            <w:tcW w:type="dxa" w:w="1800"/>
-            <w:tcMar>
-              <w:top w:type="dxa" w:w="100"/>
-              <w:left w:type="dxa" w:w="120"/>
-              <w:bottom w:type="dxa" w:w="100"/>
-              <w:right w:type="dxa" w:w="120"/>
-            </w:tcMar>
-            <w:vAlign w:val="center"/>
-          </w:tcPr>
-          <w:p>
-            <w:pPr>
-              <w:spacing w:after="0" w:before="0" w:line="276"/>
-              <w:jc w:val="center"/>
-            </w:pPr>
-            <w:r>
-              <w:rPr>
-                <w:rFonts w:ascii="Georgia" w:cs="Georgia" w:eastAsia="Georgia" w:hAnsi="Georgia"/>
-                <w:b w:val="false"/>
-                <w:bCs w:val="false"/>
-                <w:color w:val="1A1A1A"/>
-                <w:sz w:val="20"/>
-                <w:szCs w:val="20"/>
-              </w:rPr>
-              <w:t xml:space="preserve">6 недель</w:t>
-            </w:r>
-          </w:p>
-        </w:tc>
-        <w:tc>
-          <w:tcPr>
-            <w:tcW w:type="dxa" w:w="1800"/>
-            <w:tcMar>
-              <w:top w:type="dxa" w:w="100"/>
-              <w:left w:type="dxa" w:w="120"/>
-              <w:bottom w:type="dxa" w:w="100"/>
-              <w:right w:type="dxa" w:w="120"/>
-            </w:tcMar>
-            <w:vAlign w:val="center"/>
-          </w:tcPr>
-          <w:p>
-            <w:pPr>
-              <w:spacing w:after="0" w:before="0" w:line="276"/>
-              <w:jc w:val="center"/>
-            </w:pPr>
-            <w:r>
-              <w:rPr>
-                <w:rFonts w:ascii="Georgia" w:cs="Georgia" w:eastAsia="Georgia" w:hAnsi="Georgia"/>
-                <w:b w:val="false"/>
-                <w:bCs w:val="false"/>
-                <w:color w:val="1A1A1A"/>
-                <w:sz w:val="20"/>
-                <w:szCs w:val="20"/>
-              </w:rPr>
-              <w:t xml:space="preserve">7 недель</w:t>
-            </w:r>
-          </w:p>
-        </w:tc>
-        <w:tc>
-          <w:tcPr>
-            <w:tcW w:type="dxa" w:w="1800"/>
-            <w:tcMar>
-              <w:top w:type="dxa" w:w="100"/>
-              <w:left w:type="dxa" w:w="120"/>
-              <w:bottom w:type="dxa" w:w="100"/>
-              <w:right w:type="dxa" w:w="120"/>
-            </w:tcMar>
-            <w:vAlign w:val="center"/>
-          </w:tcPr>
-          <w:p>
-            <w:pPr>
-              <w:spacing w:after="0" w:before="0" w:line="276"/>
-              <w:jc w:val="center"/>
-            </w:pPr>
-            <w:r>
-              <w:rPr>
-                <w:rFonts w:ascii="Georgia" w:cs="Georgia" w:eastAsia="Georgia" w:hAnsi="Georgia"/>
-                <w:b w:val="false"/>
-                <w:bCs w:val="false"/>
-                <w:color w:val="1A1A1A"/>
-                <w:sz w:val="20"/>
-                <w:szCs w:val="20"/>
-              </w:rPr>
-              <w:t xml:space="preserve">8 недель</w:t>
-            </w:r>
-          </w:p>
-        </w:tc>
-      </w:tr>
-      <w:tr>
-        <w:tc>
-          <w:tcPr>
-            <w:tcW w:type="dxa" w:w="3960"/>
-            <w:tcMar>
-              <w:top w:type="dxa" w:w="100"/>
-              <w:left w:type="dxa" w:w="120"/>
-              <w:bottom w:type="dxa" w:w="100"/>
-              <w:right w:type="dxa" w:w="120"/>
-            </w:tcMar>
-          </w:tcPr>
-          <w:p>
-            <w:pPr>
-              <w:spacing w:after="0" w:before="0" w:line="276"/>
-            </w:pPr>
-            <w:r>
-              <w:rPr>
-                <w:rFonts w:ascii="Georgia" w:cs="Georgia" w:eastAsia="Georgia" w:hAnsi="Georgia"/>
-                <w:b/>
-                <w:bCs/>
-                <w:color w:val="1A1A1A"/>
-                <w:sz w:val="21"/>
-                <w:szCs w:val="21"/>
-              </w:rPr>
               <w:t xml:space="preserve">Мест в потоке</w:t>
             </w:r>
           </w:p>
@@ -3362,7 +3357,7 @@
           <w:sz w:val="22"/>
           <w:szCs w:val="22"/>
         </w:rPr>
-        <w:t xml:space="preserve">Виола Маро, психолог и эмпатолог, 25 лет практики. Живёт в Италии. Её курсы проходят по кругу и возвращаются, у выпускников три живых чата.</w:t>
+        <w:t xml:space="preserve">Виола Маро, психолог, психотерапевт. Живёт в Италии. Её курсы проходят по кругу и возвращаются, у выпускников три живых чата.</w:t>
       </w:r>
     </w:p>
     <w:p>
@@ -3483,7 +3478,7 @@
           <w:sz w:val="22"/>
           <w:szCs w:val="22"/>
         </w:rPr>
-        <w:t xml:space="preserve">Одно число: сколько персональных аудио она делает за поток. Это и есть лимит мест в «Личном». Придуманный лимит не публикуем.</w:t>
+        <w:t xml:space="preserve">Одно число: сколько личных встреч она берёт за поток. Это и есть лимит мест в «Личном». Придуманный лимит не публикуем.</w:t>
       </w:r>
     </w:p>
     <w:p>
@@ -3502,7 +3497,7 @@
           <w:sz w:val="22"/>
           <w:szCs w:val="22"/>
         </w:rPr>
-        <w:t xml:space="preserve">Подтверждение двух зумов сверх программы: «любовь и деньги» на 7-й неделе и «ответы на вопросы» на 8-й.</w:t>
+        <w:t xml:space="preserve">Формат голосовых ответов в «Полном»: без ограничений или один вопрос в неделю. От этого зависит, ставить ли лимит мест и туда.</w:t>
       </w:r>
     </w:p>
     <w:p>
@@ -3540,7 +3535,7 @@
           <w:sz w:val="22"/>
           <w:szCs w:val="22"/>
         </w:rPr>
-        <w:t xml:space="preserve">Формат: 6 недель против её горизонта «90 дней» для глубокой перестройки.</w:t>
+        <w:t xml:space="preserve">Месяц против её же «90 дней» с вебинара: месяц — это интенсив-вход, а глубина следующим продуктом?</w:t>
       </w:r>
     </w:p>
     <w:p>
@@ -3578,7 +3573,7 @@
           <w:sz w:val="22"/>
           <w:szCs w:val="22"/>
         </w:rPr>
-        <w:t xml:space="preserve">Точная формулировка регалий: «25 лет практики», «эмпатолог».</w:t>
+        <w:t xml:space="preserve">Разбивка восьми встреч по шести шагам и дни недели: середина недели и выходные — какие именно.</w:t>
       </w:r>
     </w:p>
     <w:p>
@@ -3802,7 +3797,7 @@
           <w:sz w:val="22"/>
           <w:szCs w:val="22"/>
         </w:rPr>
-        <w:t xml:space="preserve">ВНИМАНИЕ. После правки лестницы шаг между тарифами дороже прибавки: +10 000 за один групповой зум и +20 000 за зум с одним аудио. По правилу шаг должен быть примерно вдвое дешевле воспринимаемой прибавки. Решаем до кастдева: либо усиливаем прибавку (вопросы собираем заранее, персональное аудио привязываем к разбору доски желаний), либо опускаем цены до 19 900 / 24 900 / 39 900.</w:t>
+        <w:t xml:space="preserve">Шаг между тарифами меньше воспринимаемой прибавки: +10 000 за её голосовые ответы весь поток против разовой консультации в 200 евро. Верхний шаг +20 000 за час один на один — ровно в цену консультации, поэтому держим его содержанием: личная встреча заявлена как разбор вашей доски желаний.</w:t>
       </w:r>
     </w:p>
     <w:p>

--- a/produkt/docs/Любовь-и-деньги-презентация.docx
+++ b/produkt/docs/Любовь-и-деньги-презентация.docx
@@ -4,7 +4,7 @@
   <w:body>
     <w:p>
       <w:pPr>
-        <w:spacing w:after="160" w:before="0" w:line="276"/>
+        <w:spacing w:after="240" w:before="0" w:line="276"/>
       </w:pPr>
       <w:r>
         <w:rPr>
@@ -19,7 +19,24 @@
     </w:p>
     <w:p>
       <w:pPr>
-        <w:spacing w:after="80"/>
+        <w:spacing w:after="100" w:before="0" w:line="276"/>
+      </w:pPr>
+      <w:r>
+        <w:rPr>
+          <w:rFonts w:ascii="Georgia" w:cs="Georgia" w:eastAsia="Georgia" w:hAnsi="Georgia"/>
+          <w:b/>
+          <w:bCs/>
+          <w:caps/>
+          <w:color w:val="8E3B62"/>
+          <w:sz w:val="19"/>
+          <w:szCs w:val="19"/>
+        </w:rPr>
+        <w:t xml:space="preserve">4-НЕДЕЛЬНЫЙ АВТОРСКИЙ ОНЛАЙН-ПРАКТИКУМ ВИОЛЫ МАРО ДЛЯ ЭМПАТОВ</w:t>
+      </w:r>
+    </w:p>
+    <w:p>
+      <w:pPr>
+        <w:spacing w:after="200"/>
       </w:pPr>
       <w:r>
         <w:rPr>
@@ -31,22 +48,6 @@
           <w:szCs w:val="56"/>
         </w:rPr>
         <w:t xml:space="preserve">Любовь и деньги</w:t>
-      </w:r>
-    </w:p>
-    <w:p>
-      <w:pPr>
-        <w:spacing w:after="240" w:before="0" w:line="276"/>
-      </w:pPr>
-      <w:r>
-        <w:rPr>
-          <w:rFonts w:ascii="Georgia" w:cs="Georgia" w:eastAsia="Georgia" w:hAnsi="Georgia"/>
-          <w:i/>
-          <w:iCs/>
-          <w:color w:val="6B6478"/>
-          <w:sz w:val="24"/>
-          <w:szCs w:val="24"/>
-        </w:rPr>
-        <w:t xml:space="preserve">практический курс для эмпатов</w:t>
       </w:r>
     </w:p>
     <w:p>
@@ -94,6 +95,179 @@
           <w:szCs w:val="2"/>
         </w:rPr>
         <w:t xml:space="preserve"/>
+      </w:r>
+    </w:p>
+    <w:p>
+      <w:pPr>
+        <w:pStyle w:val="Heading2"/>
+        <w:spacing w:after="140" w:before="300"/>
+      </w:pPr>
+      <w:r>
+        <w:rPr>
+          <w:rFonts w:ascii="Georgia" w:cs="Georgia" w:eastAsia="Georgia" w:hAnsi="Georgia"/>
+          <w:b/>
+          <w:bCs/>
+          <w:color w:val="8E3B62"/>
+          <w:sz w:val="26"/>
+          <w:szCs w:val="26"/>
+        </w:rPr>
+        <w:t xml:space="preserve">Вы всё время доказываете, что чего-то стоите</w:t>
+      </w:r>
+    </w:p>
+    <w:p>
+      <w:pPr>
+        <w:spacing w:after="120" w:before="0" w:line="276"/>
+      </w:pPr>
+      <w:r>
+        <w:rPr>
+          <w:rFonts w:ascii="Georgia" w:cs="Georgia" w:eastAsia="Georgia" w:hAnsi="Georgia"/>
+          <w:color w:val="1A1A1A"/>
+          <w:sz w:val="22"/>
+          <w:szCs w:val="22"/>
+        </w:rPr>
+        <w:t xml:space="preserve">Работой. Заботой. Тем, что всех выслушали и всем помогли. А ощущение остаётся прежнее: ценят за то, что вы делаете. Не за то, что вы есть.</w:t>
+      </w:r>
+    </w:p>
+    <w:p>
+      <w:pPr>
+        <w:spacing w:after="120" w:before="0" w:line="276"/>
+      </w:pPr>
+      <w:r>
+        <w:rPr>
+          <w:rFonts w:ascii="Georgia" w:cs="Georgia" w:eastAsia="Georgia" w:hAnsi="Georgia"/>
+          <w:color w:val="1A1A1A"/>
+          <w:sz w:val="22"/>
+          <w:szCs w:val="22"/>
+        </w:rPr>
+        <w:t xml:space="preserve">Виола отвечает на это прямо. </w:t>
+      </w:r>
+      <w:r>
+        <w:rPr>
+          <w:rFonts w:ascii="Georgia" w:cs="Georgia" w:eastAsia="Georgia" w:hAnsi="Georgia"/>
+          <w:b/>
+          <w:bCs/>
+          <w:color w:val="1A1A1A"/>
+          <w:sz w:val="22"/>
+          <w:szCs w:val="22"/>
+        </w:rPr>
+        <w:t xml:space="preserve">Ваша ценность врождённая. Она не результат ваших достижений, ваших ошибок или чужого одобрения.</w:t>
+      </w:r>
+      <w:r>
+        <w:rPr>
+          <w:rFonts w:ascii="Georgia" w:cs="Georgia" w:eastAsia="Georgia" w:hAnsi="Georgia"/>
+          <w:color w:val="1A1A1A"/>
+          <w:sz w:val="22"/>
+          <w:szCs w:val="22"/>
+        </w:rPr>
+        <w:t xml:space="preserve"> Её не нужно заслуживать. Нужно перестать от неё отказываться.</w:t>
+      </w:r>
+    </w:p>
+    <w:p>
+      <w:pPr>
+        <w:spacing w:after="160" w:before="0" w:line="276"/>
+      </w:pPr>
+      <w:r>
+        <w:rPr>
+          <w:rFonts w:ascii="Georgia" w:cs="Georgia" w:eastAsia="Georgia" w:hAnsi="Georgia"/>
+          <w:color w:val="1A1A1A"/>
+          <w:sz w:val="22"/>
+          <w:szCs w:val="22"/>
+        </w:rPr>
+        <w:t xml:space="preserve">А начинается это с того, что вы наконец увидите, чем именно вы ценны.</w:t>
+      </w:r>
+    </w:p>
+    <w:p>
+      <w:pPr>
+        <w:pStyle w:val="Heading2"/>
+        <w:spacing w:after="140" w:before="300"/>
+      </w:pPr>
+      <w:r>
+        <w:rPr>
+          <w:rFonts w:ascii="Georgia" w:cs="Georgia" w:eastAsia="Georgia" w:hAnsi="Georgia"/>
+          <w:b/>
+          <w:bCs/>
+          <w:color w:val="8E3B62"/>
+          <w:sz w:val="26"/>
+          <w:szCs w:val="26"/>
+        </w:rPr>
+        <w:t xml:space="preserve">У вас есть радар, которого нет у других</w:t>
+      </w:r>
+    </w:p>
+    <w:p>
+      <w:pPr>
+        <w:spacing w:after="120" w:before="0" w:line="276"/>
+      </w:pPr>
+      <w:r>
+        <w:rPr>
+          <w:rFonts w:ascii="Georgia" w:cs="Georgia" w:eastAsia="Georgia" w:hAnsi="Georgia"/>
+          <w:color w:val="1A1A1A"/>
+          <w:sz w:val="22"/>
+          <w:szCs w:val="22"/>
+        </w:rPr>
+        <w:t xml:space="preserve">Вы чувствуете сильнее других. Видите людей насквозь, слышите, когда человек говорит одно, а внутри у него другое, замечаете то, чего другие не видят вовсе. Так умеют немногие. Это у вас с рождения.</w:t>
+      </w:r>
+    </w:p>
+    <w:p>
+      <w:pPr>
+        <w:spacing w:after="120" w:before="0" w:line="276"/>
+      </w:pPr>
+      <w:r>
+        <w:rPr>
+          <w:rFonts w:ascii="Georgia" w:cs="Georgia" w:eastAsia="Georgia" w:hAnsi="Georgia"/>
+          <w:color w:val="1A1A1A"/>
+          <w:sz w:val="22"/>
+          <w:szCs w:val="22"/>
+        </w:rPr>
+        <w:t xml:space="preserve">Вот только инструкции к нему вам никто не выдал. И работает ваш дар на всех вокруг. Отсюда и усталость, и пустота к вечеру. А вместе с силами уходят и деньги.</w:t>
+      </w:r>
+    </w:p>
+    <w:p>
+      <w:pPr>
+        <w:spacing w:after="160" w:before="0" w:line="276"/>
+      </w:pPr>
+      <w:r>
+        <w:rPr>
+          <w:rFonts w:ascii="Georgia" w:cs="Georgia" w:eastAsia="Georgia" w:hAnsi="Georgia"/>
+          <w:b/>
+          <w:bCs/>
+          <w:color w:val="8E3B62"/>
+          <w:sz w:val="25"/>
+          <w:szCs w:val="25"/>
+        </w:rPr>
+        <w:t xml:space="preserve">Пора развернуть его на себя.</w:t>
+      </w:r>
+    </w:p>
+    <w:p>
+      <w:pPr>
+        <w:shd w:fill="F4F1F7" w:color="auto" w:val="clear"/>
+        <w:spacing w:after="40" w:before="0" w:line="276"/>
+      </w:pPr>
+      <w:r>
+        <w:rPr>
+          <w:rFonts w:ascii="Georgia" w:cs="Georgia" w:eastAsia="Georgia" w:hAnsi="Georgia"/>
+          <w:b/>
+          <w:bCs/>
+          <w:color w:val="2B2440"/>
+          <w:sz w:val="24"/>
+          <w:szCs w:val="24"/>
+        </w:rPr>
+        <w:t xml:space="preserve">«Моя задача научить вас пользоваться вашей суперсилой эмпата. Чтобы она наконец работала на вас: на ваш покой, ваши отношения, ваше дело и ваши деньги».</w:t>
+      </w:r>
+    </w:p>
+    <w:p>
+      <w:pPr>
+        <w:spacing w:after="200" w:before="0" w:line="276"/>
+      </w:pPr>
+      <w:r>
+        <w:rPr>
+          <w:rFonts w:ascii="Georgia" w:cs="Georgia" w:eastAsia="Georgia" w:hAnsi="Georgia"/>
+          <w:i/>
+          <w:iCs/>
+          <w:color w:val="6B6478"/>
+          <w:sz w:val="20"/>
+          <w:szCs w:val="20"/>
+        </w:rPr>
+        <w:t xml:space="preserve">Виола Маро</w:t>
       </w:r>
     </w:p>
     <w:p>
@@ -139,11 +313,22 @@
       <w:r>
         <w:rPr>
           <w:rFonts w:ascii="Georgia" w:cs="Georgia" w:eastAsia="Georgia" w:hAnsi="Georgia"/>
-          <w:color w:val="1A1A1A"/>
-          <w:sz w:val="22"/>
-          <w:szCs w:val="22"/>
-        </w:rPr>
-        <w:t xml:space="preserve">Выслушали человека и не развалились на весь день. Силы остались вам.</w:t>
+          <w:b/>
+          <w:bCs/>
+          <w:color w:val="1A1A1A"/>
+          <w:sz w:val="22"/>
+          <w:szCs w:val="22"/>
+        </w:rPr>
+        <w:t xml:space="preserve">Силы остаются вам.</w:t>
+      </w:r>
+      <w:r>
+        <w:rPr>
+          <w:rFonts w:ascii="Georgia" w:cs="Georgia" w:eastAsia="Georgia" w:hAnsi="Georgia"/>
+          <w:color w:val="1A1A1A"/>
+          <w:sz w:val="22"/>
+          <w:szCs w:val="22"/>
+        </w:rPr>
+        <w:t xml:space="preserve"> Выслушали человека, а вечер по-прежнему ваш.</w:t>
       </w:r>
     </w:p>
     <w:p>
@@ -158,11 +343,22 @@
       <w:r>
         <w:rPr>
           <w:rFonts w:ascii="Georgia" w:cs="Georgia" w:eastAsia="Georgia" w:hAnsi="Georgia"/>
-          <w:color w:val="1A1A1A"/>
-          <w:sz w:val="22"/>
-          <w:szCs w:val="22"/>
-        </w:rPr>
-        <w:t xml:space="preserve">Говорите «нет» спокойно и уверенно. И потом себя не грызёте.</w:t>
+          <w:b/>
+          <w:bCs/>
+          <w:color w:val="1A1A1A"/>
+          <w:sz w:val="22"/>
+          <w:szCs w:val="22"/>
+        </w:rPr>
+        <w:t xml:space="preserve">Радар работает на вас.</w:t>
+      </w:r>
+      <w:r>
+        <w:rPr>
+          <w:rFonts w:ascii="Georgia" w:cs="Georgia" w:eastAsia="Georgia" w:hAnsi="Georgia"/>
+          <w:color w:val="1A1A1A"/>
+          <w:sz w:val="22"/>
+          <w:szCs w:val="22"/>
+        </w:rPr>
+        <w:t xml:space="preserve"> Видите верный шаг, нужного человека, свою дверь.</w:t>
       </w:r>
     </w:p>
     <w:p>
@@ -177,11 +373,22 @@
       <w:r>
         <w:rPr>
           <w:rFonts w:ascii="Georgia" w:cs="Georgia" w:eastAsia="Georgia" w:hAnsi="Georgia"/>
-          <w:color w:val="1A1A1A"/>
-          <w:sz w:val="22"/>
-          <w:szCs w:val="22"/>
-        </w:rPr>
-        <w:t xml:space="preserve">Ваш радар работает на вас: видите верный шаг, нужного человека, свою дверь.</w:t>
+          <w:b/>
+          <w:bCs/>
+          <w:color w:val="1A1A1A"/>
+          <w:sz w:val="22"/>
+          <w:szCs w:val="22"/>
+        </w:rPr>
+        <w:t xml:space="preserve">Дело по душе приносит деньги.</w:t>
+      </w:r>
+      <w:r>
+        <w:rPr>
+          <w:rFonts w:ascii="Georgia" w:cs="Georgia" w:eastAsia="Georgia" w:hAnsi="Georgia"/>
+          <w:color w:val="1A1A1A"/>
+          <w:sz w:val="22"/>
+          <w:szCs w:val="22"/>
+        </w:rPr>
+        <w:t xml:space="preserve"> И вы спокойно их берёте.</w:t>
       </w:r>
     </w:p>
     <w:p>
@@ -196,11 +403,22 @@
       <w:r>
         <w:rPr>
           <w:rFonts w:ascii="Georgia" w:cs="Georgia" w:eastAsia="Georgia" w:hAnsi="Georgia"/>
-          <w:color w:val="1A1A1A"/>
-          <w:sz w:val="22"/>
-          <w:szCs w:val="22"/>
-        </w:rPr>
-        <w:t xml:space="preserve">Знаете себе цену и спокойно просите за себя. Занимаетесь тем, что по душе, и это приносит деньги.</w:t>
+          <w:b/>
+          <w:bCs/>
+          <w:color w:val="1A1A1A"/>
+          <w:sz w:val="22"/>
+          <w:szCs w:val="22"/>
+        </w:rPr>
+        <w:t xml:space="preserve">«У меня есть Я».</w:t>
+      </w:r>
+      <w:r>
+        <w:rPr>
+          <w:rFonts w:ascii="Georgia" w:cs="Georgia" w:eastAsia="Georgia" w:hAnsi="Georgia"/>
+          <w:color w:val="1A1A1A"/>
+          <w:sz w:val="22"/>
+          <w:szCs w:val="22"/>
+        </w:rPr>
+        <w:t xml:space="preserve"> Своя сила, своя опора.</w:t>
       </w:r>
     </w:p>
     <w:p>
@@ -215,11 +433,743 @@
       <w:r>
         <w:rPr>
           <w:rFonts w:ascii="Georgia" w:cs="Georgia" w:eastAsia="Georgia" w:hAnsi="Georgia"/>
-          <w:color w:val="1A1A1A"/>
-          <w:sz w:val="22"/>
-          <w:szCs w:val="22"/>
-        </w:rPr>
-        <w:t xml:space="preserve">Деньги больше не тревога. Меньше работаете и больше живёте.</w:t>
+          <w:b/>
+          <w:bCs/>
+          <w:color w:val="1A1A1A"/>
+          <w:sz w:val="22"/>
+          <w:szCs w:val="22"/>
+        </w:rPr>
+        <w:t xml:space="preserve">Живёте свою жизнь, а не чужую.</w:t>
+      </w:r>
+      <w:r>
+        <w:rPr>
+          <w:rFonts w:ascii="Georgia" w:cs="Georgia" w:eastAsia="Georgia" w:hAnsi="Georgia"/>
+          <w:color w:val="1A1A1A"/>
+          <w:sz w:val="22"/>
+          <w:szCs w:val="22"/>
+        </w:rPr>
+        <w:t xml:space="preserve"> Тепла хватает и близким, и себе.</w:t>
+      </w:r>
+    </w:p>
+    <w:p>
+      <w:pPr>
+        <w:pStyle w:val="Heading2"/>
+        <w:spacing w:after="140" w:before="300"/>
+      </w:pPr>
+      <w:r>
+        <w:rPr>
+          <w:rFonts w:ascii="Georgia" w:cs="Georgia" w:eastAsia="Georgia" w:hAnsi="Georgia"/>
+          <w:b/>
+          <w:bCs/>
+          <w:color w:val="8E3B62"/>
+          <w:sz w:val="26"/>
+          <w:szCs w:val="26"/>
+        </w:rPr>
+        <w:t xml:space="preserve">Любовь и деньги — это одна точка</w:t>
+      </w:r>
+    </w:p>
+    <w:p>
+      <w:pPr>
+        <w:spacing w:after="120" w:before="0" w:line="276"/>
+      </w:pPr>
+      <w:r>
+        <w:rPr>
+          <w:rFonts w:ascii="Georgia" w:cs="Georgia" w:eastAsia="Georgia" w:hAnsi="Georgia"/>
+          <w:color w:val="1A1A1A"/>
+          <w:sz w:val="22"/>
+          <w:szCs w:val="22"/>
+        </w:rPr>
+        <w:t xml:space="preserve">И любовь, и деньги растут из одного состояния. Из наполненности.</w:t>
+      </w:r>
+    </w:p>
+    <w:p>
+      <w:pPr>
+        <w:spacing w:after="120" w:before="0" w:line="276"/>
+      </w:pPr>
+      <w:r>
+        <w:rPr>
+          <w:rFonts w:ascii="Georgia" w:cs="Georgia" w:eastAsia="Georgia" w:hAnsi="Georgia"/>
+          <w:color w:val="1A1A1A"/>
+          <w:sz w:val="22"/>
+          <w:szCs w:val="22"/>
+        </w:rPr>
+        <w:t xml:space="preserve">Когда наполненность разворачивается внутрь, это любовь. Сначала к себе, а потом и отношения, в которых вам хорошо. Когда наружу, это благополучие: возможности, дело, деньги.</w:t>
+      </w:r>
+    </w:p>
+    <w:p>
+      <w:pPr>
+        <w:shd w:fill="F4F1F7" w:color="auto" w:val="clear"/>
+        <w:spacing w:after="120" w:before="0" w:line="276"/>
+      </w:pPr>
+      <w:r>
+        <w:rPr>
+          <w:rFonts w:ascii="Georgia" w:cs="Georgia" w:eastAsia="Georgia" w:hAnsi="Georgia"/>
+          <w:i/>
+          <w:iCs/>
+          <w:color w:val="1A1A1A"/>
+          <w:sz w:val="22"/>
+          <w:szCs w:val="22"/>
+        </w:rPr>
+        <w:t xml:space="preserve">Изобилие тут не про роскошь. Это простая человеческая свобода: делать что хотите, когда хотите и с кем хотите. Свобода быть собой.</w:t>
+      </w:r>
+    </w:p>
+    <w:p>
+      <w:pPr>
+        <w:spacing w:after="200" w:before="0" w:line="276"/>
+      </w:pPr>
+      <w:r>
+        <w:rPr>
+          <w:rFonts w:ascii="Georgia" w:cs="Georgia" w:eastAsia="Georgia" w:hAnsi="Georgia"/>
+          <w:color w:val="1A1A1A"/>
+          <w:sz w:val="22"/>
+          <w:szCs w:val="22"/>
+        </w:rPr>
+        <w:t xml:space="preserve">Вот почему мы не делим курс на «про отношения» и «про деньги». Точка входа одна.</w:t>
+      </w:r>
+    </w:p>
+    <w:p>
+      <w:pPr>
+        <w:pStyle w:val="Heading1"/>
+        <w:spacing w:after="160" w:before="360"/>
+      </w:pPr>
+      <w:r>
+        <w:rPr>
+          <w:rFonts w:ascii="Georgia" w:cs="Georgia" w:eastAsia="Georgia" w:hAnsi="Georgia"/>
+          <w:b/>
+          <w:bCs/>
+          <w:color w:val="2B2440"/>
+          <w:sz w:val="34"/>
+          <w:szCs w:val="34"/>
+        </w:rPr>
+        <w:t xml:space="preserve">Программа: месяц, шесть лекций и живой мастер-класс</w:t>
+      </w:r>
+    </w:p>
+    <w:p>
+      <w:pPr>
+        <w:spacing w:after="120" w:before="0" w:line="276"/>
+      </w:pPr>
+      <w:r>
+        <w:rPr>
+          <w:rFonts w:ascii="Georgia" w:cs="Georgia" w:eastAsia="Georgia" w:hAnsi="Georgia"/>
+          <w:color w:val="1A1A1A"/>
+          <w:sz w:val="22"/>
+          <w:szCs w:val="22"/>
+        </w:rPr>
+        <w:t xml:space="preserve">Шесть лекций Виолы выходят два раза в неделю: одна в середине недели, одна на выходных. Лекцию можно открыть когда удобно, из любой точки мира и в своём часовом поясе. К каждой лекции есть аудиоверсия: можно слушать в дороге и на прогулке.</w:t>
+      </w:r>
+    </w:p>
+    <w:p>
+      <w:pPr>
+        <w:spacing w:after="120" w:before="0" w:line="276"/>
+      </w:pPr>
+      <w:r>
+        <w:rPr>
+          <w:rFonts w:ascii="Georgia" w:cs="Georgia" w:eastAsia="Georgia" w:hAnsi="Georgia"/>
+          <w:color w:val="1A1A1A"/>
+          <w:sz w:val="22"/>
+          <w:szCs w:val="22"/>
+        </w:rPr>
+        <w:t xml:space="preserve">Четвёртая неделя — живой мастер-класс с Виолой. Она отвечает на ваши вопросы в эфире.</w:t>
+      </w:r>
+    </w:p>
+    <w:p>
+      <w:pPr>
+        <w:spacing w:after="120" w:before="0" w:line="276"/>
+      </w:pPr>
+      <w:r>
+        <w:rPr>
+          <w:rFonts w:ascii="Georgia" w:cs="Georgia" w:eastAsia="Georgia" w:hAnsi="Georgia"/>
+          <w:color w:val="1A1A1A"/>
+          <w:sz w:val="22"/>
+          <w:szCs w:val="22"/>
+        </w:rPr>
+        <w:t xml:space="preserve">Это программа про практику и действия. К каждой лекции вы осваиваете свой радар и сразу пробуете его в жизни. Никакой теории ради теории. Рабочая тетрадь и техники на каждый день.</w:t>
+      </w:r>
+    </w:p>
+    <w:p>
+      <w:pPr>
+        <w:shd w:fill="F4F1F7" w:color="auto" w:val="clear"/>
+        <w:spacing w:after="200" w:before="0" w:line="276"/>
+      </w:pPr>
+      <w:r>
+        <w:rPr>
+          <w:rFonts w:ascii="Georgia" w:cs="Georgia" w:eastAsia="Georgia" w:hAnsi="Georgia"/>
+          <w:b/>
+          <w:bCs/>
+          <w:color w:val="1A1A1A"/>
+          <w:sz w:val="22"/>
+          <w:szCs w:val="22"/>
+        </w:rPr>
+        <w:t xml:space="preserve">Каждая лекция даёт сразу в обе стороны: в отношения и в деньги. Мы не откладываем обещанное на финал.</w:t>
+      </w:r>
+    </w:p>
+    <w:p>
+      <w:pPr>
+        <w:pStyle w:val="Heading3"/>
+        <w:spacing w:after="80" w:before="200"/>
+      </w:pPr>
+      <w:r>
+        <w:rPr>
+          <w:rFonts w:ascii="Georgia" w:cs="Georgia" w:eastAsia="Georgia" w:hAnsi="Georgia"/>
+          <w:b/>
+          <w:bCs/>
+          <w:color w:val="2B2440"/>
+          <w:sz w:val="23"/>
+          <w:szCs w:val="23"/>
+        </w:rPr>
+        <w:t xml:space="preserve">Лекция 1. Куда уходит ваша сила и почему именно к этим людям</w:t>
+      </w:r>
+    </w:p>
+    <w:p>
+      <w:pPr>
+        <w:spacing w:after="60" w:before="0" w:line="276"/>
+      </w:pPr>
+      <w:r>
+        <w:rPr>
+          <w:rFonts w:ascii="Georgia" w:cs="Georgia" w:eastAsia="Georgia" w:hAnsi="Georgia"/>
+          <w:b/>
+          <w:bCs/>
+          <w:color w:val="8E3B62"/>
+          <w:sz w:val="22"/>
+          <w:szCs w:val="22"/>
+        </w:rPr>
+        <w:t xml:space="preserve">Осваиваете: </w:t>
+      </w:r>
+      <w:r>
+        <w:rPr>
+          <w:rFonts w:ascii="Georgia" w:cs="Georgia" w:eastAsia="Georgia" w:hAnsi="Georgia"/>
+          <w:color w:val="1A1A1A"/>
+          <w:sz w:val="22"/>
+          <w:szCs w:val="22"/>
+        </w:rPr>
+        <w:t xml:space="preserve">ловить момент, когда ваш радар включается на чужое. И находить свой крючок — то место, за которое вас цепляют раз за разом.</w:t>
+      </w:r>
+    </w:p>
+    <w:p>
+      <w:pPr>
+        <w:spacing w:after="60" w:before="0" w:line="276"/>
+      </w:pPr>
+      <w:r>
+        <w:rPr>
+          <w:rFonts w:ascii="Georgia" w:cs="Georgia" w:eastAsia="Georgia" w:hAnsi="Georgia"/>
+          <w:b/>
+          <w:bCs/>
+          <w:color w:val="2B2440"/>
+          <w:sz w:val="22"/>
+          <w:szCs w:val="22"/>
+        </w:rPr>
+        <w:t xml:space="preserve">В отношениях: </w:t>
+      </w:r>
+      <w:r>
+        <w:rPr>
+          <w:rFonts w:ascii="Georgia" w:cs="Georgia" w:eastAsia="Georgia" w:hAnsi="Georgia"/>
+          <w:color w:val="1A1A1A"/>
+          <w:sz w:val="22"/>
+          <w:szCs w:val="22"/>
+        </w:rPr>
+        <w:t xml:space="preserve">видите, кто именно вас обесточивает. И понимаете, почему рядом снова оказался такой человек.</w:t>
+      </w:r>
+    </w:p>
+    <w:p>
+      <w:pPr>
+        <w:spacing w:after="180" w:before="0" w:line="276"/>
+      </w:pPr>
+      <w:r>
+        <w:rPr>
+          <w:rFonts w:ascii="Georgia" w:cs="Georgia" w:eastAsia="Georgia" w:hAnsi="Georgia"/>
+          <w:b/>
+          <w:bCs/>
+          <w:color w:val="2B2440"/>
+          <w:sz w:val="22"/>
+          <w:szCs w:val="22"/>
+        </w:rPr>
+        <w:t xml:space="preserve">В деньгах: </w:t>
+      </w:r>
+      <w:r>
+        <w:rPr>
+          <w:rFonts w:ascii="Georgia" w:cs="Georgia" w:eastAsia="Georgia" w:hAnsi="Georgia"/>
+          <w:color w:val="1A1A1A"/>
+          <w:sz w:val="22"/>
+          <w:szCs w:val="22"/>
+        </w:rPr>
+        <w:t xml:space="preserve">видите, где вы годами работаете за спасибо.</w:t>
+      </w:r>
+    </w:p>
+    <w:p>
+      <w:pPr>
+        <w:pStyle w:val="Heading3"/>
+        <w:spacing w:after="80" w:before="200"/>
+      </w:pPr>
+      <w:r>
+        <w:rPr>
+          <w:rFonts w:ascii="Georgia" w:cs="Georgia" w:eastAsia="Georgia" w:hAnsi="Georgia"/>
+          <w:b/>
+          <w:bCs/>
+          <w:color w:val="2B2440"/>
+          <w:sz w:val="23"/>
+          <w:szCs w:val="23"/>
+        </w:rPr>
+        <w:t xml:space="preserve">Лекция 2. Вернуть себе энергию</w:t>
+      </w:r>
+    </w:p>
+    <w:p>
+      <w:pPr>
+        <w:spacing w:after="60" w:before="0" w:line="276"/>
+      </w:pPr>
+      <w:r>
+        <w:rPr>
+          <w:rFonts w:ascii="Georgia" w:cs="Georgia" w:eastAsia="Georgia" w:hAnsi="Georgia"/>
+          <w:b/>
+          <w:bCs/>
+          <w:color w:val="8E3B62"/>
+          <w:sz w:val="22"/>
+          <w:szCs w:val="22"/>
+        </w:rPr>
+        <w:t xml:space="preserve">Осваиваете: </w:t>
+      </w:r>
+      <w:r>
+        <w:rPr>
+          <w:rFonts w:ascii="Georgia" w:cs="Georgia" w:eastAsia="Georgia" w:hAnsi="Georgia"/>
+          <w:color w:val="1A1A1A"/>
+          <w:sz w:val="22"/>
+          <w:szCs w:val="22"/>
+        </w:rPr>
+        <w:t xml:space="preserve">считывать себя так же точно, как вы читаете других. Ставить границы, не выключая чувствительность. И возвращать телу опору: сон, движение, простые вещи, на которых всё держится.</w:t>
+      </w:r>
+    </w:p>
+    <w:p>
+      <w:pPr>
+        <w:spacing w:after="60" w:before="0" w:line="276"/>
+      </w:pPr>
+      <w:r>
+        <w:rPr>
+          <w:rFonts w:ascii="Georgia" w:cs="Georgia" w:eastAsia="Georgia" w:hAnsi="Georgia"/>
+          <w:b/>
+          <w:bCs/>
+          <w:color w:val="2B2440"/>
+          <w:sz w:val="22"/>
+          <w:szCs w:val="22"/>
+        </w:rPr>
+        <w:t xml:space="preserve">В отношениях: </w:t>
+      </w:r>
+      <w:r>
+        <w:rPr>
+          <w:rFonts w:ascii="Georgia" w:cs="Georgia" w:eastAsia="Georgia" w:hAnsi="Georgia"/>
+          <w:color w:val="1A1A1A"/>
+          <w:sz w:val="22"/>
+          <w:szCs w:val="22"/>
+        </w:rPr>
+        <w:t xml:space="preserve">близость без выгорания. Держите дистанцию с теми, кто вытягивает, и не отдаляетесь от близких.</w:t>
+      </w:r>
+    </w:p>
+    <w:p>
+      <w:pPr>
+        <w:spacing w:after="180" w:before="0" w:line="276"/>
+      </w:pPr>
+      <w:r>
+        <w:rPr>
+          <w:rFonts w:ascii="Georgia" w:cs="Georgia" w:eastAsia="Georgia" w:hAnsi="Georgia"/>
+          <w:b/>
+          <w:bCs/>
+          <w:color w:val="2B2440"/>
+          <w:sz w:val="22"/>
+          <w:szCs w:val="22"/>
+        </w:rPr>
+        <w:t xml:space="preserve">В деньгах: </w:t>
+      </w:r>
+      <w:r>
+        <w:rPr>
+          <w:rFonts w:ascii="Georgia" w:cs="Georgia" w:eastAsia="Georgia" w:hAnsi="Georgia"/>
+          <w:color w:val="1A1A1A"/>
+          <w:sz w:val="22"/>
+          <w:szCs w:val="22"/>
+        </w:rPr>
+        <w:t xml:space="preserve">силы остаются на своё дело, а не уходят к вечеру в ноль.</w:t>
+      </w:r>
+    </w:p>
+    <w:p>
+      <w:pPr>
+        <w:pStyle w:val="Heading3"/>
+        <w:spacing w:after="80" w:before="200"/>
+      </w:pPr>
+      <w:r>
+        <w:rPr>
+          <w:rFonts w:ascii="Georgia" w:cs="Georgia" w:eastAsia="Georgia" w:hAnsi="Georgia"/>
+          <w:b/>
+          <w:bCs/>
+          <w:color w:val="2B2440"/>
+          <w:sz w:val="23"/>
+          <w:szCs w:val="23"/>
+        </w:rPr>
+        <w:t xml:space="preserve">Лекция 3. Разрешить себе получать</w:t>
+      </w:r>
+    </w:p>
+    <w:p>
+      <w:pPr>
+        <w:spacing w:after="60" w:before="0" w:line="276"/>
+      </w:pPr>
+      <w:r>
+        <w:rPr>
+          <w:rFonts w:ascii="Georgia" w:cs="Georgia" w:eastAsia="Georgia" w:hAnsi="Georgia"/>
+          <w:b/>
+          <w:bCs/>
+          <w:color w:val="8E3B62"/>
+          <w:sz w:val="22"/>
+          <w:szCs w:val="22"/>
+        </w:rPr>
+        <w:t xml:space="preserve">Осваиваете: </w:t>
+      </w:r>
+      <w:r>
+        <w:rPr>
+          <w:rFonts w:ascii="Georgia" w:cs="Georgia" w:eastAsia="Georgia" w:hAnsi="Georgia"/>
+          <w:color w:val="1A1A1A"/>
+          <w:sz w:val="22"/>
+          <w:szCs w:val="22"/>
+        </w:rPr>
+        <w:t xml:space="preserve">отвечать на то, что вы и так чувствуете. Вы всегда знали, когда вами пользуются. Теперь вы это называете и говорите «нет».</w:t>
+      </w:r>
+    </w:p>
+    <w:p>
+      <w:pPr>
+        <w:spacing w:after="60" w:before="0" w:line="276"/>
+      </w:pPr>
+      <w:r>
+        <w:rPr>
+          <w:rFonts w:ascii="Georgia" w:cs="Georgia" w:eastAsia="Georgia" w:hAnsi="Georgia"/>
+          <w:b/>
+          <w:bCs/>
+          <w:color w:val="2B2440"/>
+          <w:sz w:val="22"/>
+          <w:szCs w:val="22"/>
+        </w:rPr>
+        <w:t xml:space="preserve">В отношениях: </w:t>
+      </w:r>
+      <w:r>
+        <w:rPr>
+          <w:rFonts w:ascii="Georgia" w:cs="Georgia" w:eastAsia="Georgia" w:hAnsi="Georgia"/>
+          <w:color w:val="1A1A1A"/>
+          <w:sz w:val="22"/>
+          <w:szCs w:val="22"/>
+        </w:rPr>
+        <w:t xml:space="preserve">спокойно принимаете заботу, помощь и тепло.</w:t>
+      </w:r>
+    </w:p>
+    <w:p>
+      <w:pPr>
+        <w:spacing w:after="180" w:before="0" w:line="276"/>
+      </w:pPr>
+      <w:r>
+        <w:rPr>
+          <w:rFonts w:ascii="Georgia" w:cs="Georgia" w:eastAsia="Georgia" w:hAnsi="Georgia"/>
+          <w:b/>
+          <w:bCs/>
+          <w:color w:val="2B2440"/>
+          <w:sz w:val="22"/>
+          <w:szCs w:val="22"/>
+        </w:rPr>
+        <w:t xml:space="preserve">В деньгах: </w:t>
+      </w:r>
+      <w:r>
+        <w:rPr>
+          <w:rFonts w:ascii="Georgia" w:cs="Georgia" w:eastAsia="Georgia" w:hAnsi="Georgia"/>
+          <w:color w:val="1A1A1A"/>
+          <w:sz w:val="22"/>
+          <w:szCs w:val="22"/>
+        </w:rPr>
+        <w:t xml:space="preserve">берёте деньги без чувства вины. Перестаёте работать за спасибо.</w:t>
+      </w:r>
+    </w:p>
+    <w:p>
+      <w:pPr>
+        <w:pStyle w:val="Heading3"/>
+        <w:spacing w:after="80" w:before="200"/>
+      </w:pPr>
+      <w:r>
+        <w:rPr>
+          <w:rFonts w:ascii="Georgia" w:cs="Georgia" w:eastAsia="Georgia" w:hAnsi="Georgia"/>
+          <w:b/>
+          <w:bCs/>
+          <w:color w:val="2B2440"/>
+          <w:sz w:val="23"/>
+          <w:szCs w:val="23"/>
+        </w:rPr>
+        <w:t xml:space="preserve">Лекция 4. Услышать, чего хотите вы</w:t>
+      </w:r>
+    </w:p>
+    <w:p>
+      <w:pPr>
+        <w:spacing w:after="60" w:before="0" w:line="276"/>
+      </w:pPr>
+      <w:r>
+        <w:rPr>
+          <w:rFonts w:ascii="Georgia" w:cs="Georgia" w:eastAsia="Georgia" w:hAnsi="Georgia"/>
+          <w:b/>
+          <w:bCs/>
+          <w:color w:val="8E3B62"/>
+          <w:sz w:val="22"/>
+          <w:szCs w:val="22"/>
+        </w:rPr>
+        <w:t xml:space="preserve">Осваиваете: </w:t>
+      </w:r>
+      <w:r>
+        <w:rPr>
+          <w:rFonts w:ascii="Georgia" w:cs="Georgia" w:eastAsia="Georgia" w:hAnsi="Georgia"/>
+          <w:color w:val="1A1A1A"/>
+          <w:sz w:val="22"/>
+          <w:szCs w:val="22"/>
+        </w:rPr>
+        <w:t xml:space="preserve">разворачивать радар внутрь. Ваша интуиция годами работала на других, теперь она отвечает на ваши вопросы. Собираете доску желаний по состоянию души.</w:t>
+      </w:r>
+    </w:p>
+    <w:p>
+      <w:pPr>
+        <w:spacing w:after="60" w:before="0" w:line="276"/>
+      </w:pPr>
+      <w:r>
+        <w:rPr>
+          <w:rFonts w:ascii="Georgia" w:cs="Georgia" w:eastAsia="Georgia" w:hAnsi="Georgia"/>
+          <w:b/>
+          <w:bCs/>
+          <w:color w:val="2B2440"/>
+          <w:sz w:val="22"/>
+          <w:szCs w:val="22"/>
+        </w:rPr>
+        <w:t xml:space="preserve">В отношениях: </w:t>
+      </w:r>
+      <w:r>
+        <w:rPr>
+          <w:rFonts w:ascii="Georgia" w:cs="Georgia" w:eastAsia="Georgia" w:hAnsi="Georgia"/>
+          <w:color w:val="1A1A1A"/>
+          <w:sz w:val="22"/>
+          <w:szCs w:val="22"/>
+        </w:rPr>
+        <w:t xml:space="preserve">понимаете, какие отношения вам нужны на самом деле.</w:t>
+      </w:r>
+    </w:p>
+    <w:p>
+      <w:pPr>
+        <w:spacing w:after="180" w:before="0" w:line="276"/>
+      </w:pPr>
+      <w:r>
+        <w:rPr>
+          <w:rFonts w:ascii="Georgia" w:cs="Georgia" w:eastAsia="Georgia" w:hAnsi="Georgia"/>
+          <w:b/>
+          <w:bCs/>
+          <w:color w:val="2B2440"/>
+          <w:sz w:val="22"/>
+          <w:szCs w:val="22"/>
+        </w:rPr>
+        <w:t xml:space="preserve">В деньгах: </w:t>
+      </w:r>
+      <w:r>
+        <w:rPr>
+          <w:rFonts w:ascii="Georgia" w:cs="Georgia" w:eastAsia="Georgia" w:hAnsi="Georgia"/>
+          <w:color w:val="1A1A1A"/>
+          <w:sz w:val="22"/>
+          <w:szCs w:val="22"/>
+        </w:rPr>
+        <w:t xml:space="preserve">понимаете, какое дело ваше.</w:t>
+      </w:r>
+    </w:p>
+    <w:p>
+      <w:pPr>
+        <w:pStyle w:val="Heading3"/>
+        <w:spacing w:after="80" w:before="200"/>
+      </w:pPr>
+      <w:r>
+        <w:rPr>
+          <w:rFonts w:ascii="Georgia" w:cs="Georgia" w:eastAsia="Georgia" w:hAnsi="Georgia"/>
+          <w:b/>
+          <w:bCs/>
+          <w:color w:val="2B2440"/>
+          <w:sz w:val="23"/>
+          <w:szCs w:val="23"/>
+        </w:rPr>
+        <w:t xml:space="preserve">Лекция 5. Проявляться без страха</w:t>
+      </w:r>
+    </w:p>
+    <w:p>
+      <w:pPr>
+        <w:spacing w:after="60" w:before="0" w:line="276"/>
+      </w:pPr>
+      <w:r>
+        <w:rPr>
+          <w:rFonts w:ascii="Georgia" w:cs="Georgia" w:eastAsia="Georgia" w:hAnsi="Georgia"/>
+          <w:b/>
+          <w:bCs/>
+          <w:color w:val="8E3B62"/>
+          <w:sz w:val="22"/>
+          <w:szCs w:val="22"/>
+        </w:rPr>
+        <w:t xml:space="preserve">Осваиваете: </w:t>
+      </w:r>
+      <w:r>
+        <w:rPr>
+          <w:rFonts w:ascii="Georgia" w:cs="Georgia" w:eastAsia="Georgia" w:hAnsi="Georgia"/>
+          <w:color w:val="1A1A1A"/>
+          <w:sz w:val="22"/>
+          <w:szCs w:val="22"/>
+        </w:rPr>
+        <w:t xml:space="preserve">ловить момент, когда вы сжимаетесь и прячете себя. И выходить из него.</w:t>
+      </w:r>
+    </w:p>
+    <w:p>
+      <w:pPr>
+        <w:spacing w:after="60" w:before="0" w:line="276"/>
+      </w:pPr>
+      <w:r>
+        <w:rPr>
+          <w:rFonts w:ascii="Georgia" w:cs="Georgia" w:eastAsia="Georgia" w:hAnsi="Georgia"/>
+          <w:b/>
+          <w:bCs/>
+          <w:color w:val="2B2440"/>
+          <w:sz w:val="22"/>
+          <w:szCs w:val="22"/>
+        </w:rPr>
+        <w:t xml:space="preserve">В отношениях: </w:t>
+      </w:r>
+      <w:r>
+        <w:rPr>
+          <w:rFonts w:ascii="Georgia" w:cs="Georgia" w:eastAsia="Georgia" w:hAnsi="Georgia"/>
+          <w:color w:val="1A1A1A"/>
+          <w:sz w:val="22"/>
+          <w:szCs w:val="22"/>
+        </w:rPr>
+        <w:t xml:space="preserve">вас видно. Рядом появляются люди, которым нужны именно вы.</w:t>
+      </w:r>
+    </w:p>
+    <w:p>
+      <w:pPr>
+        <w:spacing w:after="180" w:before="0" w:line="276"/>
+      </w:pPr>
+      <w:r>
+        <w:rPr>
+          <w:rFonts w:ascii="Georgia" w:cs="Georgia" w:eastAsia="Georgia" w:hAnsi="Georgia"/>
+          <w:b/>
+          <w:bCs/>
+          <w:color w:val="2B2440"/>
+          <w:sz w:val="22"/>
+          <w:szCs w:val="22"/>
+        </w:rPr>
+        <w:t xml:space="preserve">В деньгах: </w:t>
+      </w:r>
+      <w:r>
+        <w:rPr>
+          <w:rFonts w:ascii="Georgia" w:cs="Georgia" w:eastAsia="Georgia" w:hAnsi="Georgia"/>
+          <w:color w:val="1A1A1A"/>
+          <w:sz w:val="22"/>
+          <w:szCs w:val="22"/>
+        </w:rPr>
+        <w:t xml:space="preserve">появляется отдача. Ваш труд замечают и оплачивают.</w:t>
+      </w:r>
+    </w:p>
+    <w:p>
+      <w:pPr>
+        <w:pStyle w:val="Heading3"/>
+        <w:spacing w:after="80" w:before="200"/>
+      </w:pPr>
+      <w:r>
+        <w:rPr>
+          <w:rFonts w:ascii="Georgia" w:cs="Georgia" w:eastAsia="Georgia" w:hAnsi="Georgia"/>
+          <w:b/>
+          <w:bCs/>
+          <w:color w:val="2B2440"/>
+          <w:sz w:val="23"/>
+          <w:szCs w:val="23"/>
+        </w:rPr>
+        <w:t xml:space="preserve">Лекция 6. Своя жизнь: и любовь, и деньги</w:t>
+      </w:r>
+    </w:p>
+    <w:p>
+      <w:pPr>
+        <w:spacing w:after="60" w:before="0" w:line="276"/>
+      </w:pPr>
+      <w:r>
+        <w:rPr>
+          <w:rFonts w:ascii="Georgia" w:cs="Georgia" w:eastAsia="Georgia" w:hAnsi="Georgia"/>
+          <w:b/>
+          <w:bCs/>
+          <w:color w:val="8E3B62"/>
+          <w:sz w:val="22"/>
+          <w:szCs w:val="22"/>
+        </w:rPr>
+        <w:t xml:space="preserve">Осваиваете: </w:t>
+      </w:r>
+      <w:r>
+        <w:rPr>
+          <w:rFonts w:ascii="Georgia" w:cs="Georgia" w:eastAsia="Georgia" w:hAnsi="Georgia"/>
+          <w:color w:val="1A1A1A"/>
+          <w:sz w:val="22"/>
+          <w:szCs w:val="22"/>
+        </w:rPr>
+        <w:t xml:space="preserve">удерживать состояние наполненности и возвращаться в него, когда откатывает. Привычки изобилия на каждый день.</w:t>
+      </w:r>
+    </w:p>
+    <w:p>
+      <w:pPr>
+        <w:spacing w:after="60" w:before="0" w:line="276"/>
+      </w:pPr>
+      <w:r>
+        <w:rPr>
+          <w:rFonts w:ascii="Georgia" w:cs="Georgia" w:eastAsia="Georgia" w:hAnsi="Georgia"/>
+          <w:b/>
+          <w:bCs/>
+          <w:color w:val="2B2440"/>
+          <w:sz w:val="22"/>
+          <w:szCs w:val="22"/>
+        </w:rPr>
+        <w:t xml:space="preserve">В отношениях: </w:t>
+      </w:r>
+      <w:r>
+        <w:rPr>
+          <w:rFonts w:ascii="Georgia" w:cs="Georgia" w:eastAsia="Georgia" w:hAnsi="Georgia"/>
+          <w:color w:val="1A1A1A"/>
+          <w:sz w:val="22"/>
+          <w:szCs w:val="22"/>
+        </w:rPr>
+        <w:t xml:space="preserve">рядом остаются свои люди, и вам с ними хорошо.</w:t>
+      </w:r>
+    </w:p>
+    <w:p>
+      <w:pPr>
+        <w:spacing w:after="180" w:before="0" w:line="276"/>
+      </w:pPr>
+      <w:r>
+        <w:rPr>
+          <w:rFonts w:ascii="Georgia" w:cs="Georgia" w:eastAsia="Georgia" w:hAnsi="Georgia"/>
+          <w:b/>
+          <w:bCs/>
+          <w:color w:val="2B2440"/>
+          <w:sz w:val="22"/>
+          <w:szCs w:val="22"/>
+        </w:rPr>
+        <w:t xml:space="preserve">В деньгах: </w:t>
+      </w:r>
+      <w:r>
+        <w:rPr>
+          <w:rFonts w:ascii="Georgia" w:cs="Georgia" w:eastAsia="Georgia" w:hAnsi="Georgia"/>
+          <w:color w:val="1A1A1A"/>
+          <w:sz w:val="22"/>
+          <w:szCs w:val="22"/>
+        </w:rPr>
+        <w:t xml:space="preserve">занимаетесь тем, что по душе, и это приносит деньги.</w:t>
+      </w:r>
+    </w:p>
+    <w:p>
+      <w:pPr>
+        <w:pStyle w:val="Heading2"/>
+        <w:spacing w:after="140" w:before="300"/>
+      </w:pPr>
+      <w:r>
+        <w:rPr>
+          <w:rFonts w:ascii="Georgia" w:cs="Georgia" w:eastAsia="Georgia" w:hAnsi="Georgia"/>
+          <w:b/>
+          <w:bCs/>
+          <w:color w:val="8E3B62"/>
+          <w:sz w:val="26"/>
+          <w:szCs w:val="26"/>
+        </w:rPr>
+        <w:t xml:space="preserve">Что вы получите</w:t>
       </w:r>
     </w:p>
     <w:p>
@@ -238,7 +1188,7 @@
           <w:sz w:val="22"/>
           <w:szCs w:val="22"/>
         </w:rPr>
-        <w:t xml:space="preserve">Чувствуете свою силу и свою опору. «У меня есть Я».</w:t>
+        <w:t xml:space="preserve">Шесть лекций Виолы, доступ навсегда.</w:t>
       </w:r>
     </w:p>
     <w:p>
@@ -257,85 +1207,7 @@
           <w:sz w:val="22"/>
           <w:szCs w:val="22"/>
         </w:rPr>
-        <w:t xml:space="preserve">Живёте свою жизнь, никому ничего не доказываете. Тепла хватает и близким, и себе.</w:t>
-      </w:r>
-    </w:p>
-    <w:p>
-      <w:pPr>
-        <w:pStyle w:val="Heading2"/>
-        <w:spacing w:after="140" w:before="300"/>
-      </w:pPr>
-      <w:r>
-        <w:rPr>
-          <w:rFonts w:ascii="Georgia" w:cs="Georgia" w:eastAsia="Georgia" w:hAnsi="Georgia"/>
-          <w:b/>
-          <w:bCs/>
-          <w:color w:val="8E3B62"/>
-          <w:sz w:val="26"/>
-          <w:szCs w:val="26"/>
-        </w:rPr>
-        <w:t xml:space="preserve">У вас есть радар. Инструкции к нему вам никто не выдал</w:t>
-      </w:r>
-    </w:p>
-    <w:p>
-      <w:pPr>
-        <w:spacing w:after="120" w:before="0" w:line="276"/>
-      </w:pPr>
-      <w:r>
-        <w:rPr>
-          <w:rFonts w:ascii="Georgia" w:cs="Georgia" w:eastAsia="Georgia" w:hAnsi="Georgia"/>
-          <w:color w:val="1A1A1A"/>
-          <w:sz w:val="22"/>
-          <w:szCs w:val="22"/>
-        </w:rPr>
-        <w:t xml:space="preserve">Вы чувствуете сильнее других. Это ваш радар, и он у вас с рождения. Вы видите людей насквозь. Слышите, когда человек говорит одно, а внутри у него другое. Замечаете то, чего другие не видят вовсе.</w:t>
-      </w:r>
-    </w:p>
-    <w:p>
-      <w:pPr>
-        <w:spacing w:after="120" w:before="0" w:line="276"/>
-      </w:pPr>
-      <w:r>
-        <w:rPr>
-          <w:rFonts w:ascii="Georgia" w:cs="Georgia" w:eastAsia="Georgia" w:hAnsi="Georgia"/>
-          <w:color w:val="1A1A1A"/>
-          <w:sz w:val="22"/>
-          <w:szCs w:val="22"/>
-        </w:rPr>
-        <w:t xml:space="preserve">Вот только инструкции к этому радару вам никто не выдал. И вот он всю жизнь работает на всех вокруг. Отсюда и усталость, и пустота к вечеру.</w:t>
-      </w:r>
-    </w:p>
-    <w:p>
-      <w:pPr>
-        <w:spacing w:after="160" w:before="0" w:line="276"/>
-      </w:pPr>
-      <w:r>
-        <w:rPr>
-          <w:rFonts w:ascii="Georgia" w:cs="Georgia" w:eastAsia="Georgia" w:hAnsi="Georgia"/>
-          <w:b/>
-          <w:bCs/>
-          <w:color w:val="8E3B62"/>
-          <w:sz w:val="25"/>
-          <w:szCs w:val="25"/>
-        </w:rPr>
-        <w:t xml:space="preserve">Пора развернуть его на себя.</w:t>
-      </w:r>
-    </w:p>
-    <w:p>
-      <w:pPr>
-        <w:pStyle w:val="Heading2"/>
-        <w:spacing w:after="140" w:before="300"/>
-      </w:pPr>
-      <w:r>
-        <w:rPr>
-          <w:rFonts w:ascii="Georgia" w:cs="Georgia" w:eastAsia="Georgia" w:hAnsi="Georgia"/>
-          <w:b/>
-          <w:bCs/>
-          <w:color w:val="8E3B62"/>
-          <w:sz w:val="26"/>
-          <w:szCs w:val="26"/>
-        </w:rPr>
-        <w:t xml:space="preserve">Это про вас?</w:t>
+        <w:t xml:space="preserve">Аудиоверсию каждой лекции: слушать в дороге и на прогулке.</w:t>
       </w:r>
     </w:p>
     <w:p>
@@ -354,7 +1226,7 @@
           <w:sz w:val="22"/>
           <w:szCs w:val="22"/>
         </w:rPr>
-        <w:t xml:space="preserve">В торговом центре через полчаса вы выжаты. Слишком много всего сразу.</w:t>
+        <w:t xml:space="preserve">Живой мастер-класс с Виолой: она отвечает на вопросы в эфире.</w:t>
       </w:r>
     </w:p>
     <w:p>
@@ -373,7 +1245,7 @@
           <w:sz w:val="22"/>
           <w:szCs w:val="22"/>
         </w:rPr>
-        <w:t xml:space="preserve">После разговора с тяжёлым человеком болит голова. И это не ваша боль.</w:t>
+        <w:t xml:space="preserve">Рабочую тетрадь и практику на каждый день.</w:t>
       </w:r>
     </w:p>
     <w:p>
@@ -392,7 +1264,7 @@
           <w:sz w:val="22"/>
           <w:szCs w:val="22"/>
         </w:rPr>
-        <w:t xml:space="preserve">Люди тянутся к вам и выкладывают своё. Даже незнакомые в очереди.</w:t>
+        <w:t xml:space="preserve">Доску желаний по состоянию души: вытащить то, чего вы хотите на самом деле.</w:t>
       </w:r>
     </w:p>
     <w:p>
@@ -411,7 +1283,7 @@
           <w:sz w:val="22"/>
           <w:szCs w:val="22"/>
         </w:rPr>
-        <w:t xml:space="preserve">Вам нужно побыть одному, чтобы прийти в себя.</w:t>
+        <w:t xml:space="preserve">Практики голосом Виолы: заземлиться, вернуть ресурс, услышать свою интуицию телом.</w:t>
       </w:r>
     </w:p>
     <w:p>
@@ -430,7 +1302,7 @@
           <w:sz w:val="22"/>
           <w:szCs w:val="22"/>
         </w:rPr>
-        <w:t xml:space="preserve">Просить за себя вам труднее, чем сделать за двоих.</w:t>
+        <w:t xml:space="preserve">Готовые фразы: как сказать «нет» и как попросить за себя.</w:t>
       </w:r>
     </w:p>
     <w:p>
@@ -449,488 +1321,7 @@
           <w:sz w:val="22"/>
           <w:szCs w:val="22"/>
         </w:rPr>
-        <w:t xml:space="preserve">Вы не можете делать то, с чем внутри не согласны. Просто не идёт.</w:t>
-      </w:r>
-    </w:p>
-    <w:p>
-      <w:pPr>
-        <w:spacing w:after="120" w:before="140" w:line="276"/>
-      </w:pPr>
-      <w:r>
-        <w:rPr>
-          <w:rFonts w:ascii="Georgia" w:cs="Georgia" w:eastAsia="Georgia" w:hAnsi="Georgia"/>
-          <w:color w:val="1A1A1A"/>
-          <w:sz w:val="22"/>
-          <w:szCs w:val="22"/>
-        </w:rPr>
-        <w:t xml:space="preserve">Этот курс про то, как научиться пользоваться своим радаром и направить его на себя. Чтобы он наконец работал на вас: на ваш покой, ваши отношения, ваше дело и ваши деньги.</w:t>
-      </w:r>
-    </w:p>
-    <w:p>
-      <w:pPr>
-        <w:shd w:fill="F4F1F7" w:color="auto" w:val="clear"/>
-        <w:spacing w:after="200" w:before="0" w:line="276"/>
-      </w:pPr>
-      <w:r>
-        <w:rPr>
-          <w:rFonts w:ascii="Georgia" w:cs="Georgia" w:eastAsia="Georgia" w:hAnsi="Georgia"/>
-          <w:i/>
-          <w:iCs/>
-          <w:color w:val="1A1A1A"/>
-          <w:sz w:val="22"/>
-          <w:szCs w:val="22"/>
-        </w:rPr>
-        <w:t xml:space="preserve">Что такое наполненность? Это когда сил хватает не только на других, но и на себя. Вы можете делать что хотите, когда хотите и с кем хотите. Вот с этого и начинаются и любовь, и деньги.</w:t>
-      </w:r>
-    </w:p>
-    <w:p>
-      <w:pPr>
-        <w:pStyle w:val="Heading1"/>
-        <w:spacing w:after="160" w:before="360"/>
-      </w:pPr>
-      <w:r>
-        <w:rPr>
-          <w:rFonts w:ascii="Georgia" w:cs="Georgia" w:eastAsia="Georgia" w:hAnsi="Georgia"/>
-          <w:b/>
-          <w:bCs/>
-          <w:color w:val="2B2440"/>
-          <w:sz w:val="34"/>
-          <w:szCs w:val="34"/>
-        </w:rPr>
-        <w:t xml:space="preserve">Программа: месяц, восемь встреч</w:t>
-      </w:r>
-    </w:p>
-    <w:p>
-      <w:pPr>
-        <w:spacing w:after="200" w:before="0" w:line="276"/>
-      </w:pPr>
-      <w:r>
-        <w:rPr>
-          <w:rFonts w:ascii="Georgia" w:cs="Georgia" w:eastAsia="Georgia" w:hAnsi="Georgia"/>
-          <w:color w:val="1A1A1A"/>
-          <w:sz w:val="22"/>
-          <w:szCs w:val="22"/>
-        </w:rPr>
-        <w:t xml:space="preserve">Восемь живых встреч за четыре недели. Две встречи в неделю: одна в середине недели, одна на выходных. Это программа про практику и действия. На каждой встрече вы осваиваете свой радар и сразу пробуете его в жизни. Никакой теории ради теории. Рабочая тетрадь и техники на каждый день.</w:t>
-      </w:r>
-    </w:p>
-    <w:p>
-      <w:pPr>
-        <w:pStyle w:val="Heading3"/>
-        <w:spacing w:after="80" w:before="200"/>
-      </w:pPr>
-      <w:r>
-        <w:rPr>
-          <w:rFonts w:ascii="Georgia" w:cs="Georgia" w:eastAsia="Georgia" w:hAnsi="Georgia"/>
-          <w:b/>
-          <w:bCs/>
-          <w:color w:val="2B2440"/>
-          <w:sz w:val="23"/>
-          <w:szCs w:val="23"/>
-        </w:rPr>
-        <w:t xml:space="preserve">Шаг 1. Куда уходят ваши силы</w:t>
-      </w:r>
-    </w:p>
-    <w:p>
-      <w:pPr>
-        <w:spacing w:after="60" w:before="0" w:line="276"/>
-      </w:pPr>
-      <w:r>
-        <w:rPr>
-          <w:rFonts w:ascii="Georgia" w:cs="Georgia" w:eastAsia="Georgia" w:hAnsi="Georgia"/>
-          <w:b/>
-          <w:bCs/>
-          <w:color w:val="8E3B62"/>
-          <w:sz w:val="22"/>
-          <w:szCs w:val="22"/>
-        </w:rPr>
-        <w:t xml:space="preserve">Осваиваете: </w:t>
-      </w:r>
-      <w:r>
-        <w:rPr>
-          <w:rFonts w:ascii="Georgia" w:cs="Georgia" w:eastAsia="Georgia" w:hAnsi="Georgia"/>
-          <w:color w:val="1A1A1A"/>
-          <w:sz w:val="22"/>
-          <w:szCs w:val="22"/>
-        </w:rPr>
-        <w:t xml:space="preserve">ловить момент, когда ваш радар включается на чужое. По телу, за секунду до того, как вас затянет.</w:t>
-      </w:r>
-    </w:p>
-    <w:p>
-      <w:pPr>
-        <w:spacing w:after="180" w:before="0" w:line="276"/>
-      </w:pPr>
-      <w:r>
-        <w:rPr>
-          <w:rFonts w:ascii="Georgia" w:cs="Georgia" w:eastAsia="Georgia" w:hAnsi="Georgia"/>
-          <w:b/>
-          <w:bCs/>
-          <w:color w:val="8E3B62"/>
-          <w:sz w:val="22"/>
-          <w:szCs w:val="22"/>
-        </w:rPr>
-        <w:t xml:space="preserve">Даёт: </w:t>
-      </w:r>
-      <w:r>
-        <w:rPr>
-          <w:rFonts w:ascii="Georgia" w:cs="Georgia" w:eastAsia="Georgia" w:hAnsi="Georgia"/>
-          <w:color w:val="1A1A1A"/>
-          <w:sz w:val="22"/>
-          <w:szCs w:val="22"/>
-        </w:rPr>
-        <w:t xml:space="preserve">вы отличаете своё от чужого. Больше не тащите на себе чужие настроения.</w:t>
-      </w:r>
-    </w:p>
-    <w:p>
-      <w:pPr>
-        <w:pStyle w:val="Heading3"/>
-        <w:spacing w:after="80" w:before="200"/>
-      </w:pPr>
-      <w:r>
-        <w:rPr>
-          <w:rFonts w:ascii="Georgia" w:cs="Georgia" w:eastAsia="Georgia" w:hAnsi="Georgia"/>
-          <w:b/>
-          <w:bCs/>
-          <w:color w:val="2B2440"/>
-          <w:sz w:val="23"/>
-          <w:szCs w:val="23"/>
-        </w:rPr>
-        <w:t xml:space="preserve">Шаг 2. Вернуть себе энергию</w:t>
-      </w:r>
-    </w:p>
-    <w:p>
-      <w:pPr>
-        <w:spacing w:after="60" w:before="0" w:line="276"/>
-      </w:pPr>
-      <w:r>
-        <w:rPr>
-          <w:rFonts w:ascii="Georgia" w:cs="Georgia" w:eastAsia="Georgia" w:hAnsi="Georgia"/>
-          <w:b/>
-          <w:bCs/>
-          <w:color w:val="8E3B62"/>
-          <w:sz w:val="22"/>
-          <w:szCs w:val="22"/>
-        </w:rPr>
-        <w:t xml:space="preserve">Осваиваете: </w:t>
-      </w:r>
-      <w:r>
-        <w:rPr>
-          <w:rFonts w:ascii="Georgia" w:cs="Georgia" w:eastAsia="Georgia" w:hAnsi="Georgia"/>
-          <w:color w:val="1A1A1A"/>
-          <w:sz w:val="22"/>
-          <w:szCs w:val="22"/>
-        </w:rPr>
-        <w:t xml:space="preserve">считывать себя так же точно, как вы читаете других. И ставить границы, не выключая свою чувствительность.</w:t>
-      </w:r>
-    </w:p>
-    <w:p>
-      <w:pPr>
-        <w:spacing w:after="180" w:before="0" w:line="276"/>
-      </w:pPr>
-      <w:r>
-        <w:rPr>
-          <w:rFonts w:ascii="Georgia" w:cs="Georgia" w:eastAsia="Georgia" w:hAnsi="Georgia"/>
-          <w:b/>
-          <w:bCs/>
-          <w:color w:val="8E3B62"/>
-          <w:sz w:val="22"/>
-          <w:szCs w:val="22"/>
-        </w:rPr>
-        <w:t xml:space="preserve">Даёт: </w:t>
-      </w:r>
-      <w:r>
-        <w:rPr>
-          <w:rFonts w:ascii="Georgia" w:cs="Georgia" w:eastAsia="Georgia" w:hAnsi="Georgia"/>
-          <w:color w:val="1A1A1A"/>
-          <w:sz w:val="22"/>
-          <w:szCs w:val="22"/>
-        </w:rPr>
-        <w:t xml:space="preserve">силы возвращаются. Вы держите дистанцию с теми, кто вытягивает, и при этом не отдаляетесь от близких.</w:t>
-      </w:r>
-    </w:p>
-    <w:p>
-      <w:pPr>
-        <w:pStyle w:val="Heading3"/>
-        <w:spacing w:after="80" w:before="200"/>
-      </w:pPr>
-      <w:r>
-        <w:rPr>
-          <w:rFonts w:ascii="Georgia" w:cs="Georgia" w:eastAsia="Georgia" w:hAnsi="Georgia"/>
-          <w:b/>
-          <w:bCs/>
-          <w:color w:val="2B2440"/>
-          <w:sz w:val="23"/>
-          <w:szCs w:val="23"/>
-        </w:rPr>
-        <w:t xml:space="preserve">Шаг 3. Разрешить себе получать</w:t>
-      </w:r>
-    </w:p>
-    <w:p>
-      <w:pPr>
-        <w:spacing w:after="60" w:before="0" w:line="276"/>
-      </w:pPr>
-      <w:r>
-        <w:rPr>
-          <w:rFonts w:ascii="Georgia" w:cs="Georgia" w:eastAsia="Georgia" w:hAnsi="Georgia"/>
-          <w:b/>
-          <w:bCs/>
-          <w:color w:val="8E3B62"/>
-          <w:sz w:val="22"/>
-          <w:szCs w:val="22"/>
-        </w:rPr>
-        <w:t xml:space="preserve">Осваиваете: </w:t>
-      </w:r>
-      <w:r>
-        <w:rPr>
-          <w:rFonts w:ascii="Georgia" w:cs="Georgia" w:eastAsia="Georgia" w:hAnsi="Georgia"/>
-          <w:color w:val="1A1A1A"/>
-          <w:sz w:val="22"/>
-          <w:szCs w:val="22"/>
-        </w:rPr>
-        <w:t xml:space="preserve">отвечать на то, что вы и так чувствуете. Вы всегда знали, когда вами пользуются. Теперь вы это называете и говорите «нет».</w:t>
-      </w:r>
-    </w:p>
-    <w:p>
-      <w:pPr>
-        <w:spacing w:after="180" w:before="0" w:line="276"/>
-      </w:pPr>
-      <w:r>
-        <w:rPr>
-          <w:rFonts w:ascii="Georgia" w:cs="Georgia" w:eastAsia="Georgia" w:hAnsi="Georgia"/>
-          <w:b/>
-          <w:bCs/>
-          <w:color w:val="8E3B62"/>
-          <w:sz w:val="22"/>
-          <w:szCs w:val="22"/>
-        </w:rPr>
-        <w:t xml:space="preserve">Даёт: </w:t>
-      </w:r>
-      <w:r>
-        <w:rPr>
-          <w:rFonts w:ascii="Georgia" w:cs="Georgia" w:eastAsia="Georgia" w:hAnsi="Georgia"/>
-          <w:color w:val="1A1A1A"/>
-          <w:sz w:val="22"/>
-          <w:szCs w:val="22"/>
-        </w:rPr>
-        <w:t xml:space="preserve">перестаёте работать за спасибо. Спокойно принимаете помощь, благодарность и деньги.</w:t>
-      </w:r>
-    </w:p>
-    <w:p>
-      <w:pPr>
-        <w:pStyle w:val="Heading3"/>
-        <w:spacing w:after="80" w:before="200"/>
-      </w:pPr>
-      <w:r>
-        <w:rPr>
-          <w:rFonts w:ascii="Georgia" w:cs="Georgia" w:eastAsia="Georgia" w:hAnsi="Georgia"/>
-          <w:b/>
-          <w:bCs/>
-          <w:color w:val="2B2440"/>
-          <w:sz w:val="23"/>
-          <w:szCs w:val="23"/>
-        </w:rPr>
-        <w:t xml:space="preserve">Шаг 4. Услышать, чего вы хотите</w:t>
-      </w:r>
-    </w:p>
-    <w:p>
-      <w:pPr>
-        <w:spacing w:after="60" w:before="0" w:line="276"/>
-      </w:pPr>
-      <w:r>
-        <w:rPr>
-          <w:rFonts w:ascii="Georgia" w:cs="Georgia" w:eastAsia="Georgia" w:hAnsi="Georgia"/>
-          <w:b/>
-          <w:bCs/>
-          <w:color w:val="8E3B62"/>
-          <w:sz w:val="22"/>
-          <w:szCs w:val="22"/>
-        </w:rPr>
-        <w:t xml:space="preserve">Осваиваете: </w:t>
-      </w:r>
-      <w:r>
-        <w:rPr>
-          <w:rFonts w:ascii="Georgia" w:cs="Georgia" w:eastAsia="Georgia" w:hAnsi="Georgia"/>
-          <w:color w:val="1A1A1A"/>
-          <w:sz w:val="22"/>
-          <w:szCs w:val="22"/>
-        </w:rPr>
-        <w:t xml:space="preserve">разворачивать свой радар внутрь. Ваша интуиция годами работала на других, теперь она отвечает на ваши вопросы.</w:t>
-      </w:r>
-    </w:p>
-    <w:p>
-      <w:pPr>
-        <w:spacing w:after="180" w:before="0" w:line="276"/>
-      </w:pPr>
-      <w:r>
-        <w:rPr>
-          <w:rFonts w:ascii="Georgia" w:cs="Georgia" w:eastAsia="Georgia" w:hAnsi="Georgia"/>
-          <w:b/>
-          <w:bCs/>
-          <w:color w:val="8E3B62"/>
-          <w:sz w:val="22"/>
-          <w:szCs w:val="22"/>
-        </w:rPr>
-        <w:t xml:space="preserve">Даёт: </w:t>
-      </w:r>
-      <w:r>
-        <w:rPr>
-          <w:rFonts w:ascii="Georgia" w:cs="Georgia" w:eastAsia="Georgia" w:hAnsi="Georgia"/>
-          <w:color w:val="1A1A1A"/>
-          <w:sz w:val="22"/>
-          <w:szCs w:val="22"/>
-        </w:rPr>
-        <w:t xml:space="preserve">вы знаете, чего хотите, и говорите это ясно. Появляется свой план вместо чужих ожиданий.</w:t>
-      </w:r>
-    </w:p>
-    <w:p>
-      <w:pPr>
-        <w:pStyle w:val="Heading3"/>
-        <w:spacing w:after="80" w:before="200"/>
-      </w:pPr>
-      <w:r>
-        <w:rPr>
-          <w:rFonts w:ascii="Georgia" w:cs="Georgia" w:eastAsia="Georgia" w:hAnsi="Georgia"/>
-          <w:b/>
-          <w:bCs/>
-          <w:color w:val="2B2440"/>
-          <w:sz w:val="23"/>
-          <w:szCs w:val="23"/>
-        </w:rPr>
-        <w:t xml:space="preserve">Шаг 5. Любовь без потери себя</w:t>
-      </w:r>
-    </w:p>
-    <w:p>
-      <w:pPr>
-        <w:spacing w:after="60" w:before="0" w:line="276"/>
-      </w:pPr>
-      <w:r>
-        <w:rPr>
-          <w:rFonts w:ascii="Georgia" w:cs="Georgia" w:eastAsia="Georgia" w:hAnsi="Georgia"/>
-          <w:b/>
-          <w:bCs/>
-          <w:color w:val="8E3B62"/>
-          <w:sz w:val="22"/>
-          <w:szCs w:val="22"/>
-        </w:rPr>
-        <w:t xml:space="preserve">Осваиваете: </w:t>
-      </w:r>
-      <w:r>
-        <w:rPr>
-          <w:rFonts w:ascii="Georgia" w:cs="Georgia" w:eastAsia="Georgia" w:hAnsi="Georgia"/>
-          <w:color w:val="1A1A1A"/>
-          <w:sz w:val="22"/>
-          <w:szCs w:val="22"/>
-        </w:rPr>
-        <w:t xml:space="preserve">быть рядом и не растворяться. Чувствовать человека, оставаясь в себе.</w:t>
-      </w:r>
-    </w:p>
-    <w:p>
-      <w:pPr>
-        <w:spacing w:after="180" w:before="0" w:line="276"/>
-      </w:pPr>
-      <w:r>
-        <w:rPr>
-          <w:rFonts w:ascii="Georgia" w:cs="Georgia" w:eastAsia="Georgia" w:hAnsi="Georgia"/>
-          <w:b/>
-          <w:bCs/>
-          <w:color w:val="8E3B62"/>
-          <w:sz w:val="22"/>
-          <w:szCs w:val="22"/>
-        </w:rPr>
-        <w:t xml:space="preserve">Даёт: </w:t>
-      </w:r>
-      <w:r>
-        <w:rPr>
-          <w:rFonts w:ascii="Georgia" w:cs="Georgia" w:eastAsia="Georgia" w:hAnsi="Georgia"/>
-          <w:color w:val="1A1A1A"/>
-          <w:sz w:val="22"/>
-          <w:szCs w:val="22"/>
-        </w:rPr>
-        <w:t xml:space="preserve">близость без выгорания. Рядом остаются свои люди.</w:t>
-      </w:r>
-    </w:p>
-    <w:p>
-      <w:pPr>
-        <w:pStyle w:val="Heading3"/>
-        <w:spacing w:after="80" w:before="200"/>
-      </w:pPr>
-      <w:r>
-        <w:rPr>
-          <w:rFonts w:ascii="Georgia" w:cs="Georgia" w:eastAsia="Georgia" w:hAnsi="Georgia"/>
-          <w:b/>
-          <w:bCs/>
-          <w:color w:val="2B2440"/>
-          <w:sz w:val="23"/>
-          <w:szCs w:val="23"/>
-        </w:rPr>
-        <w:t xml:space="preserve">Шаг 6. Деньги: свобода и своё дело</w:t>
-      </w:r>
-    </w:p>
-    <w:p>
-      <w:pPr>
-        <w:spacing w:after="60" w:before="0" w:line="276"/>
-      </w:pPr>
-      <w:r>
-        <w:rPr>
-          <w:rFonts w:ascii="Georgia" w:cs="Georgia" w:eastAsia="Georgia" w:hAnsi="Georgia"/>
-          <w:b/>
-          <w:bCs/>
-          <w:color w:val="8E3B62"/>
-          <w:sz w:val="22"/>
-          <w:szCs w:val="22"/>
-        </w:rPr>
-        <w:t xml:space="preserve">Осваиваете: </w:t>
-      </w:r>
-      <w:r>
-        <w:rPr>
-          <w:rFonts w:ascii="Georgia" w:cs="Georgia" w:eastAsia="Georgia" w:hAnsi="Georgia"/>
-          <w:color w:val="1A1A1A"/>
-          <w:sz w:val="22"/>
-          <w:szCs w:val="22"/>
-        </w:rPr>
-        <w:t xml:space="preserve">спрашивать свой радар о работе и о деньгах. То самое чутьё, которым вы читаете людей, начинает подсказывать решения вам.</w:t>
-      </w:r>
-    </w:p>
-    <w:p>
-      <w:pPr>
-        <w:spacing w:after="180" w:before="0" w:line="276"/>
-      </w:pPr>
-      <w:r>
-        <w:rPr>
-          <w:rFonts w:ascii="Georgia" w:cs="Georgia" w:eastAsia="Georgia" w:hAnsi="Georgia"/>
-          <w:b/>
-          <w:bCs/>
-          <w:color w:val="8E3B62"/>
-          <w:sz w:val="22"/>
-          <w:szCs w:val="22"/>
-        </w:rPr>
-        <w:t xml:space="preserve">Даёт: </w:t>
-      </w:r>
-      <w:r>
-        <w:rPr>
-          <w:rFonts w:ascii="Georgia" w:cs="Georgia" w:eastAsia="Georgia" w:hAnsi="Georgia"/>
-          <w:color w:val="1A1A1A"/>
-          <w:sz w:val="22"/>
-          <w:szCs w:val="22"/>
-        </w:rPr>
-        <w:t xml:space="preserve">знаете себе цену и спокойно просите за себя. Занимаетесь тем, что по душе. Деньги перестают быть тревогой.</w:t>
-      </w:r>
-    </w:p>
-    <w:p>
-      <w:pPr>
-        <w:pStyle w:val="Heading2"/>
-        <w:spacing w:after="140" w:before="300"/>
-      </w:pPr>
-      <w:r>
-        <w:rPr>
-          <w:rFonts w:ascii="Georgia" w:cs="Georgia" w:eastAsia="Georgia" w:hAnsi="Georgia"/>
-          <w:b/>
-          <w:bCs/>
-          <w:color w:val="8E3B62"/>
-          <w:sz w:val="26"/>
-          <w:szCs w:val="26"/>
-        </w:rPr>
-        <w:t xml:space="preserve">Что вы получите</w:t>
+        <w:t xml:space="preserve">Конституцию эмпата: ваши личные права, к которым можно возвращаться.</w:t>
       </w:r>
     </w:p>
     <w:p>
@@ -949,7 +1340,7 @@
           <w:sz w:val="22"/>
           <w:szCs w:val="22"/>
         </w:rPr>
-        <w:t xml:space="preserve">Восемь живых встреч с Виолой за четыре недели.</w:t>
+        <w:t xml:space="preserve">Сообщество эмпатов со всего мира: Германия, Италия, США, Россия. Наконец свои люди.</w:t>
       </w:r>
     </w:p>
     <w:p>
@@ -968,7 +1359,7 @@
           <w:sz w:val="22"/>
           <w:szCs w:val="22"/>
         </w:rPr>
-        <w:t xml:space="preserve">Подкасты к каждому шагу: слушать в дороге и на прогулке.</w:t>
+        <w:t xml:space="preserve">Записи и материалы, доступ навсегда.</w:t>
       </w:r>
     </w:p>
     <w:p>
@@ -987,120 +1378,6 @@
           <w:sz w:val="22"/>
           <w:szCs w:val="22"/>
         </w:rPr>
-        <w:t xml:space="preserve">Рабочую тетрадь и практику на каждый день.</w:t>
-      </w:r>
-    </w:p>
-    <w:p>
-      <w:pPr>
-        <w:pStyle w:val="ListParagraph"/>
-        <w:numPr>
-          <w:ilvl w:val="0"/>
-          <w:numId w:val="2"/>
-        </w:numPr>
-        <w:spacing w:after="90" w:line="276"/>
-      </w:pPr>
-      <w:r>
-        <w:rPr>
-          <w:rFonts w:ascii="Georgia" w:cs="Georgia" w:eastAsia="Georgia" w:hAnsi="Georgia"/>
-          <w:color w:val="1A1A1A"/>
-          <w:sz w:val="22"/>
-          <w:szCs w:val="22"/>
-        </w:rPr>
-        <w:t xml:space="preserve">Доску желаний по состоянию души: вытащить то, чего вы хотите на самом деле.</w:t>
-      </w:r>
-    </w:p>
-    <w:p>
-      <w:pPr>
-        <w:pStyle w:val="ListParagraph"/>
-        <w:numPr>
-          <w:ilvl w:val="0"/>
-          <w:numId w:val="2"/>
-        </w:numPr>
-        <w:spacing w:after="90" w:line="276"/>
-      </w:pPr>
-      <w:r>
-        <w:rPr>
-          <w:rFonts w:ascii="Georgia" w:cs="Georgia" w:eastAsia="Georgia" w:hAnsi="Georgia"/>
-          <w:color w:val="1A1A1A"/>
-          <w:sz w:val="22"/>
-          <w:szCs w:val="22"/>
-        </w:rPr>
-        <w:t xml:space="preserve">Практики голосом Виолы: заземлиться, вернуть ресурс, услышать свою интуицию телом.</w:t>
-      </w:r>
-    </w:p>
-    <w:p>
-      <w:pPr>
-        <w:pStyle w:val="ListParagraph"/>
-        <w:numPr>
-          <w:ilvl w:val="0"/>
-          <w:numId w:val="2"/>
-        </w:numPr>
-        <w:spacing w:after="90" w:line="276"/>
-      </w:pPr>
-      <w:r>
-        <w:rPr>
-          <w:rFonts w:ascii="Georgia" w:cs="Georgia" w:eastAsia="Georgia" w:hAnsi="Georgia"/>
-          <w:color w:val="1A1A1A"/>
-          <w:sz w:val="22"/>
-          <w:szCs w:val="22"/>
-        </w:rPr>
-        <w:t xml:space="preserve">Готовые фразы: как сказать «нет» и как попросить за себя.</w:t>
-      </w:r>
-    </w:p>
-    <w:p>
-      <w:pPr>
-        <w:pStyle w:val="ListParagraph"/>
-        <w:numPr>
-          <w:ilvl w:val="0"/>
-          <w:numId w:val="2"/>
-        </w:numPr>
-        <w:spacing w:after="90" w:line="276"/>
-      </w:pPr>
-      <w:r>
-        <w:rPr>
-          <w:rFonts w:ascii="Georgia" w:cs="Georgia" w:eastAsia="Georgia" w:hAnsi="Georgia"/>
-          <w:color w:val="1A1A1A"/>
-          <w:sz w:val="22"/>
-          <w:szCs w:val="22"/>
-        </w:rPr>
-        <w:t xml:space="preserve">Сообщество эмпатов со всего мира: Германия, Италия, США, Россия. Наконец свои люди.</w:t>
-      </w:r>
-    </w:p>
-    <w:p>
-      <w:pPr>
-        <w:pStyle w:val="ListParagraph"/>
-        <w:numPr>
-          <w:ilvl w:val="0"/>
-          <w:numId w:val="2"/>
-        </w:numPr>
-        <w:spacing w:after="90" w:line="276"/>
-      </w:pPr>
-      <w:r>
-        <w:rPr>
-          <w:rFonts w:ascii="Georgia" w:cs="Georgia" w:eastAsia="Georgia" w:hAnsi="Georgia"/>
-          <w:color w:val="1A1A1A"/>
-          <w:sz w:val="22"/>
-          <w:szCs w:val="22"/>
-        </w:rPr>
-        <w:t xml:space="preserve">Записи и материалы, доступ навсегда.</w:t>
-      </w:r>
-    </w:p>
-    <w:p>
-      <w:pPr>
-        <w:pStyle w:val="ListParagraph"/>
-        <w:numPr>
-          <w:ilvl w:val="0"/>
-          <w:numId w:val="2"/>
-        </w:numPr>
-        <w:spacing w:after="90" w:line="276"/>
-      </w:pPr>
-      <w:r>
-        <w:rPr>
-          <w:rFonts w:ascii="Georgia" w:cs="Georgia" w:eastAsia="Georgia" w:hAnsi="Georgia"/>
-          <w:color w:val="1A1A1A"/>
-          <w:sz w:val="22"/>
-          <w:szCs w:val="22"/>
-        </w:rPr>
         <w:t xml:space="preserve">Техники, которые остаются с вами на всю жизнь.</w:t>
       </w:r>
     </w:p>
@@ -1171,7 +1448,7 @@
           <w:sz w:val="21"/>
           <w:szCs w:val="21"/>
         </w:rPr>
-        <w:t xml:space="preserve">8 живых встреч с Виолой · месяц интенсива · доступ к материалам навсегда</w:t>
+        <w:t xml:space="preserve">6 лекций Виолы · живой мастер-класс · месяц практики · доступ к материалам навсегда</w:t>
       </w:r>
     </w:p>
     <w:tbl>
@@ -1420,7 +1697,7 @@
                 <w:sz w:val="17"/>
                 <w:szCs w:val="17"/>
               </w:rPr>
-              <w:t xml:space="preserve">Плюс личная встреча</w:t>
+              <w:t xml:space="preserve">Виола разбирает вас лично</w:t>
             </w:r>
           </w:p>
           <w:p>
@@ -1437,7 +1714,7 @@
                 <w:sz w:val="26"/>
                 <w:szCs w:val="26"/>
               </w:rPr>
-              <w:t xml:space="preserve">49 900 ₽</w:t>
+              <w:t xml:space="preserve">39 900 ₽</w:t>
             </w:r>
           </w:p>
           <w:p>
@@ -1513,7 +1790,7 @@
                 <w:sz w:val="21"/>
                 <w:szCs w:val="21"/>
               </w:rPr>
-              <w:t xml:space="preserve">8 живых встреч с Виолой</w:t>
+              <w:t xml:space="preserve">6 лекций Виолы</w:t>
             </w:r>
           </w:p>
           <w:p>
@@ -1527,7 +1804,7 @@
                 <w:sz w:val="17"/>
                 <w:szCs w:val="17"/>
               </w:rPr>
-              <w:t xml:space="preserve">Две в неделю, месяц: от «куда уходят ваши силы» до «деньги и своё дело»</w:t>
+              <w:t xml:space="preserve">Две в неделю. Каждая даёт и в отношения, и в деньги. Открыть когда удобно, в своём часовом поясе</w:t>
             </w:r>
           </w:p>
         </w:tc>
@@ -1643,7 +1920,7 @@
                 <w:sz w:val="21"/>
                 <w:szCs w:val="21"/>
               </w:rPr>
-              <w:t xml:space="preserve">Подкасты к каждому шагу</w:t>
+              <w:t xml:space="preserve">Аудиоверсия каждой лекции</w:t>
             </w:r>
           </w:p>
           <w:p>
@@ -1773,7 +2050,7 @@
                 <w:sz w:val="21"/>
                 <w:szCs w:val="21"/>
               </w:rPr>
-              <w:t xml:space="preserve">Рабочая тетрадь</w:t>
+              <w:t xml:space="preserve">Живой мастер-класс с Виолой</w:t>
             </w:r>
           </w:p>
           <w:p>
@@ -1787,7 +2064,7 @@
                 <w:sz w:val="17"/>
                 <w:szCs w:val="17"/>
               </w:rPr>
-              <w:t xml:space="preserve">Задание после каждой встречи, практика на каждый день</w:t>
+              <w:t xml:space="preserve">Четвёртая неделя. Виола отвечает на вопросы потока в эфире</w:t>
             </w:r>
           </w:p>
         </w:tc>
@@ -1903,7 +2180,7 @@
                 <w:sz w:val="21"/>
                 <w:szCs w:val="21"/>
               </w:rPr>
-              <w:t xml:space="preserve">Доска желаний по состоянию души</w:t>
+              <w:t xml:space="preserve">Рабочая тетрадь</w:t>
             </w:r>
           </w:p>
           <w:p>
@@ -1917,7 +2194,7 @@
                 <w:sz w:val="17"/>
                 <w:szCs w:val="17"/>
               </w:rPr>
-              <w:t xml:space="preserve">Авторская механика Виолы: вытащить то, чего вы хотите на самом деле</w:t>
+              <w:t xml:space="preserve">Задание к каждой лекции, практика на каждый день</w:t>
             </w:r>
           </w:p>
         </w:tc>
@@ -2033,7 +2310,7 @@
                 <w:sz w:val="21"/>
                 <w:szCs w:val="21"/>
               </w:rPr>
-              <w:t xml:space="preserve">Практики голосом Виолы</w:t>
+              <w:t xml:space="preserve">Доска желаний по состоянию души</w:t>
             </w:r>
           </w:p>
           <w:p>
@@ -2047,7 +2324,7 @@
                 <w:sz w:val="17"/>
                 <w:szCs w:val="17"/>
               </w:rPr>
-              <w:t xml:space="preserve">Заземлиться, вернуть ресурс, услышать свою интуицию телом</w:t>
+              <w:t xml:space="preserve">Авторская механика Виолы: вытащить то, чего вы хотите на самом деле</w:t>
             </w:r>
           </w:p>
         </w:tc>
@@ -2163,7 +2440,7 @@
                 <w:sz w:val="21"/>
                 <w:szCs w:val="21"/>
               </w:rPr>
-              <w:t xml:space="preserve">Готовые фразы</w:t>
+              <w:t xml:space="preserve">Практики голосом Виолы</w:t>
             </w:r>
           </w:p>
           <w:p>
@@ -2177,7 +2454,267 @@
                 <w:sz w:val="17"/>
                 <w:szCs w:val="17"/>
               </w:rPr>
-              <w:t xml:space="preserve">Как сказать «нет» и как попросить за себя</w:t>
+              <w:t xml:space="preserve">Заземлиться, вернуть ресурс, услышать свою интуицию телом</w:t>
+            </w:r>
+          </w:p>
+        </w:tc>
+        <w:tc>
+          <w:tcPr>
+            <w:tcW w:type="dxa" w:w="1800"/>
+            <w:tcMar>
+              <w:top w:type="dxa" w:w="100"/>
+              <w:left w:type="dxa" w:w="120"/>
+              <w:bottom w:type="dxa" w:w="100"/>
+              <w:right w:type="dxa" w:w="120"/>
+            </w:tcMar>
+            <w:vAlign w:val="center"/>
+          </w:tcPr>
+          <w:p>
+            <w:pPr>
+              <w:spacing w:after="0" w:before="0" w:line="276"/>
+              <w:jc w:val="center"/>
+            </w:pPr>
+            <w:r>
+              <w:rPr>
+                <w:rFonts w:ascii="Georgia" w:cs="Georgia" w:eastAsia="Georgia" w:hAnsi="Georgia"/>
+                <w:b w:val="1"/>
+                <w:bCs w:val="1"/>
+                <w:color w:val="8E3B62"/>
+                <w:sz w:val="24"/>
+                <w:szCs w:val="24"/>
+              </w:rPr>
+              <w:t xml:space="preserve">✓</w:t>
+            </w:r>
+          </w:p>
+        </w:tc>
+        <w:tc>
+          <w:tcPr>
+            <w:tcW w:type="dxa" w:w="1800"/>
+            <w:tcMar>
+              <w:top w:type="dxa" w:w="100"/>
+              <w:left w:type="dxa" w:w="120"/>
+              <w:bottom w:type="dxa" w:w="100"/>
+              <w:right w:type="dxa" w:w="120"/>
+            </w:tcMar>
+            <w:vAlign w:val="center"/>
+          </w:tcPr>
+          <w:p>
+            <w:pPr>
+              <w:spacing w:after="0" w:before="0" w:line="276"/>
+              <w:jc w:val="center"/>
+            </w:pPr>
+            <w:r>
+              <w:rPr>
+                <w:rFonts w:ascii="Georgia" w:cs="Georgia" w:eastAsia="Georgia" w:hAnsi="Georgia"/>
+                <w:b w:val="1"/>
+                <w:bCs w:val="1"/>
+                <w:color w:val="8E3B62"/>
+                <w:sz w:val="24"/>
+                <w:szCs w:val="24"/>
+              </w:rPr>
+              <w:t xml:space="preserve">✓</w:t>
+            </w:r>
+          </w:p>
+        </w:tc>
+        <w:tc>
+          <w:tcPr>
+            <w:tcW w:type="dxa" w:w="1800"/>
+            <w:tcMar>
+              <w:top w:type="dxa" w:w="100"/>
+              <w:left w:type="dxa" w:w="120"/>
+              <w:bottom w:type="dxa" w:w="100"/>
+              <w:right w:type="dxa" w:w="120"/>
+            </w:tcMar>
+            <w:vAlign w:val="center"/>
+          </w:tcPr>
+          <w:p>
+            <w:pPr>
+              <w:spacing w:after="0" w:before="0" w:line="276"/>
+              <w:jc w:val="center"/>
+            </w:pPr>
+            <w:r>
+              <w:rPr>
+                <w:rFonts w:ascii="Georgia" w:cs="Georgia" w:eastAsia="Georgia" w:hAnsi="Georgia"/>
+                <w:b w:val="1"/>
+                <w:bCs w:val="1"/>
+                <w:color w:val="8E3B62"/>
+                <w:sz w:val="24"/>
+                <w:szCs w:val="24"/>
+              </w:rPr>
+              <w:t xml:space="preserve">✓</w:t>
+            </w:r>
+          </w:p>
+        </w:tc>
+      </w:tr>
+      <w:tr>
+        <w:tc>
+          <w:tcPr>
+            <w:tcW w:type="dxa" w:w="3960"/>
+            <w:tcMar>
+              <w:top w:type="dxa" w:w="100"/>
+              <w:left w:type="dxa" w:w="120"/>
+              <w:bottom w:type="dxa" w:w="100"/>
+              <w:right w:type="dxa" w:w="120"/>
+            </w:tcMar>
+          </w:tcPr>
+          <w:p>
+            <w:pPr>
+              <w:spacing w:after="40" w:before="0" w:line="276"/>
+            </w:pPr>
+            <w:r>
+              <w:rPr>
+                <w:rFonts w:ascii="Georgia" w:cs="Georgia" w:eastAsia="Georgia" w:hAnsi="Georgia"/>
+                <w:b/>
+                <w:bCs/>
+                <w:color w:val="1A1A1A"/>
+                <w:sz w:val="21"/>
+                <w:szCs w:val="21"/>
+              </w:rPr>
+              <w:t xml:space="preserve">Готовые фразы</w:t>
+            </w:r>
+          </w:p>
+          <w:p>
+            <w:pPr>
+              <w:spacing w:after="0" w:before="0" w:line="276"/>
+            </w:pPr>
+            <w:r>
+              <w:rPr>
+                <w:rFonts w:ascii="Georgia" w:cs="Georgia" w:eastAsia="Georgia" w:hAnsi="Georgia"/>
+                <w:color w:val="6B6478"/>
+                <w:sz w:val="17"/>
+                <w:szCs w:val="17"/>
+              </w:rPr>
+              <w:t xml:space="preserve">Как сказать «нет» и как попросить за себя. Слова, которые можно произнести вслух</w:t>
+            </w:r>
+          </w:p>
+        </w:tc>
+        <w:tc>
+          <w:tcPr>
+            <w:tcW w:type="dxa" w:w="1800"/>
+            <w:tcMar>
+              <w:top w:type="dxa" w:w="100"/>
+              <w:left w:type="dxa" w:w="120"/>
+              <w:bottom w:type="dxa" w:w="100"/>
+              <w:right w:type="dxa" w:w="120"/>
+            </w:tcMar>
+            <w:vAlign w:val="center"/>
+          </w:tcPr>
+          <w:p>
+            <w:pPr>
+              <w:spacing w:after="0" w:before="0" w:line="276"/>
+              <w:jc w:val="center"/>
+            </w:pPr>
+            <w:r>
+              <w:rPr>
+                <w:rFonts w:ascii="Georgia" w:cs="Georgia" w:eastAsia="Georgia" w:hAnsi="Georgia"/>
+                <w:b w:val="1"/>
+                <w:bCs w:val="1"/>
+                <w:color w:val="8E3B62"/>
+                <w:sz w:val="24"/>
+                <w:szCs w:val="24"/>
+              </w:rPr>
+              <w:t xml:space="preserve">✓</w:t>
+            </w:r>
+          </w:p>
+        </w:tc>
+        <w:tc>
+          <w:tcPr>
+            <w:tcW w:type="dxa" w:w="1800"/>
+            <w:tcMar>
+              <w:top w:type="dxa" w:w="100"/>
+              <w:left w:type="dxa" w:w="120"/>
+              <w:bottom w:type="dxa" w:w="100"/>
+              <w:right w:type="dxa" w:w="120"/>
+            </w:tcMar>
+            <w:vAlign w:val="center"/>
+          </w:tcPr>
+          <w:p>
+            <w:pPr>
+              <w:spacing w:after="0" w:before="0" w:line="276"/>
+              <w:jc w:val="center"/>
+            </w:pPr>
+            <w:r>
+              <w:rPr>
+                <w:rFonts w:ascii="Georgia" w:cs="Georgia" w:eastAsia="Georgia" w:hAnsi="Georgia"/>
+                <w:b w:val="1"/>
+                <w:bCs w:val="1"/>
+                <w:color w:val="8E3B62"/>
+                <w:sz w:val="24"/>
+                <w:szCs w:val="24"/>
+              </w:rPr>
+              <w:t xml:space="preserve">✓</w:t>
+            </w:r>
+          </w:p>
+        </w:tc>
+        <w:tc>
+          <w:tcPr>
+            <w:tcW w:type="dxa" w:w="1800"/>
+            <w:tcMar>
+              <w:top w:type="dxa" w:w="100"/>
+              <w:left w:type="dxa" w:w="120"/>
+              <w:bottom w:type="dxa" w:w="100"/>
+              <w:right w:type="dxa" w:w="120"/>
+            </w:tcMar>
+            <w:vAlign w:val="center"/>
+          </w:tcPr>
+          <w:p>
+            <w:pPr>
+              <w:spacing w:after="0" w:before="0" w:line="276"/>
+              <w:jc w:val="center"/>
+            </w:pPr>
+            <w:r>
+              <w:rPr>
+                <w:rFonts w:ascii="Georgia" w:cs="Georgia" w:eastAsia="Georgia" w:hAnsi="Georgia"/>
+                <w:b w:val="1"/>
+                <w:bCs w:val="1"/>
+                <w:color w:val="8E3B62"/>
+                <w:sz w:val="24"/>
+                <w:szCs w:val="24"/>
+              </w:rPr>
+              <w:t xml:space="preserve">✓</w:t>
+            </w:r>
+          </w:p>
+        </w:tc>
+      </w:tr>
+      <w:tr>
+        <w:tc>
+          <w:tcPr>
+            <w:tcW w:type="dxa" w:w="3960"/>
+            <w:tcMar>
+              <w:top w:type="dxa" w:w="100"/>
+              <w:left w:type="dxa" w:w="120"/>
+              <w:bottom w:type="dxa" w:w="100"/>
+              <w:right w:type="dxa" w:w="120"/>
+            </w:tcMar>
+          </w:tcPr>
+          <w:p>
+            <w:pPr>
+              <w:spacing w:after="40" w:before="0" w:line="276"/>
+            </w:pPr>
+            <w:r>
+              <w:rPr>
+                <w:rFonts w:ascii="Georgia" w:cs="Georgia" w:eastAsia="Georgia" w:hAnsi="Georgia"/>
+                <w:b/>
+                <w:bCs/>
+                <w:color w:val="1A1A1A"/>
+                <w:sz w:val="21"/>
+                <w:szCs w:val="21"/>
+              </w:rPr>
+              <w:t xml:space="preserve">Конституция эмпата</w:t>
+            </w:r>
+          </w:p>
+          <w:p>
+            <w:pPr>
+              <w:spacing w:after="0" w:before="0" w:line="276"/>
+            </w:pPr>
+            <w:r>
+              <w:rPr>
+                <w:rFonts w:ascii="Georgia" w:cs="Georgia" w:eastAsia="Georgia" w:hAnsi="Georgia"/>
+                <w:color w:val="6B6478"/>
+                <w:sz w:val="17"/>
+                <w:szCs w:val="17"/>
+              </w:rPr>
+              <w:t xml:space="preserve">Ваши личные права одним листом. То, к чему возвращаются и держат под рукой</w:t>
             </w:r>
           </w:p>
         </w:tc>
@@ -2715,7 +3252,7 @@
                 <w:sz w:val="21"/>
                 <w:szCs w:val="21"/>
               </w:rPr>
-              <w:t xml:space="preserve">Зум «Любовь и деньги»</w:t>
+              <w:t xml:space="preserve">Ваш вопрос на мастер-классе</w:t>
             </w:r>
           </w:p>
           <w:p>
@@ -2729,7 +3266,7 @@
                 <w:sz w:val="17"/>
                 <w:szCs w:val="17"/>
               </w:rPr>
-              <w:t xml:space="preserve">Отдельная встреча сверх программы: как ваш радар работает в отношениях и в деньгах</w:t>
+              <w:t xml:space="preserve">Присылаете вопрос заранее, Виола разбирает его в эфире лично</w:t>
             </w:r>
           </w:p>
         </w:tc>
@@ -2848,7 +3385,7 @@
                 <w:sz w:val="17"/>
                 <w:szCs w:val="17"/>
               </w:rPr>
-              <w:t xml:space="preserve">Только в личном — работа один на один</w:t>
+              <w:t xml:space="preserve">Только в личном — Виола разбирает вашу ситуацию</w:t>
             </w:r>
           </w:p>
         </w:tc>
@@ -2877,7 +3414,7 @@
                 <w:sz w:val="21"/>
                 <w:szCs w:val="21"/>
               </w:rPr>
-              <w:t xml:space="preserve">Личная встреча с Виолой</w:t>
+              <w:t xml:space="preserve">Разбор на старте</w:t>
             </w:r>
           </w:p>
           <w:p>
@@ -2891,7 +3428,137 @@
                 <w:sz w:val="17"/>
                 <w:szCs w:val="17"/>
               </w:rPr>
-              <w:t xml:space="preserve">Час один на один. Ваша ситуация, ваши вопросы, ваша доска желаний</w:t>
+              <w:t xml:space="preserve">Вы описываете свою ситуацию, Виола голосом разбирает: куда именно у вас уходят силы и с чего начинать</w:t>
+            </w:r>
+          </w:p>
+        </w:tc>
+        <w:tc>
+          <w:tcPr>
+            <w:tcW w:type="dxa" w:w="1800"/>
+            <w:tcMar>
+              <w:top w:type="dxa" w:w="100"/>
+              <w:left w:type="dxa" w:w="120"/>
+              <w:bottom w:type="dxa" w:w="100"/>
+              <w:right w:type="dxa" w:w="120"/>
+            </w:tcMar>
+            <w:vAlign w:val="center"/>
+          </w:tcPr>
+          <w:p>
+            <w:pPr>
+              <w:spacing w:after="0" w:before="0" w:line="276"/>
+              <w:jc w:val="center"/>
+            </w:pPr>
+            <w:r>
+              <w:rPr>
+                <w:rFonts w:ascii="Georgia" w:cs="Georgia" w:eastAsia="Georgia" w:hAnsi="Georgia"/>
+                <w:b w:val="0"/>
+                <w:bCs w:val="0"/>
+                <w:color w:val="B9B3C4"/>
+                <w:sz w:val="22"/>
+                <w:szCs w:val="22"/>
+              </w:rPr>
+              <w:t xml:space="preserve">—</w:t>
+            </w:r>
+          </w:p>
+        </w:tc>
+        <w:tc>
+          <w:tcPr>
+            <w:tcW w:type="dxa" w:w="1800"/>
+            <w:tcMar>
+              <w:top w:type="dxa" w:w="100"/>
+              <w:left w:type="dxa" w:w="120"/>
+              <w:bottom w:type="dxa" w:w="100"/>
+              <w:right w:type="dxa" w:w="120"/>
+            </w:tcMar>
+            <w:vAlign w:val="center"/>
+          </w:tcPr>
+          <w:p>
+            <w:pPr>
+              <w:spacing w:after="0" w:before="0" w:line="276"/>
+              <w:jc w:val="center"/>
+            </w:pPr>
+            <w:r>
+              <w:rPr>
+                <w:rFonts w:ascii="Georgia" w:cs="Georgia" w:eastAsia="Georgia" w:hAnsi="Georgia"/>
+                <w:b w:val="0"/>
+                <w:bCs w:val="0"/>
+                <w:color w:val="B9B3C4"/>
+                <w:sz w:val="22"/>
+                <w:szCs w:val="22"/>
+              </w:rPr>
+              <w:t xml:space="preserve">—</w:t>
+            </w:r>
+          </w:p>
+        </w:tc>
+        <w:tc>
+          <w:tcPr>
+            <w:tcW w:type="dxa" w:w="1800"/>
+            <w:tcMar>
+              <w:top w:type="dxa" w:w="100"/>
+              <w:left w:type="dxa" w:w="120"/>
+              <w:bottom w:type="dxa" w:w="100"/>
+              <w:right w:type="dxa" w:w="120"/>
+            </w:tcMar>
+            <w:vAlign w:val="center"/>
+          </w:tcPr>
+          <w:p>
+            <w:pPr>
+              <w:spacing w:after="0" w:before="0" w:line="276"/>
+              <w:jc w:val="center"/>
+            </w:pPr>
+            <w:r>
+              <w:rPr>
+                <w:rFonts w:ascii="Georgia" w:cs="Georgia" w:eastAsia="Georgia" w:hAnsi="Georgia"/>
+                <w:b w:val="1"/>
+                <w:bCs w:val="1"/>
+                <w:color w:val="8E3B62"/>
+                <w:sz w:val="24"/>
+                <w:szCs w:val="24"/>
+              </w:rPr>
+              <w:t xml:space="preserve">✓</w:t>
+            </w:r>
+          </w:p>
+        </w:tc>
+      </w:tr>
+      <w:tr>
+        <w:tc>
+          <w:tcPr>
+            <w:tcW w:type="dxa" w:w="3960"/>
+            <w:tcMar>
+              <w:top w:type="dxa" w:w="100"/>
+              <w:left w:type="dxa" w:w="120"/>
+              <w:bottom w:type="dxa" w:w="100"/>
+              <w:right w:type="dxa" w:w="120"/>
+            </w:tcMar>
+          </w:tcPr>
+          <w:p>
+            <w:pPr>
+              <w:spacing w:after="40" w:before="0" w:line="276"/>
+            </w:pPr>
+            <w:r>
+              <w:rPr>
+                <w:rFonts w:ascii="Georgia" w:cs="Georgia" w:eastAsia="Georgia" w:hAnsi="Georgia"/>
+                <w:b/>
+                <w:bCs/>
+                <w:color w:val="1A1A1A"/>
+                <w:sz w:val="21"/>
+                <w:szCs w:val="21"/>
+              </w:rPr>
+              <w:t xml:space="preserve">Разбор вашей доски желаний</w:t>
+            </w:r>
+          </w:p>
+          <w:p>
+            <w:pPr>
+              <w:spacing w:after="0" w:before="0" w:line="276"/>
+            </w:pPr>
+            <w:r>
+              <w:rPr>
+                <w:rFonts w:ascii="Georgia" w:cs="Georgia" w:eastAsia="Georgia" w:hAnsi="Georgia"/>
+                <w:color w:val="6B6478"/>
+                <w:sz w:val="17"/>
+                <w:szCs w:val="17"/>
+              </w:rPr>
+              <w:t xml:space="preserve">В финале. Виола голосом смотрит, чего вы хотите на самом деле, и называет ваш следующий шаг</w:t>
             </w:r>
           </w:p>
         </w:tc>
@@ -3478,7 +4145,7 @@
           <w:sz w:val="22"/>
           <w:szCs w:val="22"/>
         </w:rPr>
-        <w:t xml:space="preserve">Одно число: сколько личных встреч она берёт за поток. Это и есть лимит мест в «Личном». Придуманный лимит не публикуем.</w:t>
+        <w:t xml:space="preserve">Одно число: сколько персональных разборов голосом она делает за поток. Это и есть лимит мест в «Личном». Придуманный лимит не публикуем.</w:t>
       </w:r>
     </w:p>
     <w:p>
@@ -3497,7 +4164,7 @@
           <w:sz w:val="22"/>
           <w:szCs w:val="22"/>
         </w:rPr>
-        <w:t xml:space="preserve">Формат голосовых ответов в «Полном»: без ограничений или один вопрос в неделю. От этого зависит, ставить ли лимит мест и туда.</w:t>
+        <w:t xml:space="preserve">Сообщить ей, что индивидуальные встречи один на один в тарифы не идут: час её времени не тиражируется и упирает потолок продаж в её календарь. Вместо встречи — два разбора голосом, её формат из «Эмпатии».</w:t>
       </w:r>
     </w:p>
     <w:p>
@@ -3516,7 +4183,7 @@
           <w:sz w:val="22"/>
           <w:szCs w:val="22"/>
         </w:rPr>
-        <w:t xml:space="preserve">Согласование цен 19 900 / 29 900 / 49 900 и самой трёхтарифной сетки.</w:t>
+        <w:t xml:space="preserve">Формат голосовых ответов в «Полном»: без ограничений или один вопрос в неделю. От этого зависит, ставить ли лимит мест и туда.</w:t>
       </w:r>
     </w:p>
     <w:p>
@@ -3535,7 +4202,7 @@
           <w:sz w:val="22"/>
           <w:szCs w:val="22"/>
         </w:rPr>
-        <w:t xml:space="preserve">Месяц против её же «90 дней» с вебинара: месяц — это интенсив-вход, а глубина следующим продуктом?</w:t>
+        <w:t xml:space="preserve">Мастер-класс: дата, длительность, берём ли вопросы заранее письменно.</w:t>
       </w:r>
     </w:p>
     <w:p>
@@ -3554,7 +4221,7 @@
           <w:sz w:val="22"/>
           <w:szCs w:val="22"/>
         </w:rPr>
-        <w:t xml:space="preserve">Визирование строк её голоса, особенно денежных и заголовка (красная линия «без обещаний результата»).</w:t>
+        <w:t xml:space="preserve">Шесть лекций или восемь: собрано как 6 лекций по две в неделю за три недели плюс мастер-класс на четвёртой.</w:t>
       </w:r>
     </w:p>
     <w:p>
@@ -3573,7 +4240,7 @@
           <w:sz w:val="22"/>
           <w:szCs w:val="22"/>
         </w:rPr>
-        <w:t xml:space="preserve">Разбивка восьми встреч по шести шагам и дни недели: середина недели и выходные — какие именно.</w:t>
+        <w:t xml:space="preserve">Согласование цен 19 900 / 29 900 / 39 900 и самой трёхтарифной сетки.</w:t>
       </w:r>
     </w:p>
     <w:p>
@@ -3592,24 +4259,7 @@
           <w:sz w:val="22"/>
           <w:szCs w:val="22"/>
         </w:rPr>
-        <w:t xml:space="preserve">Дата старта первого потока.</w:t>
-      </w:r>
-    </w:p>
-    <w:p>
-      <w:pPr>
-        <w:pStyle w:val="Heading3"/>
-        <w:spacing w:after="80" w:before="200"/>
-      </w:pPr>
-      <w:r>
-        <w:rPr>
-          <w:rFonts w:ascii="Georgia" w:cs="Georgia" w:eastAsia="Georgia" w:hAnsi="Georgia"/>
-          <w:b/>
-          <w:bCs/>
-          <w:color w:val="2B2440"/>
-          <w:sz w:val="23"/>
-          <w:szCs w:val="23"/>
-        </w:rPr>
-        <w:t xml:space="preserve">Что замеряем на кастдеве</w:t>
+        <w:t xml:space="preserve">Месяц против её же «90 дней» с вебинара: месяц — это интенсив-вход, а глубина следующим продуктом?</w:t>
       </w:r>
     </w:p>
     <w:p>
@@ -3628,7 +4278,7 @@
           <w:sz w:val="22"/>
           <w:szCs w:val="22"/>
         </w:rPr>
-        <w:t xml:space="preserve">Какой тариф выбирают глазами и почему.</w:t>
+        <w:t xml:space="preserve">Визирование строк её голоса, особенно денежных и заголовка (красная линия «без обещаний результата»).</w:t>
       </w:r>
     </w:p>
     <w:p>
@@ -3647,7 +4297,7 @@
           <w:sz w:val="22"/>
           <w:szCs w:val="22"/>
         </w:rPr>
-        <w:t xml:space="preserve">Цена: «легко / нормально / дорого» и где порог.</w:t>
+        <w:t xml:space="preserve">Дни недели: середина недели и выходные — какие именно.</w:t>
       </w:r>
     </w:p>
     <w:p>
@@ -3666,7 +4316,7 @@
           <w:sz w:val="22"/>
           <w:szCs w:val="22"/>
         </w:rPr>
-        <w:t xml:space="preserve">Что цепляет сильнее: спокойствие с деньгами или своё дело.</w:t>
+        <w:t xml:space="preserve">Дата старта первого потока.</w:t>
       </w:r>
     </w:p>
     <w:p>
@@ -3685,7 +4335,7 @@
           <w:sz w:val="22"/>
           <w:szCs w:val="22"/>
         </w:rPr>
-        <w:t xml:space="preserve">Какая неделя программы звучит нужнее всего.</w:t>
+        <w:t xml:space="preserve">«Конституцию эмпата» — сам документ. Строка уже стоит в тарифах и в «что вы получите», но документа у нас нет: на клиентах не показываем, пока не пришлёт.</w:t>
       </w:r>
     </w:p>
     <w:p>
@@ -3702,7 +4352,7 @@
           <w:sz w:val="23"/>
           <w:szCs w:val="23"/>
         </w:rPr>
-        <w:t xml:space="preserve">Логика тарифной сетки</w:t>
+        <w:t xml:space="preserve">Что замеряем на кастдеве</w:t>
       </w:r>
     </w:p>
     <w:p>
@@ -3721,7 +4371,7 @@
           <w:sz w:val="22"/>
           <w:szCs w:val="22"/>
         </w:rPr>
-        <w:t xml:space="preserve">Тарифы различаются только доступом к Виоле. Все материалы одинаковы везде: делить по объёму материалов значит выдать дешёвому тарифу урезанную версию.</w:t>
+        <w:t xml:space="preserve">Какой тариф выбирают глазами и почему.</w:t>
       </w:r>
     </w:p>
     <w:p>
@@ -3740,7 +4390,7 @@
           <w:sz w:val="22"/>
           <w:szCs w:val="22"/>
         </w:rPr>
-        <w:t xml:space="preserve">В базовом тарифе метод целиком, результат достижим без доплат.</w:t>
+        <w:t xml:space="preserve">Цена: «легко / нормально / дорого» и где порог.</w:t>
       </w:r>
     </w:p>
     <w:p>
@@ -3759,7 +4409,7 @@
           <w:sz w:val="22"/>
           <w:szCs w:val="22"/>
         </w:rPr>
-        <w:t xml:space="preserve">Средний тариф стоит ближе к нижнему, поэтому собирает основную массу.</w:t>
+        <w:t xml:space="preserve">Что цепляет сильнее: спокойствие с деньгами или своё дело.</w:t>
       </w:r>
     </w:p>
     <w:p>
@@ -3778,7 +4428,24 @@
           <w:sz w:val="22"/>
           <w:szCs w:val="22"/>
         </w:rPr>
-        <w:t xml:space="preserve">Ограничение мест только там, где оно вытекает из физики её времени: групповые зумы в ёмкость не упираются, поэтому лимит стоит только в «Личном».</w:t>
+        <w:t xml:space="preserve">Какая неделя программы звучит нужнее всего.</w:t>
+      </w:r>
+    </w:p>
+    <w:p>
+      <w:pPr>
+        <w:pStyle w:val="Heading3"/>
+        <w:spacing w:after="80" w:before="200"/>
+      </w:pPr>
+      <w:r>
+        <w:rPr>
+          <w:rFonts w:ascii="Georgia" w:cs="Georgia" w:eastAsia="Georgia" w:hAnsi="Georgia"/>
+          <w:b/>
+          <w:bCs/>
+          <w:color w:val="2B2440"/>
+          <w:sz w:val="23"/>
+          <w:szCs w:val="23"/>
+        </w:rPr>
+        <w:t xml:space="preserve">Логика тарифной сетки</w:t>
       </w:r>
     </w:p>
     <w:p>
@@ -3797,7 +4464,83 @@
           <w:sz w:val="22"/>
           <w:szCs w:val="22"/>
         </w:rPr>
-        <w:t xml:space="preserve">Шаг между тарифами меньше воспринимаемой прибавки: +10 000 за её голосовые ответы весь поток против разовой консультации в 200 евро. Верхний шаг +20 000 за час один на один — ровно в цену консультации, поэтому держим его содержанием: личная встреча заявлена как разбор вашей доски желаний.</w:t>
+        <w:t xml:space="preserve">Тарифы различаются только доступом к Виоле. Все материалы одинаковы везде: делить по объёму материалов значит выдать дешёвому тарифу урезанную версию.</w:t>
+      </w:r>
+    </w:p>
+    <w:p>
+      <w:pPr>
+        <w:pStyle w:val="ListParagraph"/>
+        <w:numPr>
+          <w:ilvl w:val="0"/>
+          <w:numId w:val="2"/>
+        </w:numPr>
+        <w:spacing w:after="90" w:line="276"/>
+      </w:pPr>
+      <w:r>
+        <w:rPr>
+          <w:rFonts w:ascii="Georgia" w:cs="Georgia" w:eastAsia="Georgia" w:hAnsi="Georgia"/>
+          <w:color w:val="1A1A1A"/>
+          <w:sz w:val="22"/>
+          <w:szCs w:val="22"/>
+        </w:rPr>
+        <w:t xml:space="preserve">В базовом тарифе метод целиком, результат достижим без доплат.</w:t>
+      </w:r>
+    </w:p>
+    <w:p>
+      <w:pPr>
+        <w:pStyle w:val="ListParagraph"/>
+        <w:numPr>
+          <w:ilvl w:val="0"/>
+          <w:numId w:val="2"/>
+        </w:numPr>
+        <w:spacing w:after="90" w:line="276"/>
+      </w:pPr>
+      <w:r>
+        <w:rPr>
+          <w:rFonts w:ascii="Georgia" w:cs="Georgia" w:eastAsia="Georgia" w:hAnsi="Georgia"/>
+          <w:color w:val="1A1A1A"/>
+          <w:sz w:val="22"/>
+          <w:szCs w:val="22"/>
+        </w:rPr>
+        <w:t xml:space="preserve">Средний тариф стоит ближе к нижнему, поэтому собирает основную массу.</w:t>
+      </w:r>
+    </w:p>
+    <w:p>
+      <w:pPr>
+        <w:pStyle w:val="ListParagraph"/>
+        <w:numPr>
+          <w:ilvl w:val="0"/>
+          <w:numId w:val="2"/>
+        </w:numPr>
+        <w:spacing w:after="90" w:line="276"/>
+      </w:pPr>
+      <w:r>
+        <w:rPr>
+          <w:rFonts w:ascii="Georgia" w:cs="Georgia" w:eastAsia="Georgia" w:hAnsi="Georgia"/>
+          <w:color w:val="1A1A1A"/>
+          <w:sz w:val="22"/>
+          <w:szCs w:val="22"/>
+        </w:rPr>
+        <w:t xml:space="preserve">Ограничение мест только там, где оно вытекает из физики её времени: групповые зумы в ёмкость не упираются, поэтому лимит стоит только в «Личном».</w:t>
+      </w:r>
+    </w:p>
+    <w:p>
+      <w:pPr>
+        <w:pStyle w:val="ListParagraph"/>
+        <w:numPr>
+          <w:ilvl w:val="0"/>
+          <w:numId w:val="2"/>
+        </w:numPr>
+        <w:spacing w:after="90" w:line="276"/>
+      </w:pPr>
+      <w:r>
+        <w:rPr>
+          <w:rFonts w:ascii="Georgia" w:cs="Georgia" w:eastAsia="Georgia" w:hAnsi="Georgia"/>
+          <w:color w:val="1A1A1A"/>
+          <w:sz w:val="22"/>
+          <w:szCs w:val="22"/>
+        </w:rPr>
+        <w:t xml:space="preserve">Шаг между тарифами меньше воспринимаемой прибавки: оба шага по 10 000 рублей, а прибавка — её голос, который в разовой консультации стоит около 200 евро.</w:t>
       </w:r>
     </w:p>
     <w:p>

--- a/produkt/docs/Любовь-и-деньги-презентация.docx
+++ b/produkt/docs/Любовь-и-деньги-презентация.docx
@@ -14,7 +14,7 @@
           <w:sz w:val="17"/>
           <w:szCs w:val="17"/>
         </w:rPr>
-        <w:t xml:space="preserve">ПРЕЗЕНТАЦИЯ ПРОДУКТА · ЧЕРНОВИК ПОД КАСТДЕВ · 12.08.2026</w:t>
+        <w:t xml:space="preserve">ПРЕЗЕНТАЦИЯ ПРОДУКТА · ЧЕРНОВИК ПОД КАСТДЕВ · СОБРАНО ИЗ PREZENTATSIYA-LYUBOV-I-DENGI.MD</w:t>
       </w:r>
     </w:p>
     <w:p>
@@ -68,33 +68,18 @@
     </w:p>
     <w:p>
       <w:pPr>
-        <w:spacing w:after="200" w:before="0" w:line="276"/>
+        <w:spacing w:after="100" w:before="0" w:line="276"/>
       </w:pPr>
       <w:r>
         <w:rPr>
           <w:rFonts w:ascii="Georgia" w:cs="Georgia" w:eastAsia="Georgia" w:hAnsi="Georgia"/>
           <w:i/>
           <w:iCs/>
-          <w:color w:val="8E3B62"/>
-          <w:sz w:val="23"/>
-          <w:szCs w:val="23"/>
+          <w:color w:val="6B6478"/>
+          <w:sz w:val="22"/>
+          <w:szCs w:val="22"/>
         </w:rPr>
         <w:t xml:space="preserve">Любимое дело и деньги. Отношения без потери себя. Жизнь для себя.</w:t>
-      </w:r>
-    </w:p>
-    <w:p>
-      <w:pPr>
-        <w:pBdr>
-          <w:bottom w:val="single" w:color="D8D2E0" w:sz="6"/>
-        </w:pBdr>
-        <w:spacing w:after="200" w:before="200"/>
-      </w:pPr>
-      <w:r>
-        <w:rPr>
-          <w:sz w:val="2"/>
-          <w:szCs w:val="2"/>
-        </w:rPr>
-        <w:t xml:space="preserve"/>
       </w:r>
     </w:p>
     <w:p>
@@ -164,7 +149,7 @@
     </w:p>
     <w:p>
       <w:pPr>
-        <w:spacing w:after="160" w:before="0" w:line="276"/>
+        <w:spacing w:after="120" w:before="0" w:line="276"/>
       </w:pPr>
       <w:r>
         <w:rPr>
@@ -223,6 +208,7 @@
     </w:p>
     <w:p>
       <w:pPr>
+        <w:shd w:fill="F4F1F7" w:color="auto" w:val="clear"/>
         <w:spacing w:after="160" w:before="0" w:line="276"/>
       </w:pPr>
       <w:r>
@@ -230,9 +216,9 @@
           <w:rFonts w:ascii="Georgia" w:cs="Georgia" w:eastAsia="Georgia" w:hAnsi="Georgia"/>
           <w:b/>
           <w:bCs/>
-          <w:color w:val="8E3B62"/>
-          <w:sz w:val="25"/>
-          <w:szCs w:val="25"/>
+          <w:color w:val="1A1A1A"/>
+          <w:sz w:val="22"/>
+          <w:szCs w:val="22"/>
         </w:rPr>
         <w:t xml:space="preserve">Пора развернуть его на себя.</w:t>
       </w:r>
@@ -289,7 +275,7 @@
     </w:p>
     <w:p>
       <w:pPr>
-        <w:spacing w:after="100" w:before="0" w:line="276"/>
+        <w:spacing w:after="120" w:before="0" w:line="276"/>
       </w:pPr>
       <w:r>
         <w:rPr>
@@ -498,14 +484,11 @@
     </w:p>
     <w:p>
       <w:pPr>
-        <w:shd w:fill="F4F1F7" w:color="auto" w:val="clear"/>
         <w:spacing w:after="120" w:before="0" w:line="276"/>
       </w:pPr>
       <w:r>
         <w:rPr>
           <w:rFonts w:ascii="Georgia" w:cs="Georgia" w:eastAsia="Georgia" w:hAnsi="Georgia"/>
-          <w:i/>
-          <w:iCs/>
           <w:color w:val="1A1A1A"/>
           <w:sz w:val="22"/>
           <w:szCs w:val="22"/>
@@ -515,7 +498,7 @@
     </w:p>
     <w:p>
       <w:pPr>
-        <w:spacing w:after="200" w:before="0" w:line="276"/>
+        <w:spacing w:after="120" w:before="0" w:line="276"/>
       </w:pPr>
       <w:r>
         <w:rPr>
@@ -588,19 +571,27 @@
     </w:p>
     <w:p>
       <w:pPr>
-        <w:shd w:fill="F4F1F7" w:color="auto" w:val="clear"/>
-        <w:spacing w:after="200" w:before="0" w:line="276"/>
-      </w:pPr>
-      <w:r>
-        <w:rPr>
-          <w:rFonts w:ascii="Georgia" w:cs="Georgia" w:eastAsia="Georgia" w:hAnsi="Georgia"/>
-          <w:b/>
-          <w:bCs/>
-          <w:color w:val="1A1A1A"/>
-          <w:sz w:val="22"/>
-          <w:szCs w:val="22"/>
-        </w:rPr>
-        <w:t xml:space="preserve">Каждая лекция даёт сразу в обе стороны: в отношения и в деньги. Мы не откладываем обещанное на финал.</w:t>
+        <w:spacing w:after="120" w:before="0" w:line="276"/>
+      </w:pPr>
+      <w:r>
+        <w:rPr>
+          <w:rFonts w:ascii="Georgia" w:cs="Georgia" w:eastAsia="Georgia" w:hAnsi="Georgia"/>
+          <w:b/>
+          <w:bCs/>
+          <w:color w:val="1A1A1A"/>
+          <w:sz w:val="22"/>
+          <w:szCs w:val="22"/>
+        </w:rPr>
+        <w:t xml:space="preserve">Каждая лекция даёт сразу в обе стороны: в отношения и в деньги.</w:t>
+      </w:r>
+      <w:r>
+        <w:rPr>
+          <w:rFonts w:ascii="Georgia" w:cs="Georgia" w:eastAsia="Georgia" w:hAnsi="Georgia"/>
+          <w:color w:val="1A1A1A"/>
+          <w:sz w:val="22"/>
+          <w:szCs w:val="22"/>
+        </w:rPr>
+        <w:t xml:space="preserve"> Мы не откладываем обещанное на финал.</w:t>
       </w:r>
     </w:p>
     <w:p>
@@ -672,7 +663,7 @@
     </w:p>
     <w:p>
       <w:pPr>
-        <w:spacing w:after="180" w:before="0" w:line="276"/>
+        <w:spacing w:after="60" w:before="0" w:line="276"/>
       </w:pPr>
       <w:r>
         <w:rPr>
@@ -764,7 +755,7 @@
     </w:p>
     <w:p>
       <w:pPr>
-        <w:spacing w:after="180" w:before="0" w:line="276"/>
+        <w:spacing w:after="60" w:before="0" w:line="276"/>
       </w:pPr>
       <w:r>
         <w:rPr>
@@ -856,7 +847,7 @@
     </w:p>
     <w:p>
       <w:pPr>
-        <w:spacing w:after="180" w:before="0" w:line="276"/>
+        <w:spacing w:after="60" w:before="0" w:line="276"/>
       </w:pPr>
       <w:r>
         <w:rPr>
@@ -948,7 +939,7 @@
     </w:p>
     <w:p>
       <w:pPr>
-        <w:spacing w:after="180" w:before="0" w:line="276"/>
+        <w:spacing w:after="60" w:before="0" w:line="276"/>
       </w:pPr>
       <w:r>
         <w:rPr>
@@ -1040,7 +1031,7 @@
     </w:p>
     <w:p>
       <w:pPr>
-        <w:spacing w:after="180" w:before="0" w:line="276"/>
+        <w:spacing w:after="60" w:before="0" w:line="276"/>
       </w:pPr>
       <w:r>
         <w:rPr>
@@ -1132,7 +1123,7 @@
     </w:p>
     <w:p>
       <w:pPr>
-        <w:spacing w:after="180" w:before="0" w:line="276"/>
+        <w:spacing w:after="60" w:before="0" w:line="276"/>
       </w:pPr>
       <w:r>
         <w:rPr>
@@ -1383,23 +1374,16 @@
     </w:p>
     <w:p>
       <w:pPr>
-        <w:spacing w:after="200" w:before="120" w:line="276"/>
-      </w:pPr>
-      <w:r>
-        <w:rPr>
-          <w:rFonts w:ascii="Georgia" w:cs="Georgia" w:eastAsia="Georgia" w:hAnsi="Georgia"/>
-          <w:b/>
-          <w:bCs/>
+        <w:spacing w:after="120" w:before="0" w:line="276"/>
+      </w:pPr>
+      <w:r>
+        <w:rPr>
+          <w:rFonts w:ascii="Georgia" w:cs="Georgia" w:eastAsia="Georgia" w:hAnsi="Georgia"/>
           <w:color w:val="1A1A1A"/>
           <w:sz w:val="22"/>
           <w:szCs w:val="22"/>
         </w:rPr>
         <w:t xml:space="preserve">А главное, вы научитесь пользоваться своим радаром: направлять его на себя, на свой покой, свои отношения, своё дело и свои деньги.</w:t>
-      </w:r>
-    </w:p>
-    <w:p>
-      <w:r>
-        <w:br w:type="page"/>
       </w:r>
     </w:p>
     <w:p>
@@ -1421,7 +1405,7 @@
     </w:p>
     <w:p>
       <w:pPr>
-        <w:spacing w:after="60" w:before="0" w:line="276"/>
+        <w:spacing w:after="100" w:before="0" w:line="276"/>
       </w:pPr>
       <w:r>
         <w:rPr>
@@ -1437,16 +1421,17 @@
     </w:p>
     <w:p>
       <w:pPr>
-        <w:spacing w:after="200" w:before="0" w:line="276"/>
-      </w:pPr>
-      <w:r>
-        <w:rPr>
-          <w:rFonts w:ascii="Georgia" w:cs="Georgia" w:eastAsia="Georgia" w:hAnsi="Georgia"/>
-          <w:b/>
-          <w:bCs/>
-          <w:color w:val="2B2440"/>
-          <w:sz w:val="21"/>
-          <w:szCs w:val="21"/>
+        <w:shd w:fill="F4F1F7" w:color="auto" w:val="clear"/>
+        <w:spacing w:after="160" w:before="0" w:line="276"/>
+      </w:pPr>
+      <w:r>
+        <w:rPr>
+          <w:rFonts w:ascii="Georgia" w:cs="Georgia" w:eastAsia="Georgia" w:hAnsi="Georgia"/>
+          <w:b/>
+          <w:bCs/>
+          <w:color w:val="1A1A1A"/>
+          <w:sz w:val="22"/>
+          <w:szCs w:val="22"/>
         </w:rPr>
         <w:t xml:space="preserve">6 лекций Виолы · живой мастер-класс · месяц практики · доступ к материалам навсегда</w:t>
       </w:r>
@@ -1546,7 +1531,7 @@
           </w:p>
           <w:p>
             <w:pPr>
-              <w:spacing w:after="20" w:before="0" w:line="276"/>
+              <w:spacing w:after="0" w:before="0" w:line="276"/>
               <w:jc w:val="center"/>
             </w:pPr>
             <w:r>
@@ -1559,21 +1544,6 @@
                 <w:szCs w:val="26"/>
               </w:rPr>
               <w:t xml:space="preserve">19 900 ₽</w:t>
-            </w:r>
-          </w:p>
-          <w:p>
-            <w:pPr>
-              <w:spacing w:after="0" w:before="0" w:line="276"/>
-              <w:jc w:val="center"/>
-            </w:pPr>
-            <w:r>
-              <w:rPr>
-                <w:rFonts w:ascii="Georgia" w:cs="Georgia" w:eastAsia="Georgia" w:hAnsi="Georgia"/>
-                <w:color w:val="CFC8DC"/>
-                <w:sz w:val="17"/>
-                <w:szCs w:val="17"/>
-              </w:rPr>
-              <w:t xml:space="preserve">месяц</w:t>
             </w:r>
           </w:p>
         </w:tc>
@@ -1624,7 +1594,7 @@
           </w:p>
           <w:p>
             <w:pPr>
-              <w:spacing w:after="20" w:before="0" w:line="276"/>
+              <w:spacing w:after="0" w:before="0" w:line="276"/>
               <w:jc w:val="center"/>
             </w:pPr>
             <w:r>
@@ -1637,21 +1607,6 @@
                 <w:szCs w:val="26"/>
               </w:rPr>
               <w:t xml:space="preserve">29 900 ₽</w:t>
-            </w:r>
-          </w:p>
-          <w:p>
-            <w:pPr>
-              <w:spacing w:after="0" w:before="0" w:line="276"/>
-              <w:jc w:val="center"/>
-            </w:pPr>
-            <w:r>
-              <w:rPr>
-                <w:rFonts w:ascii="Georgia" w:cs="Georgia" w:eastAsia="Georgia" w:hAnsi="Georgia"/>
-                <w:color w:val="CFC8DC"/>
-                <w:sz w:val="17"/>
-                <w:szCs w:val="17"/>
-              </w:rPr>
-              <w:t xml:space="preserve">месяц</w:t>
             </w:r>
           </w:p>
         </w:tc>
@@ -1702,7 +1657,7 @@
           </w:p>
           <w:p>
             <w:pPr>
-              <w:spacing w:after="20" w:before="0" w:line="276"/>
+              <w:spacing w:after="0" w:before="0" w:line="276"/>
               <w:jc w:val="center"/>
             </w:pPr>
             <w:r>
@@ -1715,21 +1670,6 @@
                 <w:szCs w:val="26"/>
               </w:rPr>
               <w:t xml:space="preserve">39 900 ₽</w:t>
-            </w:r>
-          </w:p>
-          <w:p>
-            <w:pPr>
-              <w:spacing w:after="0" w:before="0" w:line="276"/>
-              <w:jc w:val="center"/>
-            </w:pPr>
-            <w:r>
-              <w:rPr>
-                <w:rFonts w:ascii="Georgia" w:cs="Georgia" w:eastAsia="Georgia" w:hAnsi="Georgia"/>
-                <w:color w:val="EFD9E4"/>
-                <w:sz w:val="17"/>
-                <w:szCs w:val="17"/>
-              </w:rPr>
-              <w:t xml:space="preserve">месяц</w:t>
             </w:r>
           </w:p>
         </w:tc>
@@ -1761,7 +1701,7 @@
                 <w:sz w:val="17"/>
                 <w:szCs w:val="17"/>
               </w:rPr>
-              <w:t xml:space="preserve">Есть везде — метод целиком, ничего не урезано</w:t>
+              <w:t xml:space="preserve">ЕСТЬ ВЕЗДЕ (метод целиком, ничего не урезано)</w:t>
             </w:r>
           </w:p>
         </w:tc>
@@ -1827,8 +1767,8 @@
             <w:r>
               <w:rPr>
                 <w:rFonts w:ascii="Georgia" w:cs="Georgia" w:eastAsia="Georgia" w:hAnsi="Georgia"/>
-                <w:b w:val="1"/>
-                <w:bCs w:val="1"/>
+                <w:b/>
+                <w:bCs/>
                 <w:color w:val="8E3B62"/>
                 <w:sz w:val="24"/>
                 <w:szCs w:val="24"/>
@@ -1856,8 +1796,8 @@
             <w:r>
               <w:rPr>
                 <w:rFonts w:ascii="Georgia" w:cs="Georgia" w:eastAsia="Georgia" w:hAnsi="Georgia"/>
-                <w:b w:val="1"/>
-                <w:bCs w:val="1"/>
+                <w:b/>
+                <w:bCs/>
                 <w:color w:val="8E3B62"/>
                 <w:sz w:val="24"/>
                 <w:szCs w:val="24"/>
@@ -1885,8 +1825,8 @@
             <w:r>
               <w:rPr>
                 <w:rFonts w:ascii="Georgia" w:cs="Georgia" w:eastAsia="Georgia" w:hAnsi="Georgia"/>
-                <w:b w:val="1"/>
-                <w:bCs w:val="1"/>
+                <w:b/>
+                <w:bCs/>
                 <w:color w:val="8E3B62"/>
                 <w:sz w:val="24"/>
                 <w:szCs w:val="24"/>
@@ -1957,8 +1897,8 @@
             <w:r>
               <w:rPr>
                 <w:rFonts w:ascii="Georgia" w:cs="Georgia" w:eastAsia="Georgia" w:hAnsi="Georgia"/>
-                <w:b w:val="1"/>
-                <w:bCs w:val="1"/>
+                <w:b/>
+                <w:bCs/>
                 <w:color w:val="8E3B62"/>
                 <w:sz w:val="24"/>
                 <w:szCs w:val="24"/>
@@ -1986,8 +1926,8 @@
             <w:r>
               <w:rPr>
                 <w:rFonts w:ascii="Georgia" w:cs="Georgia" w:eastAsia="Georgia" w:hAnsi="Georgia"/>
-                <w:b w:val="1"/>
-                <w:bCs w:val="1"/>
+                <w:b/>
+                <w:bCs/>
                 <w:color w:val="8E3B62"/>
                 <w:sz w:val="24"/>
                 <w:szCs w:val="24"/>
@@ -2015,8 +1955,8 @@
             <w:r>
               <w:rPr>
                 <w:rFonts w:ascii="Georgia" w:cs="Georgia" w:eastAsia="Georgia" w:hAnsi="Georgia"/>
-                <w:b w:val="1"/>
-                <w:bCs w:val="1"/>
+                <w:b/>
+                <w:bCs/>
                 <w:color w:val="8E3B62"/>
                 <w:sz w:val="24"/>
                 <w:szCs w:val="24"/>
@@ -2087,8 +2027,8 @@
             <w:r>
               <w:rPr>
                 <w:rFonts w:ascii="Georgia" w:cs="Georgia" w:eastAsia="Georgia" w:hAnsi="Georgia"/>
-                <w:b w:val="1"/>
-                <w:bCs w:val="1"/>
+                <w:b/>
+                <w:bCs/>
                 <w:color w:val="8E3B62"/>
                 <w:sz w:val="24"/>
                 <w:szCs w:val="24"/>
@@ -2116,8 +2056,8 @@
             <w:r>
               <w:rPr>
                 <w:rFonts w:ascii="Georgia" w:cs="Georgia" w:eastAsia="Georgia" w:hAnsi="Georgia"/>
-                <w:b w:val="1"/>
-                <w:bCs w:val="1"/>
+                <w:b/>
+                <w:bCs/>
                 <w:color w:val="8E3B62"/>
                 <w:sz w:val="24"/>
                 <w:szCs w:val="24"/>
@@ -2145,8 +2085,8 @@
             <w:r>
               <w:rPr>
                 <w:rFonts w:ascii="Georgia" w:cs="Georgia" w:eastAsia="Georgia" w:hAnsi="Georgia"/>
-                <w:b w:val="1"/>
-                <w:bCs w:val="1"/>
+                <w:b/>
+                <w:bCs/>
                 <w:color w:val="8E3B62"/>
                 <w:sz w:val="24"/>
                 <w:szCs w:val="24"/>
@@ -2217,8 +2157,8 @@
             <w:r>
               <w:rPr>
                 <w:rFonts w:ascii="Georgia" w:cs="Georgia" w:eastAsia="Georgia" w:hAnsi="Georgia"/>
-                <w:b w:val="1"/>
-                <w:bCs w:val="1"/>
+                <w:b/>
+                <w:bCs/>
                 <w:color w:val="8E3B62"/>
                 <w:sz w:val="24"/>
                 <w:szCs w:val="24"/>
@@ -2246,8 +2186,8 @@
             <w:r>
               <w:rPr>
                 <w:rFonts w:ascii="Georgia" w:cs="Georgia" w:eastAsia="Georgia" w:hAnsi="Georgia"/>
-                <w:b w:val="1"/>
-                <w:bCs w:val="1"/>
+                <w:b/>
+                <w:bCs/>
                 <w:color w:val="8E3B62"/>
                 <w:sz w:val="24"/>
                 <w:szCs w:val="24"/>
@@ -2275,8 +2215,8 @@
             <w:r>
               <w:rPr>
                 <w:rFonts w:ascii="Georgia" w:cs="Georgia" w:eastAsia="Georgia" w:hAnsi="Georgia"/>
-                <w:b w:val="1"/>
-                <w:bCs w:val="1"/>
+                <w:b/>
+                <w:bCs/>
                 <w:color w:val="8E3B62"/>
                 <w:sz w:val="24"/>
                 <w:szCs w:val="24"/>
@@ -2347,8 +2287,8 @@
             <w:r>
               <w:rPr>
                 <w:rFonts w:ascii="Georgia" w:cs="Georgia" w:eastAsia="Georgia" w:hAnsi="Georgia"/>
-                <w:b w:val="1"/>
-                <w:bCs w:val="1"/>
+                <w:b/>
+                <w:bCs/>
                 <w:color w:val="8E3B62"/>
                 <w:sz w:val="24"/>
                 <w:szCs w:val="24"/>
@@ -2376,8 +2316,8 @@
             <w:r>
               <w:rPr>
                 <w:rFonts w:ascii="Georgia" w:cs="Georgia" w:eastAsia="Georgia" w:hAnsi="Georgia"/>
-                <w:b w:val="1"/>
-                <w:bCs w:val="1"/>
+                <w:b/>
+                <w:bCs/>
                 <w:color w:val="8E3B62"/>
                 <w:sz w:val="24"/>
                 <w:szCs w:val="24"/>
@@ -2405,8 +2345,8 @@
             <w:r>
               <w:rPr>
                 <w:rFonts w:ascii="Georgia" w:cs="Georgia" w:eastAsia="Georgia" w:hAnsi="Georgia"/>
-                <w:b w:val="1"/>
-                <w:bCs w:val="1"/>
+                <w:b/>
+                <w:bCs/>
                 <w:color w:val="8E3B62"/>
                 <w:sz w:val="24"/>
                 <w:szCs w:val="24"/>
@@ -2477,8 +2417,8 @@
             <w:r>
               <w:rPr>
                 <w:rFonts w:ascii="Georgia" w:cs="Georgia" w:eastAsia="Georgia" w:hAnsi="Georgia"/>
-                <w:b w:val="1"/>
-                <w:bCs w:val="1"/>
+                <w:b/>
+                <w:bCs/>
                 <w:color w:val="8E3B62"/>
                 <w:sz w:val="24"/>
                 <w:szCs w:val="24"/>
@@ -2506,8 +2446,8 @@
             <w:r>
               <w:rPr>
                 <w:rFonts w:ascii="Georgia" w:cs="Georgia" w:eastAsia="Georgia" w:hAnsi="Georgia"/>
-                <w:b w:val="1"/>
-                <w:bCs w:val="1"/>
+                <w:b/>
+                <w:bCs/>
                 <w:color w:val="8E3B62"/>
                 <w:sz w:val="24"/>
                 <w:szCs w:val="24"/>
@@ -2535,8 +2475,8 @@
             <w:r>
               <w:rPr>
                 <w:rFonts w:ascii="Georgia" w:cs="Georgia" w:eastAsia="Georgia" w:hAnsi="Georgia"/>
-                <w:b w:val="1"/>
-                <w:bCs w:val="1"/>
+                <w:b/>
+                <w:bCs/>
                 <w:color w:val="8E3B62"/>
                 <w:sz w:val="24"/>
                 <w:szCs w:val="24"/>
@@ -2607,8 +2547,8 @@
             <w:r>
               <w:rPr>
                 <w:rFonts w:ascii="Georgia" w:cs="Georgia" w:eastAsia="Georgia" w:hAnsi="Georgia"/>
-                <w:b w:val="1"/>
-                <w:bCs w:val="1"/>
+                <w:b/>
+                <w:bCs/>
                 <w:color w:val="8E3B62"/>
                 <w:sz w:val="24"/>
                 <w:szCs w:val="24"/>
@@ -2636,8 +2576,8 @@
             <w:r>
               <w:rPr>
                 <w:rFonts w:ascii="Georgia" w:cs="Georgia" w:eastAsia="Georgia" w:hAnsi="Georgia"/>
-                <w:b w:val="1"/>
-                <w:bCs w:val="1"/>
+                <w:b/>
+                <w:bCs/>
                 <w:color w:val="8E3B62"/>
                 <w:sz w:val="24"/>
                 <w:szCs w:val="24"/>
@@ -2665,8 +2605,8 @@
             <w:r>
               <w:rPr>
                 <w:rFonts w:ascii="Georgia" w:cs="Georgia" w:eastAsia="Georgia" w:hAnsi="Georgia"/>
-                <w:b w:val="1"/>
-                <w:bCs w:val="1"/>
+                <w:b/>
+                <w:bCs/>
                 <w:color w:val="8E3B62"/>
                 <w:sz w:val="24"/>
                 <w:szCs w:val="24"/>
@@ -2737,8 +2677,8 @@
             <w:r>
               <w:rPr>
                 <w:rFonts w:ascii="Georgia" w:cs="Georgia" w:eastAsia="Georgia" w:hAnsi="Georgia"/>
-                <w:b w:val="1"/>
-                <w:bCs w:val="1"/>
+                <w:b/>
+                <w:bCs/>
                 <w:color w:val="8E3B62"/>
                 <w:sz w:val="24"/>
                 <w:szCs w:val="24"/>
@@ -2766,8 +2706,8 @@
             <w:r>
               <w:rPr>
                 <w:rFonts w:ascii="Georgia" w:cs="Georgia" w:eastAsia="Georgia" w:hAnsi="Georgia"/>
-                <w:b w:val="1"/>
-                <w:bCs w:val="1"/>
+                <w:b/>
+                <w:bCs/>
                 <w:color w:val="8E3B62"/>
                 <w:sz w:val="24"/>
                 <w:szCs w:val="24"/>
@@ -2795,8 +2735,8 @@
             <w:r>
               <w:rPr>
                 <w:rFonts w:ascii="Georgia" w:cs="Georgia" w:eastAsia="Georgia" w:hAnsi="Georgia"/>
-                <w:b w:val="1"/>
-                <w:bCs w:val="1"/>
+                <w:b/>
+                <w:bCs/>
                 <w:color w:val="8E3B62"/>
                 <w:sz w:val="24"/>
                 <w:szCs w:val="24"/>
@@ -2867,8 +2807,8 @@
             <w:r>
               <w:rPr>
                 <w:rFonts w:ascii="Georgia" w:cs="Georgia" w:eastAsia="Georgia" w:hAnsi="Georgia"/>
-                <w:b w:val="1"/>
-                <w:bCs w:val="1"/>
+                <w:b/>
+                <w:bCs/>
                 <w:color w:val="8E3B62"/>
                 <w:sz w:val="24"/>
                 <w:szCs w:val="24"/>
@@ -2896,8 +2836,8 @@
             <w:r>
               <w:rPr>
                 <w:rFonts w:ascii="Georgia" w:cs="Georgia" w:eastAsia="Georgia" w:hAnsi="Georgia"/>
-                <w:b w:val="1"/>
-                <w:bCs w:val="1"/>
+                <w:b/>
+                <w:bCs/>
                 <w:color w:val="8E3B62"/>
                 <w:sz w:val="24"/>
                 <w:szCs w:val="24"/>
@@ -2925,8 +2865,8 @@
             <w:r>
               <w:rPr>
                 <w:rFonts w:ascii="Georgia" w:cs="Georgia" w:eastAsia="Georgia" w:hAnsi="Georgia"/>
-                <w:b w:val="1"/>
-                <w:bCs w:val="1"/>
+                <w:b/>
+                <w:bCs/>
                 <w:color w:val="8E3B62"/>
                 <w:sz w:val="24"/>
                 <w:szCs w:val="24"/>
@@ -2997,8 +2937,8 @@
             <w:r>
               <w:rPr>
                 <w:rFonts w:ascii="Georgia" w:cs="Georgia" w:eastAsia="Georgia" w:hAnsi="Georgia"/>
-                <w:b w:val="1"/>
-                <w:bCs w:val="1"/>
+                <w:b/>
+                <w:bCs/>
                 <w:color w:val="8E3B62"/>
                 <w:sz w:val="24"/>
                 <w:szCs w:val="24"/>
@@ -3026,8 +2966,8 @@
             <w:r>
               <w:rPr>
                 <w:rFonts w:ascii="Georgia" w:cs="Georgia" w:eastAsia="Georgia" w:hAnsi="Georgia"/>
-                <w:b w:val="1"/>
-                <w:bCs w:val="1"/>
+                <w:b/>
+                <w:bCs/>
                 <w:color w:val="8E3B62"/>
                 <w:sz w:val="24"/>
                 <w:szCs w:val="24"/>
@@ -3055,8 +2995,8 @@
             <w:r>
               <w:rPr>
                 <w:rFonts w:ascii="Georgia" w:cs="Georgia" w:eastAsia="Georgia" w:hAnsi="Georgia"/>
-                <w:b w:val="1"/>
-                <w:bCs w:val="1"/>
+                <w:b/>
+                <w:bCs/>
                 <w:color w:val="8E3B62"/>
                 <w:sz w:val="24"/>
                 <w:szCs w:val="24"/>
@@ -3093,7 +3033,7 @@
                 <w:sz w:val="17"/>
                 <w:szCs w:val="17"/>
               </w:rPr>
-              <w:t xml:space="preserve">Со второго тарифа — Виола отвечает лично вам</w:t>
+              <w:t xml:space="preserve">СО ВТОРОГО ТАРИФА (Виола отвечает лично вам)</w:t>
             </w:r>
           </w:p>
         </w:tc>
@@ -3159,8 +3099,8 @@
             <w:r>
               <w:rPr>
                 <w:rFonts w:ascii="Georgia" w:cs="Georgia" w:eastAsia="Georgia" w:hAnsi="Georgia"/>
-                <w:b w:val="0"/>
-                <w:bCs w:val="0"/>
+                <w:b w:val="false"/>
+                <w:bCs w:val="false"/>
                 <w:color w:val="B9B3C4"/>
                 <w:sz w:val="22"/>
                 <w:szCs w:val="22"/>
@@ -3188,8 +3128,8 @@
             <w:r>
               <w:rPr>
                 <w:rFonts w:ascii="Georgia" w:cs="Georgia" w:eastAsia="Georgia" w:hAnsi="Georgia"/>
-                <w:b w:val="1"/>
-                <w:bCs w:val="1"/>
+                <w:b/>
+                <w:bCs/>
                 <w:color w:val="8E3B62"/>
                 <w:sz w:val="24"/>
                 <w:szCs w:val="24"/>
@@ -3217,8 +3157,8 @@
             <w:r>
               <w:rPr>
                 <w:rFonts w:ascii="Georgia" w:cs="Georgia" w:eastAsia="Georgia" w:hAnsi="Georgia"/>
-                <w:b w:val="1"/>
-                <w:bCs w:val="1"/>
+                <w:b/>
+                <w:bCs/>
                 <w:color w:val="8E3B62"/>
                 <w:sz w:val="24"/>
                 <w:szCs w:val="24"/>
@@ -3289,8 +3229,8 @@
             <w:r>
               <w:rPr>
                 <w:rFonts w:ascii="Georgia" w:cs="Georgia" w:eastAsia="Georgia" w:hAnsi="Georgia"/>
-                <w:b w:val="0"/>
-                <w:bCs w:val="0"/>
+                <w:b w:val="false"/>
+                <w:bCs w:val="false"/>
                 <w:color w:val="B9B3C4"/>
                 <w:sz w:val="22"/>
                 <w:szCs w:val="22"/>
@@ -3318,8 +3258,8 @@
             <w:r>
               <w:rPr>
                 <w:rFonts w:ascii="Georgia" w:cs="Georgia" w:eastAsia="Georgia" w:hAnsi="Georgia"/>
-                <w:b w:val="1"/>
-                <w:bCs w:val="1"/>
+                <w:b/>
+                <w:bCs/>
                 <w:color w:val="8E3B62"/>
                 <w:sz w:val="24"/>
                 <w:szCs w:val="24"/>
@@ -3347,8 +3287,8 @@
             <w:r>
               <w:rPr>
                 <w:rFonts w:ascii="Georgia" w:cs="Georgia" w:eastAsia="Georgia" w:hAnsi="Georgia"/>
-                <w:b w:val="1"/>
-                <w:bCs w:val="1"/>
+                <w:b/>
+                <w:bCs/>
                 <w:color w:val="8E3B62"/>
                 <w:sz w:val="24"/>
                 <w:szCs w:val="24"/>
@@ -3385,7 +3325,7 @@
                 <w:sz w:val="17"/>
                 <w:szCs w:val="17"/>
               </w:rPr>
-              <w:t xml:space="preserve">Только в личном — Виола разбирает вашу ситуацию</w:t>
+              <w:t xml:space="preserve">ТОЛЬКО В ЛИЧНОМ (Виола разбирает вашу ситуацию)</w:t>
             </w:r>
           </w:p>
         </w:tc>
@@ -3451,8 +3391,8 @@
             <w:r>
               <w:rPr>
                 <w:rFonts w:ascii="Georgia" w:cs="Georgia" w:eastAsia="Georgia" w:hAnsi="Georgia"/>
-                <w:b w:val="0"/>
-                <w:bCs w:val="0"/>
+                <w:b w:val="false"/>
+                <w:bCs w:val="false"/>
                 <w:color w:val="B9B3C4"/>
                 <w:sz w:val="22"/>
                 <w:szCs w:val="22"/>
@@ -3480,8 +3420,8 @@
             <w:r>
               <w:rPr>
                 <w:rFonts w:ascii="Georgia" w:cs="Georgia" w:eastAsia="Georgia" w:hAnsi="Georgia"/>
-                <w:b w:val="0"/>
-                <w:bCs w:val="0"/>
+                <w:b w:val="false"/>
+                <w:bCs w:val="false"/>
                 <w:color w:val="B9B3C4"/>
                 <w:sz w:val="22"/>
                 <w:szCs w:val="22"/>
@@ -3509,8 +3449,8 @@
             <w:r>
               <w:rPr>
                 <w:rFonts w:ascii="Georgia" w:cs="Georgia" w:eastAsia="Georgia" w:hAnsi="Georgia"/>
-                <w:b w:val="1"/>
-                <w:bCs w:val="1"/>
+                <w:b/>
+                <w:bCs/>
                 <w:color w:val="8E3B62"/>
                 <w:sz w:val="24"/>
                 <w:szCs w:val="24"/>
@@ -3581,8 +3521,8 @@
             <w:r>
               <w:rPr>
                 <w:rFonts w:ascii="Georgia" w:cs="Georgia" w:eastAsia="Georgia" w:hAnsi="Georgia"/>
-                <w:b w:val="0"/>
-                <w:bCs w:val="0"/>
+                <w:b w:val="false"/>
+                <w:bCs w:val="false"/>
                 <w:color w:val="B9B3C4"/>
                 <w:sz w:val="22"/>
                 <w:szCs w:val="22"/>
@@ -3610,8 +3550,8 @@
             <w:r>
               <w:rPr>
                 <w:rFonts w:ascii="Georgia" w:cs="Georgia" w:eastAsia="Georgia" w:hAnsi="Georgia"/>
-                <w:b w:val="0"/>
-                <w:bCs w:val="0"/>
+                <w:b w:val="false"/>
+                <w:bCs w:val="false"/>
                 <w:color w:val="B9B3C4"/>
                 <w:sz w:val="22"/>
                 <w:szCs w:val="22"/>
@@ -3639,8 +3579,8 @@
             <w:r>
               <w:rPr>
                 <w:rFonts w:ascii="Georgia" w:cs="Georgia" w:eastAsia="Georgia" w:hAnsi="Georgia"/>
-                <w:b w:val="1"/>
-                <w:bCs w:val="1"/>
+                <w:b/>
+                <w:bCs/>
                 <w:color w:val="8E3B62"/>
                 <w:sz w:val="24"/>
                 <w:szCs w:val="24"/>
@@ -3813,70 +3753,70 @@
             <w:r>
               <w:rPr>
                 <w:rFonts w:ascii="Georgia" w:cs="Georgia" w:eastAsia="Georgia" w:hAnsi="Georgia"/>
+                <w:b w:val="false"/>
+                <w:bCs w:val="false"/>
+                <w:color w:val="1A1A1A"/>
+                <w:sz w:val="20"/>
+                <w:szCs w:val="20"/>
+              </w:rPr>
+              <w:t xml:space="preserve">без ограничений</w:t>
+            </w:r>
+          </w:p>
+        </w:tc>
+        <w:tc>
+          <w:tcPr>
+            <w:tcW w:type="dxa" w:w="1800"/>
+            <w:tcMar>
+              <w:top w:type="dxa" w:w="100"/>
+              <w:left w:type="dxa" w:w="120"/>
+              <w:bottom w:type="dxa" w:w="100"/>
+              <w:right w:type="dxa" w:w="120"/>
+            </w:tcMar>
+            <w:vAlign w:val="center"/>
+          </w:tcPr>
+          <w:p>
+            <w:pPr>
+              <w:spacing w:after="0" w:before="0" w:line="276"/>
+              <w:jc w:val="center"/>
+            </w:pPr>
+            <w:r>
+              <w:rPr>
+                <w:rFonts w:ascii="Georgia" w:cs="Georgia" w:eastAsia="Georgia" w:hAnsi="Georgia"/>
+                <w:b w:val="false"/>
+                <w:bCs w:val="false"/>
+                <w:color w:val="1A1A1A"/>
+                <w:sz w:val="20"/>
+                <w:szCs w:val="20"/>
+              </w:rPr>
+              <w:t xml:space="preserve">без ограничений</w:t>
+            </w:r>
+          </w:p>
+        </w:tc>
+        <w:tc>
+          <w:tcPr>
+            <w:tcW w:type="dxa" w:w="1800"/>
+            <w:tcMar>
+              <w:top w:type="dxa" w:w="100"/>
+              <w:left w:type="dxa" w:w="120"/>
+              <w:bottom w:type="dxa" w:w="100"/>
+              <w:right w:type="dxa" w:w="120"/>
+            </w:tcMar>
+            <w:vAlign w:val="center"/>
+          </w:tcPr>
+          <w:p>
+            <w:pPr>
+              <w:spacing w:after="0" w:before="0" w:line="276"/>
+              <w:jc w:val="center"/>
+            </w:pPr>
+            <w:r>
+              <w:rPr>
+                <w:rFonts w:ascii="Georgia" w:cs="Georgia" w:eastAsia="Georgia" w:hAnsi="Georgia"/>
                 <w:b/>
                 <w:bCs/>
                 <w:color w:val="8E3B62"/>
                 <w:sz w:val="20"/>
                 <w:szCs w:val="20"/>
               </w:rPr>
-              <w:t xml:space="preserve">без ограничений</w:t>
-            </w:r>
-          </w:p>
-        </w:tc>
-        <w:tc>
-          <w:tcPr>
-            <w:tcW w:type="dxa" w:w="1800"/>
-            <w:tcMar>
-              <w:top w:type="dxa" w:w="100"/>
-              <w:left w:type="dxa" w:w="120"/>
-              <w:bottom w:type="dxa" w:w="100"/>
-              <w:right w:type="dxa" w:w="120"/>
-            </w:tcMar>
-            <w:vAlign w:val="center"/>
-          </w:tcPr>
-          <w:p>
-            <w:pPr>
-              <w:spacing w:after="0" w:before="0" w:line="276"/>
-              <w:jc w:val="center"/>
-            </w:pPr>
-            <w:r>
-              <w:rPr>
-                <w:rFonts w:ascii="Georgia" w:cs="Georgia" w:eastAsia="Georgia" w:hAnsi="Georgia"/>
-                <w:b/>
-                <w:bCs/>
-                <w:color w:val="8E3B62"/>
-                <w:sz w:val="20"/>
-                <w:szCs w:val="20"/>
-              </w:rPr>
-              <w:t xml:space="preserve">без ограничений</w:t>
-            </w:r>
-          </w:p>
-        </w:tc>
-        <w:tc>
-          <w:tcPr>
-            <w:tcW w:type="dxa" w:w="1800"/>
-            <w:tcMar>
-              <w:top w:type="dxa" w:w="100"/>
-              <w:left w:type="dxa" w:w="120"/>
-              <w:bottom w:type="dxa" w:w="100"/>
-              <w:right w:type="dxa" w:w="120"/>
-            </w:tcMar>
-            <w:vAlign w:val="center"/>
-          </w:tcPr>
-          <w:p>
-            <w:pPr>
-              <w:spacing w:after="0" w:before="0" w:line="276"/>
-              <w:jc w:val="center"/>
-            </w:pPr>
-            <w:r>
-              <w:rPr>
-                <w:rFonts w:ascii="Georgia" w:cs="Georgia" w:eastAsia="Georgia" w:hAnsi="Georgia"/>
-                <w:b/>
-                <w:bCs/>
-                <w:color w:val="8E3B62"/>
-                <w:sz w:val="20"/>
-                <w:szCs w:val="20"/>
-              </w:rPr>
               <w:t xml:space="preserve">[N]</w:t>
             </w:r>
           </w:p>
@@ -3885,7 +3825,7 @@
     </w:tbl>
     <w:p>
       <w:pPr>
-        <w:spacing w:after="100" w:before="160" w:line="276"/>
+        <w:spacing w:after="100" w:before="0" w:line="276"/>
       </w:pPr>
       <w:r>
         <w:rPr>
@@ -3901,32 +3841,32 @@
     </w:p>
     <w:p>
       <w:pPr>
+        <w:spacing w:after="120" w:before="0" w:line="276"/>
+      </w:pPr>
+      <w:r>
+        <w:rPr>
+          <w:rFonts w:ascii="Georgia" w:cs="Georgia" w:eastAsia="Georgia" w:hAnsi="Georgia"/>
+          <w:b/>
+          <w:bCs/>
+          <w:color w:val="1A1A1A"/>
+          <w:sz w:val="22"/>
+          <w:szCs w:val="22"/>
+        </w:rPr>
+        <w:t xml:space="preserve">Оплата.</w:t>
+      </w:r>
+      <w:r>
+        <w:rPr>
+          <w:rFonts w:ascii="Georgia" w:cs="Georgia" w:eastAsia="Georgia" w:hAnsi="Georgia"/>
+          <w:color w:val="1A1A1A"/>
+          <w:sz w:val="22"/>
+          <w:szCs w:val="22"/>
+        </w:rPr>
+        <w:t xml:space="preserve"> Рассрочка для РФ и СНГ, оплата из-за рубежа. Для тех, кому нужно, готовим сертификат и подтверждение оплаты.</w:t>
+      </w:r>
+    </w:p>
+    <w:p>
+      <w:pPr>
         <w:spacing w:after="100" w:before="0" w:line="276"/>
-      </w:pPr>
-      <w:r>
-        <w:rPr>
-          <w:rFonts w:ascii="Georgia" w:cs="Georgia" w:eastAsia="Georgia" w:hAnsi="Georgia"/>
-          <w:b/>
-          <w:bCs/>
-          <w:color w:val="1A1A1A"/>
-          <w:sz w:val="22"/>
-          <w:szCs w:val="22"/>
-        </w:rPr>
-        <w:t xml:space="preserve">Оплата. </w:t>
-      </w:r>
-      <w:r>
-        <w:rPr>
-          <w:rFonts w:ascii="Georgia" w:cs="Georgia" w:eastAsia="Georgia" w:hAnsi="Georgia"/>
-          <w:color w:val="1A1A1A"/>
-          <w:sz w:val="22"/>
-          <w:szCs w:val="22"/>
-        </w:rPr>
-        <w:t xml:space="preserve">Рассрочка для РФ и СНГ, оплата из-за рубежа. Для тех, кому нужно, готовим сертификат и подтверждение оплаты.</w:t>
-      </w:r>
-    </w:p>
-    <w:p>
-      <w:pPr>
-        <w:spacing w:after="200" w:before="0" w:line="276"/>
       </w:pPr>
       <w:r>
         <w:rPr>
@@ -3934,8 +3874,8 @@
           <w:i/>
           <w:iCs/>
           <w:color w:val="6B6478"/>
-          <w:sz w:val="19"/>
-          <w:szCs w:val="19"/>
+          <w:sz w:val="22"/>
+          <w:szCs w:val="22"/>
         </w:rPr>
         <w:t xml:space="preserve">Программа не заменяет очную психотерапию.</w:t>
       </w:r>
@@ -3959,7 +3899,7 @@
     </w:p>
     <w:p>
       <w:pPr>
-        <w:spacing w:after="100" w:before="0" w:line="276"/>
+        <w:spacing w:after="120" w:before="0" w:line="276"/>
       </w:pPr>
       <w:r>
         <w:rPr>
@@ -3973,27 +3913,27 @@
     </w:p>
     <w:p>
       <w:pPr>
-        <w:spacing w:after="160" w:before="0" w:line="276"/>
-      </w:pPr>
-      <w:r>
-        <w:rPr>
-          <w:rFonts w:ascii="Georgia" w:cs="Georgia" w:eastAsia="Georgia" w:hAnsi="Georgia"/>
-          <w:b/>
-          <w:bCs/>
-          <w:color w:val="1A1A1A"/>
-          <w:sz w:val="22"/>
-          <w:szCs w:val="22"/>
-        </w:rPr>
-        <w:t xml:space="preserve">Это не для вас, если </w:t>
-      </w:r>
-      <w:r>
-        <w:rPr>
-          <w:rFonts w:ascii="Georgia" w:cs="Georgia" w:eastAsia="Georgia" w:hAnsi="Georgia"/>
-          <w:color w:val="1A1A1A"/>
-          <w:sz w:val="22"/>
-          <w:szCs w:val="22"/>
-        </w:rPr>
-        <w:t xml:space="preserve">ищете быструю схему заработка или как переделать другого человека. Здесь про вас.</w:t>
+        <w:spacing w:after="120" w:before="0" w:line="276"/>
+      </w:pPr>
+      <w:r>
+        <w:rPr>
+          <w:rFonts w:ascii="Georgia" w:cs="Georgia" w:eastAsia="Georgia" w:hAnsi="Georgia"/>
+          <w:b/>
+          <w:bCs/>
+          <w:color w:val="1A1A1A"/>
+          <w:sz w:val="22"/>
+          <w:szCs w:val="22"/>
+        </w:rPr>
+        <w:t xml:space="preserve">Это не для вас, если</w:t>
+      </w:r>
+      <w:r>
+        <w:rPr>
+          <w:rFonts w:ascii="Georgia" w:cs="Georgia" w:eastAsia="Georgia" w:hAnsi="Georgia"/>
+          <w:color w:val="1A1A1A"/>
+          <w:sz w:val="22"/>
+          <w:szCs w:val="22"/>
+        </w:rPr>
+        <w:t xml:space="preserve"> ищете быструю схему заработка или как переделать другого человека. Здесь про вас.</w:t>
       </w:r>
     </w:p>
     <w:p>
@@ -4015,7 +3955,7 @@
     </w:p>
     <w:p>
       <w:pPr>
-        <w:spacing w:after="160" w:before="0" w:line="276"/>
+        <w:spacing w:after="120" w:before="0" w:line="276"/>
       </w:pPr>
       <w:r>
         <w:rPr>
@@ -4046,7 +3986,7 @@
     </w:p>
     <w:p>
       <w:pPr>
-        <w:spacing w:after="60" w:before="0" w:line="276"/>
+        <w:spacing w:after="120" w:before="0" w:line="276"/>
       </w:pPr>
       <w:r>
         <w:rPr>
@@ -4060,16 +4000,14 @@
     </w:p>
     <w:p>
       <w:pPr>
-        <w:spacing w:after="240" w:before="0" w:line="276"/>
-      </w:pPr>
-      <w:r>
-        <w:rPr>
-          <w:rFonts w:ascii="Georgia" w:cs="Georgia" w:eastAsia="Georgia" w:hAnsi="Georgia"/>
-          <w:b/>
-          <w:bCs/>
-          <w:color w:val="8E3B62"/>
-          <w:sz w:val="24"/>
-          <w:szCs w:val="24"/>
+        <w:spacing w:after="120" w:before="0" w:line="276"/>
+      </w:pPr>
+      <w:r>
+        <w:rPr>
+          <w:rFonts w:ascii="Georgia" w:cs="Georgia" w:eastAsia="Georgia" w:hAnsi="Georgia"/>
+          <w:color w:val="1A1A1A"/>
+          <w:sz w:val="22"/>
+          <w:szCs w:val="22"/>
         </w:rPr>
         <w:t xml:space="preserve">Хотите, забронирую вам место?</w:t>
       </w:r>
@@ -4126,7 +4064,7 @@
           <w:sz w:val="23"/>
           <w:szCs w:val="23"/>
         </w:rPr>
-        <w:t xml:space="preserve">Ждём от Виолы</w:t>
+        <w:t xml:space="preserve">На визирование Виоле (до показа клиентам)</w:t>
       </w:r>
     </w:p>
     <w:p>
@@ -4141,11 +4079,22 @@
       <w:r>
         <w:rPr>
           <w:rFonts w:ascii="Georgia" w:cs="Georgia" w:eastAsia="Georgia" w:hAnsi="Georgia"/>
-          <w:color w:val="1A1A1A"/>
-          <w:sz w:val="22"/>
-          <w:szCs w:val="22"/>
-        </w:rPr>
-        <w:t xml:space="preserve">Одно число: сколько персональных разборов голосом она делает за поток. Это и есть лимит мест в «Личном». Придуманный лимит не публикуем.</w:t>
+          <w:b/>
+          <w:bCs/>
+          <w:color w:val="1A1A1A"/>
+          <w:sz w:val="22"/>
+          <w:szCs w:val="22"/>
+        </w:rPr>
+        <w:t xml:space="preserve">Цены</w:t>
+      </w:r>
+      <w:r>
+        <w:rPr>
+          <w:rFonts w:ascii="Georgia" w:cs="Georgia" w:eastAsia="Georgia" w:hAnsi="Georgia"/>
+          <w:color w:val="1A1A1A"/>
+          <w:sz w:val="22"/>
+          <w:szCs w:val="22"/>
+        </w:rPr>
+        <w:t xml:space="preserve"> 19 900 / 29 900 / 39 900 и сама трёхтарифная сетка.</w:t>
       </w:r>
     </w:p>
     <w:p>
@@ -4160,11 +4109,22 @@
       <w:r>
         <w:rPr>
           <w:rFonts w:ascii="Georgia" w:cs="Georgia" w:eastAsia="Georgia" w:hAnsi="Georgia"/>
-          <w:color w:val="1A1A1A"/>
-          <w:sz w:val="22"/>
-          <w:szCs w:val="22"/>
-        </w:rPr>
-        <w:t xml:space="preserve">Сообщить ей, что индивидуальные встречи один на один в тарифы не идут: час её времени не тиражируется и упирает потолок продаж в её календарь. Вместо встречи — два разбора голосом, её формат из «Эмпатии».</w:t>
+          <w:b/>
+          <w:bCs/>
+          <w:color w:val="1A1A1A"/>
+          <w:sz w:val="22"/>
+          <w:szCs w:val="22"/>
+        </w:rPr>
+        <w:t xml:space="preserve">Одно число для лимита мест (обязательно, правило 4):</w:t>
+      </w:r>
+      <w:r>
+        <w:rPr>
+          <w:rFonts w:ascii="Georgia" w:cs="Georgia" w:eastAsia="Georgia" w:hAnsi="Georgia"/>
+          <w:color w:val="1A1A1A"/>
+          <w:sz w:val="22"/>
+          <w:szCs w:val="22"/>
+        </w:rPr>
+        <w:t xml:space="preserve"> сколько персональных разборов голосом она делает за поток → столько мест в «Личном». Пока в таблице плейсхолдер [N].</w:t>
       </w:r>
     </w:p>
     <w:p>
@@ -4179,11 +4139,22 @@
       <w:r>
         <w:rPr>
           <w:rFonts w:ascii="Georgia" w:cs="Georgia" w:eastAsia="Georgia" w:hAnsi="Georgia"/>
-          <w:color w:val="1A1A1A"/>
-          <w:sz w:val="22"/>
-          <w:szCs w:val="22"/>
-        </w:rPr>
-        <w:t xml:space="preserve">Формат голосовых ответов в «Полном»: без ограничений или один вопрос в неделю. От этого зависит, ставить ли лимит мест и туда.</w:t>
+          <w:b/>
+          <w:bCs/>
+          <w:color w:val="1A1A1A"/>
+          <w:sz w:val="22"/>
+          <w:szCs w:val="22"/>
+        </w:rPr>
+        <w:t xml:space="preserve">Её предложение об индивидуальных встречах отклонено продюсером.</w:t>
+      </w:r>
+      <w:r>
+        <w:rPr>
+          <w:rFonts w:ascii="Georgia" w:cs="Georgia" w:eastAsia="Georgia" w:hAnsi="Georgia"/>
+          <w:color w:val="1A1A1A"/>
+          <w:sz w:val="22"/>
+          <w:szCs w:val="22"/>
+        </w:rPr>
+        <w:t xml:space="preserve"> Сообщить ей это прямо, с причиной: час её времени не тиражируется и упирает потолок продаж в её календарь. Вместо встречи в верхнем тарифе — два разбора голосом (её формат из «Эмпатии»).</w:t>
       </w:r>
     </w:p>
     <w:p>
@@ -4198,11 +4169,22 @@
       <w:r>
         <w:rPr>
           <w:rFonts w:ascii="Georgia" w:cs="Georgia" w:eastAsia="Georgia" w:hAnsi="Georgia"/>
-          <w:color w:val="1A1A1A"/>
-          <w:sz w:val="22"/>
-          <w:szCs w:val="22"/>
-        </w:rPr>
-        <w:t xml:space="preserve">Мастер-класс: дата, длительность, берём ли вопросы заранее письменно.</w:t>
+          <w:b/>
+          <w:bCs/>
+          <w:color w:val="1A1A1A"/>
+          <w:sz w:val="22"/>
+          <w:szCs w:val="22"/>
+        </w:rPr>
+        <w:t xml:space="preserve">Формат голосовых ответов в «Полном»:</w:t>
+      </w:r>
+      <w:r>
+        <w:rPr>
+          <w:rFonts w:ascii="Georgia" w:cs="Georgia" w:eastAsia="Georgia" w:hAnsi="Georgia"/>
+          <w:color w:val="1A1A1A"/>
+          <w:sz w:val="22"/>
+          <w:szCs w:val="22"/>
+        </w:rPr>
+        <w:t xml:space="preserve"> без ограничений или один вопрос в неделю. От этого зависит, ставить ли лимит мест и туда.</w:t>
       </w:r>
     </w:p>
     <w:p>
@@ -4217,11 +4199,22 @@
       <w:r>
         <w:rPr>
           <w:rFonts w:ascii="Georgia" w:cs="Georgia" w:eastAsia="Georgia" w:hAnsi="Georgia"/>
-          <w:color w:val="1A1A1A"/>
-          <w:sz w:val="22"/>
-          <w:szCs w:val="22"/>
-        </w:rPr>
-        <w:t xml:space="preserve">Шесть лекций или восемь: собрано как 6 лекций по две в неделю за три недели плюс мастер-класс на четвёртой.</w:t>
+          <w:b/>
+          <w:bCs/>
+          <w:color w:val="1A1A1A"/>
+          <w:sz w:val="22"/>
+          <w:szCs w:val="22"/>
+        </w:rPr>
+        <w:t xml:space="preserve">Мастер-класс:</w:t>
+      </w:r>
+      <w:r>
+        <w:rPr>
+          <w:rFonts w:ascii="Georgia" w:cs="Georgia" w:eastAsia="Georgia" w:hAnsi="Georgia"/>
+          <w:color w:val="1A1A1A"/>
+          <w:sz w:val="22"/>
+          <w:szCs w:val="22"/>
+        </w:rPr>
+        <w:t xml:space="preserve"> дата (четвёртая неделя), длительность, и берём ли вопросы заранее письменно — от этого зависит строка «ваш вопрос на мастер-классе» во втором тарифе.</w:t>
       </w:r>
     </w:p>
     <w:p>
@@ -4236,11 +4229,22 @@
       <w:r>
         <w:rPr>
           <w:rFonts w:ascii="Georgia" w:cs="Georgia" w:eastAsia="Georgia" w:hAnsi="Georgia"/>
-          <w:color w:val="1A1A1A"/>
-          <w:sz w:val="22"/>
-          <w:szCs w:val="22"/>
-        </w:rPr>
-        <w:t xml:space="preserve">Согласование цен 19 900 / 29 900 / 39 900 и самой трёхтарифной сетки.</w:t>
+          <w:b/>
+          <w:bCs/>
+          <w:color w:val="1A1A1A"/>
+          <w:sz w:val="22"/>
+          <w:szCs w:val="22"/>
+        </w:rPr>
+        <w:t xml:space="preserve">Месяц против её же «90 дней»</w:t>
+      </w:r>
+      <w:r>
+        <w:rPr>
+          <w:rFonts w:ascii="Georgia" w:cs="Georgia" w:eastAsia="Georgia" w:hAnsi="Georgia"/>
+          <w:color w:val="1A1A1A"/>
+          <w:sz w:val="22"/>
+          <w:szCs w:val="22"/>
+        </w:rPr>
+        <w:t xml:space="preserve"> (вебинар: горизонт глубокой перестройки). Месяц — это интенсив-вход, а глубина следующим продуктом? Или 90 дней относились к другому уровню работы?</w:t>
       </w:r>
     </w:p>
     <w:p>
@@ -4255,11 +4259,22 @@
       <w:r>
         <w:rPr>
           <w:rFonts w:ascii="Georgia" w:cs="Georgia" w:eastAsia="Georgia" w:hAnsi="Georgia"/>
-          <w:color w:val="1A1A1A"/>
-          <w:sz w:val="22"/>
-          <w:szCs w:val="22"/>
-        </w:rPr>
-        <w:t xml:space="preserve">Месяц против её же «90 дней» с вебинара: месяц — это интенсив-вход, а глубина следующим продуктом?</w:t>
+          <w:b/>
+          <w:bCs/>
+          <w:color w:val="1A1A1A"/>
+          <w:sz w:val="22"/>
+          <w:szCs w:val="22"/>
+        </w:rPr>
+        <w:t xml:space="preserve">Шесть лекций или восемь?</w:t>
+      </w:r>
+      <w:r>
+        <w:rPr>
+          <w:rFonts w:ascii="Georgia" w:cs="Georgia" w:eastAsia="Georgia" w:hAnsi="Georgia"/>
+          <w:color w:val="1A1A1A"/>
+          <w:sz w:val="22"/>
+          <w:szCs w:val="22"/>
+        </w:rPr>
+        <w:t xml:space="preserve"> Она пишет «шесть лекций, правильно». Собрано: 6 лекций по две в неделю за три недели + мастер-класс на четвёртой. Подтвердить.</w:t>
       </w:r>
     </w:p>
     <w:p>
@@ -4274,11 +4289,22 @@
       <w:r>
         <w:rPr>
           <w:rFonts w:ascii="Georgia" w:cs="Georgia" w:eastAsia="Georgia" w:hAnsi="Georgia"/>
-          <w:color w:val="1A1A1A"/>
-          <w:sz w:val="22"/>
-          <w:szCs w:val="22"/>
-        </w:rPr>
-        <w:t xml:space="preserve">Визирование строк её голоса, особенно денежных и заголовка (красная линия «без обещаний результата»).</w:t>
+          <w:b/>
+          <w:bCs/>
+          <w:color w:val="1A1A1A"/>
+          <w:sz w:val="22"/>
+          <w:szCs w:val="22"/>
+        </w:rPr>
+        <w:t xml:space="preserve">Денежные строки</w:t>
+      </w:r>
+      <w:r>
+        <w:rPr>
+          <w:rFonts w:ascii="Georgia" w:cs="Georgia" w:eastAsia="Georgia" w:hAnsi="Georgia"/>
+          <w:color w:val="1A1A1A"/>
+          <w:sz w:val="22"/>
+          <w:szCs w:val="22"/>
+        </w:rPr>
+        <w:t xml:space="preserve"> («приносит деньги», «просите за себя») и заголовок — по красной линии «без обещаний результата».</w:t>
       </w:r>
     </w:p>
     <w:p>
@@ -4293,11 +4319,22 @@
       <w:r>
         <w:rPr>
           <w:rFonts w:ascii="Georgia" w:cs="Georgia" w:eastAsia="Georgia" w:hAnsi="Georgia"/>
-          <w:color w:val="1A1A1A"/>
-          <w:sz w:val="22"/>
-          <w:szCs w:val="22"/>
-        </w:rPr>
-        <w:t xml:space="preserve">Дни недели: середина недели и выходные — какие именно.</w:t>
+          <w:b/>
+          <w:bCs/>
+          <w:color w:val="1A1A1A"/>
+          <w:sz w:val="22"/>
+          <w:szCs w:val="22"/>
+        </w:rPr>
+        <w:t xml:space="preserve">Регалии — решено 12.08:</w:t>
+      </w:r>
+      <w:r>
+        <w:rPr>
+          <w:rFonts w:ascii="Georgia" w:cs="Georgia" w:eastAsia="Georgia" w:hAnsi="Georgia"/>
+          <w:color w:val="1A1A1A"/>
+          <w:sz w:val="22"/>
+          <w:szCs w:val="22"/>
+        </w:rPr>
+        <w:t xml:space="preserve"> «психолог, психотерапевт». «Эмпатолог» снят по её прямому указанию (слово аудитории, не её титул). Цифру «25 лет» из клиентских текстов тоже убрал: в golos §9 зафиксировано, что она сама её снимала.</w:t>
       </w:r>
     </w:p>
     <w:p>
@@ -4316,7 +4353,7 @@
           <w:sz w:val="22"/>
           <w:szCs w:val="22"/>
         </w:rPr>
-        <w:t xml:space="preserve">Дата старта первого потока.</w:t>
+        <w:t xml:space="preserve">Дата старта первого потока и дни недели (середина недели + выходные — какие именно).</w:t>
       </w:r>
     </w:p>
     <w:p>
@@ -4331,11 +4368,22 @@
       <w:r>
         <w:rPr>
           <w:rFonts w:ascii="Georgia" w:cs="Georgia" w:eastAsia="Georgia" w:hAnsi="Georgia"/>
-          <w:color w:val="1A1A1A"/>
-          <w:sz w:val="22"/>
-          <w:szCs w:val="22"/>
-        </w:rPr>
-        <w:t xml:space="preserve">«Конституцию эмпата» — сам документ. Строка уже стоит в тарифах и в «что вы получите», но документа у нас нет: на клиентах не показываем, пока не пришлёт.</w:t>
+          <w:b/>
+          <w:bCs/>
+          <w:color w:val="1A1A1A"/>
+          <w:sz w:val="22"/>
+          <w:szCs w:val="22"/>
+        </w:rPr>
+        <w:t xml:space="preserve">Разбивка по неделям</w:t>
+      </w:r>
+      <w:r>
+        <w:rPr>
+          <w:rFonts w:ascii="Georgia" w:cs="Georgia" w:eastAsia="Georgia" w:hAnsi="Georgia"/>
+          <w:color w:val="1A1A1A"/>
+          <w:sz w:val="22"/>
+          <w:szCs w:val="22"/>
+        </w:rPr>
+        <w:t xml:space="preserve"> — её решение: 6 лекций по две в неделю за три недели плюс мастер-класс на четвёртой. Наполнение лекций она переписывает сама, формат «Осваиваете / Даёт» ей нравится и сохранён.</w:t>
       </w:r>
     </w:p>
     <w:p>
@@ -4352,7 +4400,7 @@
           <w:sz w:val="23"/>
           <w:szCs w:val="23"/>
         </w:rPr>
-        <w:t xml:space="preserve">Что замеряем на кастдеве</w:t>
+        <w:t xml:space="preserve">Что замерить на кастдеве</w:t>
       </w:r>
     </w:p>
     <w:p>
@@ -4371,7 +4419,7 @@
           <w:sz w:val="22"/>
           <w:szCs w:val="22"/>
         </w:rPr>
-        <w:t xml:space="preserve">Какой тариф выбирают глазами и почему.</w:t>
+        <w:t xml:space="preserve">Какой тариф выбирают глазами (и почему).</w:t>
       </w:r>
     </w:p>
     <w:p>
@@ -4390,7 +4438,7 @@
           <w:sz w:val="22"/>
           <w:szCs w:val="22"/>
         </w:rPr>
-        <w:t xml:space="preserve">Цена: «легко / нормально / дорого» и где порог.</w:t>
+        <w:t xml:space="preserve">Цена: «легко / нормально / дорого» и где порог (Ван Вестендорп).</w:t>
       </w:r>
     </w:p>
     <w:p>
@@ -4429,137 +4477,6 @@
           <w:szCs w:val="22"/>
         </w:rPr>
         <w:t xml:space="preserve">Какая неделя программы звучит нужнее всего.</w:t>
-      </w:r>
-    </w:p>
-    <w:p>
-      <w:pPr>
-        <w:pStyle w:val="Heading3"/>
-        <w:spacing w:after="80" w:before="200"/>
-      </w:pPr>
-      <w:r>
-        <w:rPr>
-          <w:rFonts w:ascii="Georgia" w:cs="Georgia" w:eastAsia="Georgia" w:hAnsi="Georgia"/>
-          <w:b/>
-          <w:bCs/>
-          <w:color w:val="2B2440"/>
-          <w:sz w:val="23"/>
-          <w:szCs w:val="23"/>
-        </w:rPr>
-        <w:t xml:space="preserve">Логика тарифной сетки</w:t>
-      </w:r>
-    </w:p>
-    <w:p>
-      <w:pPr>
-        <w:pStyle w:val="ListParagraph"/>
-        <w:numPr>
-          <w:ilvl w:val="0"/>
-          <w:numId w:val="2"/>
-        </w:numPr>
-        <w:spacing w:after="90" w:line="276"/>
-      </w:pPr>
-      <w:r>
-        <w:rPr>
-          <w:rFonts w:ascii="Georgia" w:cs="Georgia" w:eastAsia="Georgia" w:hAnsi="Georgia"/>
-          <w:color w:val="1A1A1A"/>
-          <w:sz w:val="22"/>
-          <w:szCs w:val="22"/>
-        </w:rPr>
-        <w:t xml:space="preserve">Тарифы различаются только доступом к Виоле. Все материалы одинаковы везде: делить по объёму материалов значит выдать дешёвому тарифу урезанную версию.</w:t>
-      </w:r>
-    </w:p>
-    <w:p>
-      <w:pPr>
-        <w:pStyle w:val="ListParagraph"/>
-        <w:numPr>
-          <w:ilvl w:val="0"/>
-          <w:numId w:val="2"/>
-        </w:numPr>
-        <w:spacing w:after="90" w:line="276"/>
-      </w:pPr>
-      <w:r>
-        <w:rPr>
-          <w:rFonts w:ascii="Georgia" w:cs="Georgia" w:eastAsia="Georgia" w:hAnsi="Georgia"/>
-          <w:color w:val="1A1A1A"/>
-          <w:sz w:val="22"/>
-          <w:szCs w:val="22"/>
-        </w:rPr>
-        <w:t xml:space="preserve">В базовом тарифе метод целиком, результат достижим без доплат.</w:t>
-      </w:r>
-    </w:p>
-    <w:p>
-      <w:pPr>
-        <w:pStyle w:val="ListParagraph"/>
-        <w:numPr>
-          <w:ilvl w:val="0"/>
-          <w:numId w:val="2"/>
-        </w:numPr>
-        <w:spacing w:after="90" w:line="276"/>
-      </w:pPr>
-      <w:r>
-        <w:rPr>
-          <w:rFonts w:ascii="Georgia" w:cs="Georgia" w:eastAsia="Georgia" w:hAnsi="Georgia"/>
-          <w:color w:val="1A1A1A"/>
-          <w:sz w:val="22"/>
-          <w:szCs w:val="22"/>
-        </w:rPr>
-        <w:t xml:space="preserve">Средний тариф стоит ближе к нижнему, поэтому собирает основную массу.</w:t>
-      </w:r>
-    </w:p>
-    <w:p>
-      <w:pPr>
-        <w:pStyle w:val="ListParagraph"/>
-        <w:numPr>
-          <w:ilvl w:val="0"/>
-          <w:numId w:val="2"/>
-        </w:numPr>
-        <w:spacing w:after="90" w:line="276"/>
-      </w:pPr>
-      <w:r>
-        <w:rPr>
-          <w:rFonts w:ascii="Georgia" w:cs="Georgia" w:eastAsia="Georgia" w:hAnsi="Georgia"/>
-          <w:color w:val="1A1A1A"/>
-          <w:sz w:val="22"/>
-          <w:szCs w:val="22"/>
-        </w:rPr>
-        <w:t xml:space="preserve">Ограничение мест только там, где оно вытекает из физики её времени: групповые зумы в ёмкость не упираются, поэтому лимит стоит только в «Личном».</w:t>
-      </w:r>
-    </w:p>
-    <w:p>
-      <w:pPr>
-        <w:pStyle w:val="ListParagraph"/>
-        <w:numPr>
-          <w:ilvl w:val="0"/>
-          <w:numId w:val="2"/>
-        </w:numPr>
-        <w:spacing w:after="90" w:line="276"/>
-      </w:pPr>
-      <w:r>
-        <w:rPr>
-          <w:rFonts w:ascii="Georgia" w:cs="Georgia" w:eastAsia="Georgia" w:hAnsi="Georgia"/>
-          <w:color w:val="1A1A1A"/>
-          <w:sz w:val="22"/>
-          <w:szCs w:val="22"/>
-        </w:rPr>
-        <w:t xml:space="preserve">Шаг между тарифами меньше воспринимаемой прибавки: оба шага по 10 000 рублей, а прибавка — её голос, который в разовой консультации стоит около 200 евро.</w:t>
-      </w:r>
-    </w:p>
-    <w:p>
-      <w:pPr>
-        <w:pStyle w:val="ListParagraph"/>
-        <w:numPr>
-          <w:ilvl w:val="0"/>
-          <w:numId w:val="2"/>
-        </w:numPr>
-        <w:spacing w:after="90" w:line="276"/>
-      </w:pPr>
-      <w:r>
-        <w:rPr>
-          <w:rFonts w:ascii="Georgia" w:cs="Georgia" w:eastAsia="Georgia" w:hAnsi="Georgia"/>
-          <w:color w:val="1A1A1A"/>
-          <w:sz w:val="22"/>
-          <w:szCs w:val="22"/>
-        </w:rPr>
-        <w:t xml:space="preserve">Старт заметно ниже потолка платёжеспособности: за «Практическую эмпатию» эта аудитория платила 600–1200 евро. Цена дальше только растёт.</w:t>
       </w:r>
     </w:p>
     <w:sectPr>
